--- a/docs/Standards.docx
+++ b/docs/Standards.docx
@@ -106,6 +106,13 @@
     </w:p>
     <w:sdt>
       <w:sdtPr>
+        <w:rPr>
+          <w:rFonts w:asciiTheme="minorHAnsi" w:eastAsiaTheme="minorHAnsi" w:hAnsiTheme="minorHAnsi" w:cstheme="minorBidi"/>
+          <w:color w:val="auto"/>
+          <w:sz w:val="22"/>
+          <w:szCs w:val="22"/>
+          <w:lang w:eastAsia="en-US"/>
+        </w:rPr>
         <w:id w:val="723339710"/>
         <w:docPartObj>
           <w:docPartGallery w:val="Table of Contents"/>
@@ -114,13 +121,8 @@
       </w:sdtPr>
       <w:sdtEndPr>
         <w:rPr>
-          <w:rFonts w:asciiTheme="minorHAnsi" w:eastAsiaTheme="minorHAnsi" w:hAnsiTheme="minorHAnsi" w:cstheme="minorBidi"/>
           <w:b/>
           <w:bCs/>
-          <w:color w:val="auto"/>
-          <w:sz w:val="22"/>
-          <w:szCs w:val="22"/>
-          <w:lang w:eastAsia="en-US"/>
         </w:rPr>
       </w:sdtEndPr>
       <w:sdtContent>
@@ -133,45 +135,654 @@
           </w:r>
         </w:p>
         <w:p>
-          <w:fldSimple w:instr=" TOC \o &quot;1-3&quot; \h \z \u ">
+          <w:pPr>
+            <w:pStyle w:val="11"/>
+            <w:tabs>
+              <w:tab w:val="right" w:leader="dot" w:pos="9345"/>
+            </w:tabs>
+            <w:rPr>
+              <w:noProof/>
+            </w:rPr>
+          </w:pPr>
+          <w:r>
+            <w:fldChar w:fldCharType="begin"/>
+          </w:r>
+          <w:r>
+            <w:instrText xml:space="preserve"> TOC \o "1-3" \h \z \u </w:instrText>
+          </w:r>
+          <w:r>
+            <w:fldChar w:fldCharType="separate"/>
+          </w:r>
+          <w:hyperlink w:anchor="_Toc229157026" w:history="1">
             <w:r>
               <w:rPr>
-                <w:b/>
-                <w:bCs/>
+                <w:rStyle w:val="a5"/>
                 <w:noProof/>
               </w:rPr>
-              <w:t>Элементы оглавления не найдены.</w:t>
+              <w:t>Основные положения</w:t>
             </w:r>
-          </w:fldSimple>
+            <w:r>
+              <w:rPr>
+                <w:noProof/>
+                <w:webHidden/>
+              </w:rPr>
+              <w:tab/>
+            </w:r>
+            <w:r>
+              <w:rPr>
+                <w:noProof/>
+                <w:webHidden/>
+              </w:rPr>
+              <w:fldChar w:fldCharType="begin"/>
+            </w:r>
+            <w:r>
+              <w:rPr>
+                <w:noProof/>
+                <w:webHidden/>
+              </w:rPr>
+              <w:instrText xml:space="preserve"> PAGEREF _Toc229157026 \h </w:instrText>
+            </w:r>
+            <w:r>
+              <w:rPr>
+                <w:noProof/>
+                <w:webHidden/>
+              </w:rPr>
+            </w:r>
+            <w:r>
+              <w:rPr>
+                <w:noProof/>
+                <w:webHidden/>
+              </w:rPr>
+              <w:fldChar w:fldCharType="separate"/>
+            </w:r>
+            <w:r>
+              <w:rPr>
+                <w:noProof/>
+                <w:webHidden/>
+              </w:rPr>
+              <w:t>3</w:t>
+            </w:r>
+            <w:r>
+              <w:rPr>
+                <w:noProof/>
+                <w:webHidden/>
+              </w:rPr>
+              <w:fldChar w:fldCharType="end"/>
+            </w:r>
+          </w:hyperlink>
+        </w:p>
+        <w:p>
+          <w:pPr>
+            <w:pStyle w:val="11"/>
+            <w:tabs>
+              <w:tab w:val="right" w:leader="dot" w:pos="9345"/>
+            </w:tabs>
+            <w:rPr>
+              <w:noProof/>
+            </w:rPr>
+          </w:pPr>
+          <w:hyperlink w:anchor="_Toc229157027" w:history="1">
+            <w:r>
+              <w:rPr>
+                <w:rStyle w:val="a5"/>
+                <w:noProof/>
+              </w:rPr>
+              <w:t>Конвенция</w:t>
+            </w:r>
+            <w:r>
+              <w:rPr>
+                <w:noProof/>
+                <w:webHidden/>
+              </w:rPr>
+              <w:tab/>
+            </w:r>
+            <w:r>
+              <w:rPr>
+                <w:noProof/>
+                <w:webHidden/>
+              </w:rPr>
+              <w:fldChar w:fldCharType="begin"/>
+            </w:r>
+            <w:r>
+              <w:rPr>
+                <w:noProof/>
+                <w:webHidden/>
+              </w:rPr>
+              <w:instrText xml:space="preserve"> PAGEREF _Toc229157027 \h </w:instrText>
+            </w:r>
+            <w:r>
+              <w:rPr>
+                <w:noProof/>
+                <w:webHidden/>
+              </w:rPr>
+            </w:r>
+            <w:r>
+              <w:rPr>
+                <w:noProof/>
+                <w:webHidden/>
+              </w:rPr>
+              <w:fldChar w:fldCharType="separate"/>
+            </w:r>
+            <w:r>
+              <w:rPr>
+                <w:noProof/>
+                <w:webHidden/>
+              </w:rPr>
+              <w:t>3</w:t>
+            </w:r>
+            <w:r>
+              <w:rPr>
+                <w:noProof/>
+                <w:webHidden/>
+              </w:rPr>
+              <w:fldChar w:fldCharType="end"/>
+            </w:r>
+          </w:hyperlink>
+        </w:p>
+        <w:p>
+          <w:r>
+            <w:rPr>
+              <w:b/>
+              <w:bCs/>
+              <w:noProof/>
+            </w:rPr>
+            <w:fldChar w:fldCharType="end"/>
+          </w:r>
         </w:p>
       </w:sdtContent>
     </w:sdt>
     <w:p>
-      <w:pPr>
-        <w:jc w:val="center"/>
-        <w:rPr>
+      <w:bookmarkStart w:id="0" w:name="_Toc229157026"/>
+      <w:r>
+        <w:br w:type="page"/>
+      </w:r>
+    </w:p>
+    <w:p>
+      <w:pPr>
+        <w:pStyle w:val="1"/>
+        <w:spacing w:line="480" w:lineRule="auto"/>
+      </w:pPr>
+      <w:r>
+        <w:lastRenderedPageBreak/>
+        <w:t>Используемые термины</w:t>
+      </w:r>
+    </w:p>
+    <w:p>
+      <w:pPr>
+        <w:rPr>
+          <w:rFonts w:asciiTheme="majorHAnsi" w:hAnsiTheme="majorHAnsi" w:cstheme="majorHAnsi"/>
+        </w:rPr>
+      </w:pPr>
+      <w:bookmarkStart w:id="1" w:name="Единица_Данных"/>
+      <w:r>
+        <w:rPr>
+          <w:rFonts w:asciiTheme="majorHAnsi" w:hAnsiTheme="majorHAnsi" w:cstheme="majorHAnsi"/>
           <w:b/>
           <w:bCs/>
-          <w:sz w:val="46"/>
-          <w:szCs w:val="46"/>
-        </w:rPr>
-      </w:pPr>
-    </w:p>
-    <w:p>
-      <w:pPr>
-        <w:rPr>
+        </w:rPr>
+        <w:t>Единица данных</w:t>
+      </w:r>
+      <w:bookmarkEnd w:id="1"/>
+      <w:r>
+        <w:rPr>
+          <w:rFonts w:asciiTheme="majorHAnsi" w:hAnsiTheme="majorHAnsi" w:cstheme="majorHAnsi"/>
           <w:b/>
           <w:bCs/>
-          <w:sz w:val="46"/>
-          <w:szCs w:val="46"/>
-        </w:rPr>
-      </w:pPr>
-      <w:r>
-        <w:rPr>
+        </w:rPr>
+        <w:t xml:space="preserve"> </w:t>
+      </w:r>
+      <w:r>
+        <w:rPr>
+          <w:rFonts w:asciiTheme="majorHAnsi" w:hAnsiTheme="majorHAnsi" w:cstheme="majorHAnsi"/>
+        </w:rPr>
+        <w:t>– один из основных объектов игровых данных таких как “Единица”, “Способность”, “Улучшение”, “</w:t>
+      </w:r>
+      <w:r>
+        <w:rPr>
+          <w:rFonts w:asciiTheme="majorHAnsi" w:hAnsiTheme="majorHAnsi" w:cstheme="majorHAnsi"/>
+        </w:rPr>
+        <w:t>Оружие</w:t>
+      </w:r>
+      <w:r>
+        <w:rPr>
+          <w:rFonts w:asciiTheme="majorHAnsi" w:hAnsiTheme="majorHAnsi" w:cstheme="majorHAnsi"/>
+        </w:rPr>
+        <w:t>”</w:t>
+      </w:r>
+      <w:r>
+        <w:rPr>
+          <w:rFonts w:asciiTheme="majorHAnsi" w:hAnsiTheme="majorHAnsi" w:cstheme="majorHAnsi"/>
+        </w:rPr>
+        <w:t xml:space="preserve">, </w:t>
+      </w:r>
+      <w:r>
+        <w:rPr>
+          <w:rFonts w:asciiTheme="majorHAnsi" w:hAnsiTheme="majorHAnsi" w:cstheme="majorHAnsi"/>
+        </w:rPr>
+        <w:t xml:space="preserve">а также </w:t>
+      </w:r>
+      <w:r>
+        <w:rPr>
+          <w:rFonts w:asciiTheme="majorHAnsi" w:hAnsiTheme="majorHAnsi" w:cstheme="majorHAnsi"/>
+          <w:i/>
+          <w:iCs/>
+        </w:rPr>
+        <w:t xml:space="preserve">главные </w:t>
+      </w:r>
+      <w:r>
+        <w:rPr>
+          <w:rFonts w:asciiTheme="majorHAnsi" w:hAnsiTheme="majorHAnsi" w:cstheme="majorHAnsi"/>
+          <w:i/>
+          <w:iCs/>
+          <w:lang w:val="en-US"/>
+        </w:rPr>
+        <w:t>behavior</w:t>
+      </w:r>
+      <w:r>
+        <w:rPr>
+          <w:rFonts w:asciiTheme="majorHAnsi" w:hAnsiTheme="majorHAnsi" w:cstheme="majorHAnsi"/>
+          <w:i/>
+          <w:iCs/>
+        </w:rPr>
+        <w:t>’</w:t>
+      </w:r>
+      <w:r>
+        <w:rPr>
+          <w:rFonts w:asciiTheme="majorHAnsi" w:hAnsiTheme="majorHAnsi" w:cstheme="majorHAnsi"/>
+          <w:i/>
+          <w:iCs/>
+          <w:lang w:val="en-US"/>
+        </w:rPr>
+        <w:t>s</w:t>
+      </w:r>
+      <w:r>
+        <w:rPr>
+          <w:rFonts w:asciiTheme="majorHAnsi" w:hAnsiTheme="majorHAnsi" w:cstheme="majorHAnsi"/>
+          <w:i/>
+          <w:iCs/>
+        </w:rPr>
+        <w:t>.</w:t>
+      </w:r>
+      <w:r>
+        <w:rPr>
+          <w:rFonts w:asciiTheme="majorHAnsi" w:hAnsiTheme="majorHAnsi" w:cstheme="majorHAnsi"/>
+        </w:rPr>
+        <w:t xml:space="preserve"> Для каждой единицы </w:t>
+      </w:r>
+      <w:proofErr w:type="gramStart"/>
+      <w:r>
+        <w:rPr>
+          <w:rFonts w:asciiTheme="majorHAnsi" w:hAnsiTheme="majorHAnsi" w:cstheme="majorHAnsi"/>
+        </w:rPr>
+        <w:t xml:space="preserve">данных </w:t>
+      </w:r>
+      <w:r>
+        <w:rPr>
+          <w:rFonts w:asciiTheme="majorHAnsi" w:hAnsiTheme="majorHAnsi" w:cstheme="majorHAnsi"/>
           <w:b/>
           <w:bCs/>
-          <w:sz w:val="46"/>
-          <w:szCs w:val="46"/>
+        </w:rPr>
+        <w:t>Требуется</w:t>
+      </w:r>
+      <w:proofErr w:type="gramEnd"/>
+      <w:r>
+        <w:rPr>
+          <w:rFonts w:asciiTheme="majorHAnsi" w:hAnsiTheme="majorHAnsi" w:cstheme="majorHAnsi"/>
+        </w:rPr>
+        <w:t xml:space="preserve"> собственная Коллекция данных </w:t>
+      </w:r>
+      <w:r>
+        <w:rPr>
+          <w:rFonts w:asciiTheme="majorHAnsi" w:hAnsiTheme="majorHAnsi" w:cstheme="majorHAnsi"/>
+        </w:rPr>
+        <w:t>(</w:t>
+      </w:r>
+      <w:r>
+        <w:rPr>
+          <w:rFonts w:asciiTheme="majorHAnsi" w:hAnsiTheme="majorHAnsi" w:cstheme="majorHAnsi"/>
+          <w:lang w:val="en-US"/>
+        </w:rPr>
+        <w:t>Data</w:t>
+      </w:r>
+      <w:r>
+        <w:rPr>
+          <w:rFonts w:asciiTheme="majorHAnsi" w:hAnsiTheme="majorHAnsi" w:cstheme="majorHAnsi"/>
+        </w:rPr>
+        <w:t xml:space="preserve"> </w:t>
+      </w:r>
+      <w:r>
+        <w:rPr>
+          <w:rFonts w:asciiTheme="majorHAnsi" w:hAnsiTheme="majorHAnsi" w:cstheme="majorHAnsi"/>
+          <w:lang w:val="en-US"/>
+        </w:rPr>
+        <w:t>Collection</w:t>
+      </w:r>
+      <w:r>
+        <w:rPr>
+          <w:rFonts w:asciiTheme="majorHAnsi" w:hAnsiTheme="majorHAnsi" w:cstheme="majorHAnsi"/>
+        </w:rPr>
+        <w:t>)</w:t>
+      </w:r>
+    </w:p>
+    <w:p>
+      <w:pPr>
+        <w:rPr>
+          <w:rFonts w:asciiTheme="majorHAnsi" w:hAnsiTheme="majorHAnsi" w:cstheme="majorHAnsi"/>
+        </w:rPr>
+      </w:pPr>
+      <w:bookmarkStart w:id="2" w:name="Дополнительная_Единица_Данных"/>
+      <w:r>
+        <w:rPr>
+          <w:rFonts w:asciiTheme="majorHAnsi" w:hAnsiTheme="majorHAnsi" w:cstheme="majorHAnsi"/>
+          <w:b/>
+          <w:bCs/>
+        </w:rPr>
+        <w:t>Дополнительная единица данных</w:t>
+      </w:r>
+      <w:bookmarkEnd w:id="2"/>
+      <w:r>
+        <w:rPr>
+          <w:rFonts w:asciiTheme="majorHAnsi" w:hAnsiTheme="majorHAnsi" w:cstheme="majorHAnsi"/>
+        </w:rPr>
+        <w:t xml:space="preserve"> – Вложенные объекты в</w:t>
+      </w:r>
+      <w:r>
+        <w:rPr>
+          <w:rFonts w:asciiTheme="majorHAnsi" w:hAnsiTheme="majorHAnsi" w:cstheme="majorHAnsi"/>
+        </w:rPr>
+        <w:t xml:space="preserve"> </w:t>
+      </w:r>
+      <w:r>
+        <w:rPr>
+          <w:rFonts w:asciiTheme="majorHAnsi" w:hAnsiTheme="majorHAnsi" w:cstheme="majorHAnsi"/>
+        </w:rPr>
+        <w:t>коллекцию данных</w:t>
+      </w:r>
+      <w:r>
+        <w:rPr>
+          <w:rFonts w:asciiTheme="majorHAnsi" w:hAnsiTheme="majorHAnsi" w:cstheme="majorHAnsi"/>
+        </w:rPr>
+        <w:t xml:space="preserve"> основн</w:t>
+      </w:r>
+      <w:r>
+        <w:rPr>
+          <w:rFonts w:asciiTheme="majorHAnsi" w:hAnsiTheme="majorHAnsi" w:cstheme="majorHAnsi"/>
+        </w:rPr>
+        <w:t>ой</w:t>
+      </w:r>
+      <w:r>
+        <w:rPr>
+          <w:rFonts w:asciiTheme="majorHAnsi" w:hAnsiTheme="majorHAnsi" w:cstheme="majorHAnsi"/>
+        </w:rPr>
+        <w:t xml:space="preserve"> единиц</w:t>
+      </w:r>
+      <w:r>
+        <w:rPr>
+          <w:rFonts w:asciiTheme="majorHAnsi" w:hAnsiTheme="majorHAnsi" w:cstheme="majorHAnsi"/>
+        </w:rPr>
+        <w:t>ы</w:t>
+      </w:r>
+      <w:r>
+        <w:rPr>
+          <w:rFonts w:asciiTheme="majorHAnsi" w:hAnsiTheme="majorHAnsi" w:cstheme="majorHAnsi"/>
+        </w:rPr>
+        <w:t xml:space="preserve"> данных. Например: “</w:t>
+      </w:r>
+      <w:r>
+        <w:rPr>
+          <w:rFonts w:asciiTheme="majorHAnsi" w:hAnsiTheme="majorHAnsi" w:cstheme="majorHAnsi"/>
+        </w:rPr>
+        <w:t>Модели</w:t>
+      </w:r>
+      <w:r>
+        <w:rPr>
+          <w:rFonts w:asciiTheme="majorHAnsi" w:hAnsiTheme="majorHAnsi" w:cstheme="majorHAnsi"/>
+        </w:rPr>
+        <w:t>”</w:t>
+      </w:r>
+      <w:proofErr w:type="gramStart"/>
+      <w:r>
+        <w:rPr>
+          <w:rFonts w:asciiTheme="majorHAnsi" w:hAnsiTheme="majorHAnsi" w:cstheme="majorHAnsi"/>
+        </w:rPr>
+        <w:t>,</w:t>
+      </w:r>
+      <w:r>
+        <w:rPr>
+          <w:rFonts w:asciiTheme="majorHAnsi" w:hAnsiTheme="majorHAnsi" w:cstheme="majorHAnsi"/>
+        </w:rPr>
+        <w:t xml:space="preserve"> </w:t>
+      </w:r>
+      <w:r>
+        <w:rPr>
+          <w:rFonts w:asciiTheme="majorHAnsi" w:hAnsiTheme="majorHAnsi" w:cstheme="majorHAnsi"/>
+        </w:rPr>
+        <w:t>”Акторы</w:t>
+      </w:r>
+      <w:proofErr w:type="gramEnd"/>
+      <w:r>
+        <w:rPr>
+          <w:rFonts w:asciiTheme="majorHAnsi" w:hAnsiTheme="majorHAnsi" w:cstheme="majorHAnsi"/>
+        </w:rPr>
+        <w:t>”</w:t>
+      </w:r>
+      <w:r>
+        <w:rPr>
+          <w:rFonts w:asciiTheme="majorHAnsi" w:hAnsiTheme="majorHAnsi" w:cstheme="majorHAnsi"/>
+        </w:rPr>
+        <w:t>, “Эффект</w:t>
+      </w:r>
+      <w:r>
+        <w:rPr>
+          <w:rFonts w:asciiTheme="majorHAnsi" w:hAnsiTheme="majorHAnsi" w:cstheme="majorHAnsi"/>
+        </w:rPr>
+        <w:t>ы</w:t>
+      </w:r>
+      <w:r>
+        <w:rPr>
+          <w:rFonts w:asciiTheme="majorHAnsi" w:hAnsiTheme="majorHAnsi" w:cstheme="majorHAnsi"/>
+        </w:rPr>
+        <w:t>”, “</w:t>
+      </w:r>
+      <w:r>
+        <w:rPr>
+          <w:rFonts w:asciiTheme="majorHAnsi" w:hAnsiTheme="majorHAnsi" w:cstheme="majorHAnsi"/>
+        </w:rPr>
+        <w:t xml:space="preserve">Дополнительные </w:t>
+      </w:r>
+      <w:r>
+        <w:rPr>
+          <w:rFonts w:asciiTheme="majorHAnsi" w:hAnsiTheme="majorHAnsi" w:cstheme="majorHAnsi"/>
+          <w:lang w:val="en-US"/>
+        </w:rPr>
+        <w:t>behavior</w:t>
+      </w:r>
+      <w:r>
+        <w:rPr>
+          <w:rFonts w:asciiTheme="majorHAnsi" w:hAnsiTheme="majorHAnsi" w:cstheme="majorHAnsi"/>
+        </w:rPr>
+        <w:t>’</w:t>
+      </w:r>
+      <w:r>
+        <w:rPr>
+          <w:rFonts w:asciiTheme="majorHAnsi" w:hAnsiTheme="majorHAnsi" w:cstheme="majorHAnsi"/>
+          <w:lang w:val="en-US"/>
+        </w:rPr>
+        <w:t>s</w:t>
+      </w:r>
+      <w:r>
+        <w:rPr>
+          <w:rFonts w:asciiTheme="majorHAnsi" w:hAnsiTheme="majorHAnsi" w:cstheme="majorHAnsi"/>
+        </w:rPr>
+        <w:t>”, “Звук</w:t>
+      </w:r>
+      <w:r>
+        <w:rPr>
+          <w:rFonts w:asciiTheme="majorHAnsi" w:hAnsiTheme="majorHAnsi" w:cstheme="majorHAnsi"/>
+        </w:rPr>
+        <w:t>”, “</w:t>
+      </w:r>
+      <w:r>
+        <w:rPr>
+          <w:rFonts w:asciiTheme="majorHAnsi" w:hAnsiTheme="majorHAnsi" w:cstheme="majorHAnsi"/>
+        </w:rPr>
+        <w:t>Освещение</w:t>
+      </w:r>
+      <w:r>
+        <w:rPr>
+          <w:rFonts w:asciiTheme="majorHAnsi" w:hAnsiTheme="majorHAnsi" w:cstheme="majorHAnsi"/>
+        </w:rPr>
+        <w:t>”, “</w:t>
+      </w:r>
+      <w:r>
+        <w:rPr>
+          <w:rFonts w:asciiTheme="majorHAnsi" w:hAnsiTheme="majorHAnsi" w:cstheme="majorHAnsi"/>
+        </w:rPr>
+        <w:t>Аккумуляторы</w:t>
+      </w:r>
+      <w:r>
+        <w:rPr>
+          <w:rFonts w:asciiTheme="majorHAnsi" w:hAnsiTheme="majorHAnsi" w:cstheme="majorHAnsi"/>
+        </w:rPr>
+        <w:t>”, “</w:t>
+      </w:r>
+      <w:proofErr w:type="spellStart"/>
+      <w:r>
+        <w:rPr>
+          <w:rFonts w:asciiTheme="majorHAnsi" w:hAnsiTheme="majorHAnsi" w:cstheme="majorHAnsi"/>
+        </w:rPr>
+        <w:t>Муверы</w:t>
+      </w:r>
+      <w:proofErr w:type="spellEnd"/>
+      <w:r>
+        <w:rPr>
+          <w:rFonts w:asciiTheme="majorHAnsi" w:hAnsiTheme="majorHAnsi" w:cstheme="majorHAnsi"/>
+        </w:rPr>
+        <w:t>”, “</w:t>
+      </w:r>
+      <w:r>
+        <w:rPr>
+          <w:rFonts w:asciiTheme="majorHAnsi" w:hAnsiTheme="majorHAnsi" w:cstheme="majorHAnsi"/>
+        </w:rPr>
+        <w:t>Единицы для снарядов</w:t>
+      </w:r>
+      <w:r>
+        <w:rPr>
+          <w:rFonts w:asciiTheme="majorHAnsi" w:hAnsiTheme="majorHAnsi" w:cstheme="majorHAnsi"/>
+        </w:rPr>
+        <w:t>”</w:t>
+      </w:r>
+      <w:r>
+        <w:rPr>
+          <w:rFonts w:asciiTheme="majorHAnsi" w:hAnsiTheme="majorHAnsi" w:cstheme="majorHAnsi"/>
+        </w:rPr>
+        <w:t>.</w:t>
+      </w:r>
+    </w:p>
+    <w:p>
+      <w:pPr>
+        <w:rPr>
+          <w:rFonts w:asciiTheme="majorHAnsi" w:hAnsiTheme="majorHAnsi" w:cstheme="majorHAnsi"/>
+        </w:rPr>
+      </w:pPr>
+      <w:bookmarkStart w:id="3" w:name="Текущая_Единица"/>
+      <w:r>
+        <w:rPr>
+          <w:rFonts w:asciiTheme="majorHAnsi" w:hAnsiTheme="majorHAnsi" w:cstheme="majorHAnsi"/>
+          <w:b/>
+          <w:bCs/>
+        </w:rPr>
+        <w:t>Текущая единица</w:t>
+      </w:r>
+      <w:bookmarkEnd w:id="3"/>
+      <w:r>
+        <w:rPr>
+          <w:rFonts w:asciiTheme="majorHAnsi" w:hAnsiTheme="majorHAnsi" w:cstheme="majorHAnsi"/>
+        </w:rPr>
+        <w:t xml:space="preserve"> – </w:t>
+      </w:r>
+      <w:r>
+        <w:rPr>
+          <w:rFonts w:asciiTheme="majorHAnsi" w:hAnsiTheme="majorHAnsi" w:cstheme="majorHAnsi"/>
+        </w:rPr>
+        <w:t>Считается той единицей</w:t>
+      </w:r>
+      <w:r>
+        <w:rPr>
+          <w:rFonts w:asciiTheme="majorHAnsi" w:hAnsiTheme="majorHAnsi" w:cstheme="majorHAnsi"/>
+        </w:rPr>
+        <w:t xml:space="preserve">, </w:t>
+      </w:r>
+      <w:r>
+        <w:rPr>
+          <w:rFonts w:asciiTheme="majorHAnsi" w:hAnsiTheme="majorHAnsi" w:cstheme="majorHAnsi"/>
+        </w:rPr>
+        <w:t>над которой в данный момент ведётся работа</w:t>
+      </w:r>
+      <w:r>
+        <w:rPr>
+          <w:rFonts w:asciiTheme="majorHAnsi" w:hAnsiTheme="majorHAnsi" w:cstheme="majorHAnsi"/>
+        </w:rPr>
+        <w:t xml:space="preserve">, </w:t>
+      </w:r>
+      <w:r>
+        <w:rPr>
+          <w:rFonts w:asciiTheme="majorHAnsi" w:hAnsiTheme="majorHAnsi" w:cstheme="majorHAnsi"/>
+        </w:rPr>
+        <w:t>и для которой создано текущее пространство данных (</w:t>
+      </w:r>
+      <w:r>
+        <w:rPr>
+          <w:rFonts w:asciiTheme="majorHAnsi" w:hAnsiTheme="majorHAnsi" w:cstheme="majorHAnsi"/>
+          <w:lang w:val="en-US"/>
+        </w:rPr>
+        <w:t>Data</w:t>
+      </w:r>
+      <w:r>
+        <w:rPr>
+          <w:rFonts w:asciiTheme="majorHAnsi" w:hAnsiTheme="majorHAnsi" w:cstheme="majorHAnsi"/>
+        </w:rPr>
+        <w:t xml:space="preserve"> </w:t>
+      </w:r>
+      <w:r>
+        <w:rPr>
+          <w:rFonts w:asciiTheme="majorHAnsi" w:hAnsiTheme="majorHAnsi" w:cstheme="majorHAnsi"/>
+          <w:lang w:val="en-US"/>
+        </w:rPr>
+        <w:t>Space</w:t>
+      </w:r>
+      <w:r>
+        <w:rPr>
+          <w:rFonts w:asciiTheme="majorHAnsi" w:hAnsiTheme="majorHAnsi" w:cstheme="majorHAnsi"/>
+        </w:rPr>
+        <w:t>)</w:t>
+      </w:r>
+    </w:p>
+    <w:p>
+      <w:pPr>
+        <w:rPr>
+          <w:rFonts w:asciiTheme="majorHAnsi" w:eastAsiaTheme="majorEastAsia" w:hAnsiTheme="majorHAnsi" w:cstheme="majorBidi"/>
+          <w:color w:val="2F5496" w:themeColor="accent1" w:themeShade="BF"/>
+          <w:sz w:val="32"/>
+          <w:szCs w:val="32"/>
+        </w:rPr>
+      </w:pPr>
+    </w:p>
+    <w:p>
+      <w:pPr>
+        <w:rPr>
+          <w:rFonts w:asciiTheme="majorHAnsi" w:eastAsiaTheme="majorEastAsia" w:hAnsiTheme="majorHAnsi" w:cstheme="majorBidi"/>
+          <w:color w:val="2F5496" w:themeColor="accent1" w:themeShade="BF"/>
+          <w:sz w:val="32"/>
+          <w:szCs w:val="32"/>
+        </w:rPr>
+      </w:pPr>
+      <w:r>
+        <w:rPr>
+          <w:rFonts w:asciiTheme="majorHAnsi" w:eastAsiaTheme="majorEastAsia" w:hAnsiTheme="majorHAnsi" w:cstheme="majorBidi"/>
+          <w:color w:val="2F5496" w:themeColor="accent1" w:themeShade="BF"/>
+          <w:sz w:val="32"/>
+          <w:szCs w:val="32"/>
         </w:rPr>
         <w:br w:type="page"/>
       </w:r>
@@ -184,6 +795,7 @@
         <w:lastRenderedPageBreak/>
         <w:t>Основные положения</w:t>
       </w:r>
+      <w:bookmarkEnd w:id="0"/>
     </w:p>
     <w:p/>
     <w:p>
@@ -229,14 +841,1208 @@
     <w:p>
       <w:pPr>
         <w:pStyle w:val="1"/>
-        <w:rPr>
-          <w:lang w:val="en-US"/>
-        </w:rPr>
-      </w:pPr>
-      <w:r>
-        <w:t xml:space="preserve">Конвенция </w:t>
-      </w:r>
-    </w:p>
+      </w:pPr>
+      <w:r>
+        <w:t>Наименования идентификаторов</w:t>
+      </w:r>
+    </w:p>
+    <w:p/>
+    <w:p>
+      <w:r>
+        <w:t>Все идентификаторы должны выглядеть по такому шаблону</w:t>
+      </w:r>
+      <w:r>
+        <w:t xml:space="preserve">: </w:t>
+      </w:r>
+      <w:r>
+        <w:rPr>
+          <w:i/>
+          <w:iCs/>
+        </w:rPr>
+        <w:t>{</w:t>
+      </w:r>
+      <w:r>
+        <w:rPr>
+          <w:i/>
+          <w:iCs/>
+          <w:lang w:val="en-US"/>
+        </w:rPr>
+        <w:t>Data</w:t>
+      </w:r>
+      <w:r>
+        <w:rPr>
+          <w:i/>
+          <w:iCs/>
+        </w:rPr>
+        <w:t xml:space="preserve"> </w:t>
+      </w:r>
+      <w:r>
+        <w:rPr>
+          <w:i/>
+          <w:iCs/>
+          <w:lang w:val="en-US"/>
+        </w:rPr>
+        <w:t>Collection</w:t>
+      </w:r>
+      <w:r>
+        <w:rPr>
+          <w:i/>
+          <w:iCs/>
+        </w:rPr>
+        <w:t xml:space="preserve"> </w:t>
+      </w:r>
+      <w:proofErr w:type="gramStart"/>
+      <w:r>
+        <w:rPr>
+          <w:i/>
+          <w:iCs/>
+          <w:lang w:val="en-US"/>
+        </w:rPr>
+        <w:t>ID</w:t>
+      </w:r>
+      <w:r>
+        <w:rPr>
+          <w:i/>
+          <w:iCs/>
+        </w:rPr>
+        <w:t>}@</w:t>
+      </w:r>
+      <w:proofErr w:type="gramEnd"/>
+      <w:r>
+        <w:rPr>
+          <w:i/>
+          <w:iCs/>
+        </w:rPr>
+        <w:t>{</w:t>
+      </w:r>
+      <w:r>
+        <w:rPr>
+          <w:i/>
+          <w:iCs/>
+          <w:lang w:val="en-US"/>
+        </w:rPr>
+        <w:t>Object</w:t>
+      </w:r>
+      <w:r>
+        <w:rPr>
+          <w:i/>
+          <w:iCs/>
+        </w:rPr>
+        <w:t xml:space="preserve"> </w:t>
+      </w:r>
+      <w:r>
+        <w:rPr>
+          <w:i/>
+          <w:iCs/>
+          <w:lang w:val="en-US"/>
+        </w:rPr>
+        <w:t>ID</w:t>
+      </w:r>
+      <w:r>
+        <w:rPr>
+          <w:i/>
+          <w:iCs/>
+        </w:rPr>
+        <w:t>}</w:t>
+      </w:r>
+      <w:r>
+        <w:t xml:space="preserve">. </w:t>
+      </w:r>
+    </w:p>
+    <w:p>
+      <w:pPr>
+        <w:rPr>
+          <w:i/>
+          <w:iCs/>
+          <w:lang w:val="en-US"/>
+        </w:rPr>
+      </w:pPr>
+      <w:r>
+        <w:rPr>
+          <w:rFonts w:asciiTheme="majorHAnsi" w:hAnsiTheme="majorHAnsi" w:cstheme="majorHAnsi"/>
+        </w:rPr>
+        <w:t>Предполагается</w:t>
+      </w:r>
+      <w:r>
+        <w:rPr>
+          <w:rFonts w:asciiTheme="majorHAnsi" w:hAnsiTheme="majorHAnsi" w:cstheme="majorHAnsi"/>
+        </w:rPr>
+        <w:t xml:space="preserve">, </w:t>
+      </w:r>
+      <w:r>
+        <w:rPr>
+          <w:rFonts w:asciiTheme="majorHAnsi" w:hAnsiTheme="majorHAnsi" w:cstheme="majorHAnsi"/>
+        </w:rPr>
+        <w:t xml:space="preserve">что </w:t>
+      </w:r>
+      <w:r>
+        <w:rPr>
+          <w:rFonts w:asciiTheme="majorHAnsi" w:hAnsiTheme="majorHAnsi" w:cstheme="majorHAnsi"/>
+        </w:rPr>
+        <w:fldChar w:fldCharType="begin"/>
+      </w:r>
+      <w:r>
+        <w:rPr>
+          <w:rFonts w:asciiTheme="majorHAnsi" w:hAnsiTheme="majorHAnsi" w:cstheme="majorHAnsi"/>
+        </w:rPr>
+        <w:instrText xml:space="preserve"> REF Единица_Данных \h </w:instrText>
+      </w:r>
+      <w:r>
+        <w:rPr>
+          <w:rFonts w:asciiTheme="majorHAnsi" w:hAnsiTheme="majorHAnsi" w:cstheme="majorHAnsi"/>
+        </w:rPr>
+      </w:r>
+      <w:r>
+        <w:rPr>
+          <w:rFonts w:asciiTheme="majorHAnsi" w:hAnsiTheme="majorHAnsi" w:cstheme="majorHAnsi"/>
+        </w:rPr>
+        <w:fldChar w:fldCharType="separate"/>
+      </w:r>
+      <w:r>
+        <w:rPr>
+          <w:rFonts w:asciiTheme="majorHAnsi" w:hAnsiTheme="majorHAnsi" w:cstheme="majorHAnsi"/>
+          <w:b/>
+          <w:bCs/>
+        </w:rPr>
+        <w:t>е</w:t>
+      </w:r>
+      <w:r>
+        <w:rPr>
+          <w:rFonts w:asciiTheme="majorHAnsi" w:hAnsiTheme="majorHAnsi" w:cstheme="majorHAnsi"/>
+          <w:b/>
+          <w:bCs/>
+        </w:rPr>
+        <w:t>ди</w:t>
+      </w:r>
+      <w:r>
+        <w:rPr>
+          <w:rFonts w:asciiTheme="majorHAnsi" w:hAnsiTheme="majorHAnsi" w:cstheme="majorHAnsi"/>
+          <w:b/>
+          <w:bCs/>
+        </w:rPr>
+        <w:t>н</w:t>
+      </w:r>
+      <w:r>
+        <w:rPr>
+          <w:rFonts w:asciiTheme="majorHAnsi" w:hAnsiTheme="majorHAnsi" w:cstheme="majorHAnsi"/>
+          <w:b/>
+          <w:bCs/>
+        </w:rPr>
+        <w:t>и</w:t>
+      </w:r>
+      <w:r>
+        <w:rPr>
+          <w:rFonts w:asciiTheme="majorHAnsi" w:hAnsiTheme="majorHAnsi" w:cstheme="majorHAnsi"/>
+          <w:b/>
+          <w:bCs/>
+        </w:rPr>
+        <w:t>ц</w:t>
+      </w:r>
+      <w:r>
+        <w:rPr>
+          <w:rFonts w:asciiTheme="majorHAnsi" w:hAnsiTheme="majorHAnsi" w:cstheme="majorHAnsi"/>
+          <w:b/>
+          <w:bCs/>
+        </w:rPr>
+        <w:t>а</w:t>
+      </w:r>
+      <w:r>
+        <w:rPr>
+          <w:rFonts w:asciiTheme="majorHAnsi" w:hAnsiTheme="majorHAnsi" w:cstheme="majorHAnsi"/>
+          <w:b/>
+          <w:bCs/>
+        </w:rPr>
+        <w:t xml:space="preserve"> данных</w:t>
+      </w:r>
+      <w:r>
+        <w:rPr>
+          <w:rFonts w:asciiTheme="majorHAnsi" w:hAnsiTheme="majorHAnsi" w:cstheme="majorHAnsi"/>
+        </w:rPr>
+        <w:fldChar w:fldCharType="end"/>
+      </w:r>
+      <w:r>
+        <w:rPr>
+          <w:rFonts w:asciiTheme="majorHAnsi" w:hAnsiTheme="majorHAnsi" w:cstheme="majorHAnsi"/>
+        </w:rPr>
+        <w:t xml:space="preserve"> должна иметь т</w:t>
+      </w:r>
+      <w:r>
+        <w:rPr>
+          <w:rFonts w:asciiTheme="majorHAnsi" w:hAnsiTheme="majorHAnsi" w:cstheme="majorHAnsi"/>
+        </w:rPr>
+        <w:t>очно такой же идентификатор</w:t>
+      </w:r>
+      <w:r>
+        <w:rPr>
+          <w:rFonts w:asciiTheme="majorHAnsi" w:hAnsiTheme="majorHAnsi" w:cstheme="majorHAnsi"/>
+        </w:rPr>
+        <w:t xml:space="preserve">, </w:t>
+      </w:r>
+      <w:r>
+        <w:rPr>
+          <w:rFonts w:asciiTheme="majorHAnsi" w:hAnsiTheme="majorHAnsi" w:cstheme="majorHAnsi"/>
+        </w:rPr>
+        <w:t>что и связанная с ней коллекция данных</w:t>
+      </w:r>
+      <w:r>
+        <w:rPr>
+          <w:rFonts w:asciiTheme="majorHAnsi" w:hAnsiTheme="majorHAnsi" w:cstheme="majorHAnsi"/>
+        </w:rPr>
+        <w:t xml:space="preserve">. </w:t>
+      </w:r>
+      <w:r>
+        <w:rPr>
+          <w:rFonts w:asciiTheme="majorHAnsi" w:hAnsiTheme="majorHAnsi" w:cstheme="majorHAnsi"/>
+        </w:rPr>
+        <w:t>Например</w:t>
+      </w:r>
+      <w:r>
+        <w:rPr>
+          <w:rFonts w:asciiTheme="majorHAnsi" w:hAnsiTheme="majorHAnsi" w:cstheme="majorHAnsi"/>
+        </w:rPr>
+        <w:t xml:space="preserve">: </w:t>
+      </w:r>
+      <w:r>
+        <w:rPr>
+          <w:rFonts w:asciiTheme="majorHAnsi" w:hAnsiTheme="majorHAnsi" w:cstheme="majorHAnsi"/>
+        </w:rPr>
+        <w:t xml:space="preserve">идентификатор единицы </w:t>
+      </w:r>
+      <w:r>
+        <w:rPr>
+          <w:rFonts w:asciiTheme="majorHAnsi" w:hAnsiTheme="majorHAnsi" w:cstheme="majorHAnsi"/>
+          <w:i/>
+          <w:iCs/>
+        </w:rPr>
+        <w:t>“</w:t>
+      </w:r>
+      <w:r>
+        <w:rPr>
+          <w:rFonts w:asciiTheme="majorHAnsi" w:hAnsiTheme="majorHAnsi" w:cstheme="majorHAnsi"/>
+          <w:i/>
+          <w:iCs/>
+          <w:lang w:val="en-US"/>
+        </w:rPr>
+        <w:t>Marine</w:t>
+      </w:r>
+      <w:r>
+        <w:rPr>
+          <w:rFonts w:asciiTheme="majorHAnsi" w:hAnsiTheme="majorHAnsi" w:cstheme="majorHAnsi"/>
+          <w:i/>
+          <w:iCs/>
+        </w:rPr>
+        <w:t>”</w:t>
+      </w:r>
+      <w:r>
+        <w:rPr>
+          <w:rFonts w:asciiTheme="majorHAnsi" w:hAnsiTheme="majorHAnsi" w:cstheme="majorHAnsi"/>
+        </w:rPr>
+        <w:t xml:space="preserve"> должен совпадать с идентификатором коллекции </w:t>
+      </w:r>
+      <w:r>
+        <w:rPr>
+          <w:rFonts w:asciiTheme="majorHAnsi" w:hAnsiTheme="majorHAnsi" w:cstheme="majorHAnsi"/>
+          <w:i/>
+          <w:iCs/>
+        </w:rPr>
+        <w:t>“</w:t>
+      </w:r>
+      <w:r>
+        <w:rPr>
+          <w:rFonts w:asciiTheme="majorHAnsi" w:hAnsiTheme="majorHAnsi" w:cstheme="majorHAnsi"/>
+          <w:i/>
+          <w:iCs/>
+          <w:lang w:val="en-US"/>
+        </w:rPr>
+        <w:t>Marine</w:t>
+      </w:r>
+      <w:r>
+        <w:rPr>
+          <w:rFonts w:asciiTheme="majorHAnsi" w:hAnsiTheme="majorHAnsi" w:cstheme="majorHAnsi"/>
+          <w:i/>
+          <w:iCs/>
+        </w:rPr>
+        <w:t xml:space="preserve">”, </w:t>
+      </w:r>
+    </w:p>
+    <w:p>
+      <w:r>
+        <w:t>Ниже представлены примеры стандартного наименования идентификаторов различных объектов</w:t>
+      </w:r>
+      <w:r>
+        <w:t>.</w:t>
+      </w:r>
+      <w:r>
+        <w:t xml:space="preserve"> С помощью </w:t>
+      </w:r>
+      <w:r>
+        <w:t>“</w:t>
+      </w:r>
+      <w:r>
+        <w:rPr>
+          <w:lang w:val="en-US"/>
+        </w:rPr>
+        <w:t>x</w:t>
+      </w:r>
+      <w:r>
+        <w:t>”</w:t>
+      </w:r>
+      <w:r>
+        <w:t xml:space="preserve"> в идентификаторе</w:t>
+      </w:r>
+      <w:r>
+        <w:t xml:space="preserve">, </w:t>
+      </w:r>
+      <w:r>
+        <w:t>указывается часть идентификатора</w:t>
+      </w:r>
+      <w:r>
+        <w:t xml:space="preserve">, </w:t>
+      </w:r>
+      <w:r>
+        <w:t>совпадающая с идентификаторов коллекции данных</w:t>
+      </w:r>
+      <w:r>
+        <w:t xml:space="preserve"> </w:t>
+      </w:r>
+    </w:p>
+    <w:p/>
+    <w:p>
+      <w:pPr>
+        <w:pStyle w:val="2"/>
+      </w:pPr>
+      <w:r>
+        <w:t>Единицы</w:t>
+      </w:r>
+    </w:p>
+    <w:p>
+      <w:r>
+        <w:t>Все единицы должны иметь уникальный и чёткий идентификатор</w:t>
+      </w:r>
+      <w:r>
+        <w:t xml:space="preserve">, </w:t>
+      </w:r>
+      <w:r>
+        <w:t>явно определяющий единицу</w:t>
+      </w:r>
+      <w:r>
+        <w:t xml:space="preserve">. </w:t>
+      </w:r>
+      <w:r>
+        <w:t>Так</w:t>
+      </w:r>
+      <w:r>
+        <w:t>ой же идентификатор должен быть у связанной коллекции данных единицы</w:t>
+      </w:r>
+    </w:p>
+    <w:p/>
+    <w:p>
+      <w:r>
+        <w:t>Если единица является лишь снарядом для использования в оружии</w:t>
+      </w:r>
+      <w:r>
+        <w:t>/</w:t>
+      </w:r>
+      <w:r>
+        <w:t>способности или любого другого эффекта выпускающего снаряд</w:t>
+      </w:r>
+      <w:r>
+        <w:t xml:space="preserve">, </w:t>
+      </w:r>
+      <w:r>
+        <w:t>то в таком случае идентификатор должен быть вида</w:t>
+      </w:r>
+      <w:r>
+        <w:t xml:space="preserve">: </w:t>
+      </w:r>
+      <w:r>
+        <w:rPr>
+          <w:i/>
+          <w:iCs/>
+        </w:rPr>
+        <w:t>{</w:t>
+      </w:r>
+      <w:r>
+        <w:rPr>
+          <w:i/>
+          <w:iCs/>
+          <w:lang w:val="en-US"/>
+        </w:rPr>
+        <w:t>ID</w:t>
+      </w:r>
+      <w:r>
+        <w:rPr>
+          <w:i/>
+          <w:iCs/>
+        </w:rPr>
+        <w:t xml:space="preserve"> основной </w:t>
+      </w:r>
+      <w:r>
+        <w:rPr>
+          <w:i/>
+          <w:iCs/>
+        </w:rPr>
+        <w:fldChar w:fldCharType="begin"/>
+      </w:r>
+      <w:r>
+        <w:rPr>
+          <w:i/>
+          <w:iCs/>
+        </w:rPr>
+        <w:instrText xml:space="preserve"> REF Единица_Данных \h </w:instrText>
+      </w:r>
+      <w:r>
+        <w:rPr>
+          <w:i/>
+          <w:iCs/>
+        </w:rPr>
+      </w:r>
+      <w:r>
+        <w:rPr>
+          <w:i/>
+          <w:iCs/>
+        </w:rPr>
+        <w:fldChar w:fldCharType="separate"/>
+      </w:r>
+      <w:r>
+        <w:rPr>
+          <w:rFonts w:asciiTheme="majorHAnsi" w:hAnsiTheme="majorHAnsi" w:cstheme="majorHAnsi"/>
+          <w:b/>
+          <w:bCs/>
+        </w:rPr>
+        <w:t>е</w:t>
+      </w:r>
+      <w:r>
+        <w:rPr>
+          <w:rFonts w:asciiTheme="majorHAnsi" w:hAnsiTheme="majorHAnsi" w:cstheme="majorHAnsi"/>
+          <w:b/>
+          <w:bCs/>
+        </w:rPr>
+        <w:t>диниц</w:t>
+      </w:r>
+      <w:r>
+        <w:rPr>
+          <w:rFonts w:asciiTheme="majorHAnsi" w:hAnsiTheme="majorHAnsi" w:cstheme="majorHAnsi"/>
+          <w:b/>
+          <w:bCs/>
+        </w:rPr>
+        <w:t>ы</w:t>
+      </w:r>
+      <w:r>
+        <w:rPr>
+          <w:rFonts w:asciiTheme="majorHAnsi" w:hAnsiTheme="majorHAnsi" w:cstheme="majorHAnsi"/>
+          <w:b/>
+          <w:bCs/>
+        </w:rPr>
+        <w:t xml:space="preserve"> данных</w:t>
+      </w:r>
+      <w:r>
+        <w:rPr>
+          <w:i/>
+          <w:iCs/>
+        </w:rPr>
+        <w:fldChar w:fldCharType="end"/>
+      </w:r>
+      <w:r>
+        <w:rPr>
+          <w:i/>
+          <w:iCs/>
+        </w:rPr>
+        <w:t>}@</w:t>
+      </w:r>
+      <w:proofErr w:type="spellStart"/>
+      <w:r>
+        <w:rPr>
+          <w:i/>
+          <w:iCs/>
+          <w:lang w:val="en-US"/>
+        </w:rPr>
+        <w:t>AttackMissile</w:t>
+      </w:r>
+      <w:proofErr w:type="spellEnd"/>
+      <w:r>
+        <w:t xml:space="preserve">, </w:t>
+      </w:r>
+      <w:r>
+        <w:t>и должна быть включена в коллекцию соответствующей единицы данных</w:t>
+      </w:r>
+    </w:p>
+    <w:p/>
+    <w:p>
+      <w:pPr>
+        <w:pStyle w:val="2"/>
+      </w:pPr>
+      <w:r>
+        <w:t>Эффекты</w:t>
+      </w:r>
+    </w:p>
+    <w:p>
+      <w:r>
+        <w:t>Все эффекты должны быть включены в коллекцию того объекта</w:t>
+      </w:r>
+      <w:r>
+        <w:t xml:space="preserve">, </w:t>
+      </w:r>
+      <w:r>
+        <w:t>к которому они относятся</w:t>
+      </w:r>
+      <w:r>
+        <w:t xml:space="preserve">. </w:t>
+      </w:r>
+      <w:r>
+        <w:t>Например</w:t>
+      </w:r>
+      <w:r>
+        <w:t xml:space="preserve">: </w:t>
+      </w:r>
+      <w:r>
+        <w:t xml:space="preserve">Эффект урона </w:t>
+      </w:r>
+      <w:r>
+        <w:rPr>
+          <w:b/>
+          <w:bCs/>
+        </w:rPr>
+        <w:t>оружия морпеха</w:t>
+      </w:r>
+      <w:r>
+        <w:t xml:space="preserve">, </w:t>
+      </w:r>
+      <w:r>
+        <w:t xml:space="preserve">включается в коллекцию </w:t>
+      </w:r>
+      <w:r>
+        <w:rPr>
+          <w:b/>
+          <w:bCs/>
+        </w:rPr>
+        <w:t>оружия морпеха</w:t>
+      </w:r>
+      <w:r>
+        <w:t>.</w:t>
+      </w:r>
+    </w:p>
+    <w:p>
+      <w:pPr>
+        <w:pStyle w:val="a4"/>
+        <w:numPr>
+          <w:ilvl w:val="0"/>
+          <w:numId w:val="2"/>
+        </w:numPr>
+        <w:rPr>
+          <w:lang w:val="en-US"/>
+        </w:rPr>
+      </w:pPr>
+      <w:r>
+        <w:t>У</w:t>
+      </w:r>
+      <w:r>
+        <w:t xml:space="preserve">рона – </w:t>
+      </w:r>
+      <w:proofErr w:type="spellStart"/>
+      <w:r>
+        <w:rPr>
+          <w:lang w:val="en-US"/>
+        </w:rPr>
+        <w:t>x</w:t>
+      </w:r>
+      <w:r>
+        <w:rPr>
+          <w:lang w:val="en-US"/>
+        </w:rPr>
+        <w:t>@Damage</w:t>
+      </w:r>
+      <w:proofErr w:type="spellEnd"/>
+    </w:p>
+    <w:p>
+      <w:pPr>
+        <w:pStyle w:val="a4"/>
+        <w:numPr>
+          <w:ilvl w:val="0"/>
+          <w:numId w:val="2"/>
+        </w:numPr>
+        <w:rPr>
+          <w:lang w:val="en-US"/>
+        </w:rPr>
+      </w:pPr>
+      <w:r>
+        <w:t>З</w:t>
+      </w:r>
+      <w:r>
+        <w:t xml:space="preserve">апуска снарядов – </w:t>
+      </w:r>
+      <w:proofErr w:type="spellStart"/>
+      <w:r>
+        <w:rPr>
+          <w:lang w:val="en-US"/>
+        </w:rPr>
+        <w:t>x@LM</w:t>
+      </w:r>
+      <w:proofErr w:type="spellEnd"/>
+    </w:p>
+    <w:p>
+      <w:pPr>
+        <w:pStyle w:val="a4"/>
+        <w:numPr>
+          <w:ilvl w:val="0"/>
+          <w:numId w:val="2"/>
+        </w:numPr>
+        <w:rPr>
+          <w:lang w:val="en-US"/>
+        </w:rPr>
+      </w:pPr>
+      <w:r>
+        <w:t xml:space="preserve">Создания единиц – </w:t>
+      </w:r>
+      <w:proofErr w:type="spellStart"/>
+      <w:r>
+        <w:rPr>
+          <w:lang w:val="en-US"/>
+        </w:rPr>
+        <w:t>x@CU</w:t>
+      </w:r>
+      <w:proofErr w:type="spellEnd"/>
+      <w:r>
+        <w:t xml:space="preserve"> </w:t>
+      </w:r>
+    </w:p>
+    <w:p>
+      <w:pPr>
+        <w:pStyle w:val="a4"/>
+        <w:numPr>
+          <w:ilvl w:val="0"/>
+          <w:numId w:val="2"/>
+        </w:numPr>
+      </w:pPr>
+      <w:r>
+        <w:t xml:space="preserve">Эффекты периодического действия </w:t>
+      </w:r>
+      <w:r>
+        <w:rPr>
+          <w:i/>
+          <w:iCs/>
+        </w:rPr>
+        <w:t>(</w:t>
+      </w:r>
+      <w:r>
+        <w:rPr>
+          <w:i/>
+          <w:iCs/>
+          <w:lang w:val="en-US"/>
+        </w:rPr>
+        <w:t>Create</w:t>
+      </w:r>
+      <w:r>
+        <w:rPr>
+          <w:i/>
+          <w:iCs/>
+        </w:rPr>
+        <w:t xml:space="preserve"> </w:t>
+      </w:r>
+      <w:r>
+        <w:rPr>
+          <w:i/>
+          <w:iCs/>
+          <w:lang w:val="en-US"/>
+        </w:rPr>
+        <w:t>Persistent</w:t>
+      </w:r>
+      <w:r>
+        <w:rPr>
+          <w:i/>
+          <w:iCs/>
+        </w:rPr>
+        <w:t>)</w:t>
+      </w:r>
+      <w:r>
+        <w:t xml:space="preserve"> – </w:t>
+      </w:r>
+      <w:r>
+        <w:rPr>
+          <w:lang w:val="en-US"/>
+        </w:rPr>
+        <w:t>x</w:t>
+      </w:r>
+      <w:r>
+        <w:t>@</w:t>
+      </w:r>
+      <w:r>
+        <w:rPr>
+          <w:lang w:val="en-US"/>
+        </w:rPr>
+        <w:t>CP</w:t>
+      </w:r>
+    </w:p>
+    <w:p>
+      <w:pPr>
+        <w:pStyle w:val="a4"/>
+        <w:numPr>
+          <w:ilvl w:val="1"/>
+          <w:numId w:val="2"/>
+        </w:numPr>
+      </w:pPr>
+      <w:r>
+        <w:t>Для некоторых случаев</w:t>
+      </w:r>
+      <w:r>
+        <w:t xml:space="preserve">, </w:t>
+      </w:r>
+      <w:r>
+        <w:t>например если этот эффект используется для создания интервала между эффектами</w:t>
+      </w:r>
+      <w:r>
+        <w:t xml:space="preserve">, </w:t>
+      </w:r>
+      <w:r>
+        <w:t xml:space="preserve">рекомендуется называть </w:t>
+      </w:r>
+      <w:r>
+        <w:rPr>
+          <w:lang w:val="en-US"/>
+        </w:rPr>
+        <w:t>id</w:t>
+      </w:r>
+      <w:r>
+        <w:t xml:space="preserve"> </w:t>
+      </w:r>
+      <w:r>
+        <w:t>как</w:t>
+      </w:r>
+      <w:r>
+        <w:t xml:space="preserve">: </w:t>
+      </w:r>
+      <w:r>
+        <w:rPr>
+          <w:lang w:val="en-US"/>
+        </w:rPr>
+        <w:t>x</w:t>
+      </w:r>
+      <w:r>
+        <w:t>@</w:t>
+      </w:r>
+      <w:r>
+        <w:rPr>
+          <w:lang w:val="en-US"/>
+        </w:rPr>
+        <w:t>Delay</w:t>
+      </w:r>
+    </w:p>
+    <w:p>
+      <w:pPr>
+        <w:pStyle w:val="a4"/>
+        <w:numPr>
+          <w:ilvl w:val="0"/>
+          <w:numId w:val="2"/>
+        </w:numPr>
+      </w:pPr>
+      <w:r>
+        <w:t>Эффекты модификации единиц (</w:t>
+      </w:r>
+      <w:r>
+        <w:rPr>
+          <w:lang w:val="en-US"/>
+        </w:rPr>
+        <w:t>Modify</w:t>
+      </w:r>
+      <w:r>
+        <w:t xml:space="preserve"> </w:t>
+      </w:r>
+      <w:r>
+        <w:rPr>
+          <w:lang w:val="en-US"/>
+        </w:rPr>
+        <w:t>Unit</w:t>
+      </w:r>
+      <w:r>
+        <w:t>)</w:t>
+      </w:r>
+      <w:r>
+        <w:t xml:space="preserve"> – </w:t>
+      </w:r>
+      <w:r>
+        <w:rPr>
+          <w:lang w:val="en-US"/>
+        </w:rPr>
+        <w:t>x</w:t>
+      </w:r>
+      <w:r>
+        <w:t>@</w:t>
+      </w:r>
+      <w:r>
+        <w:rPr>
+          <w:lang w:val="en-US"/>
+        </w:rPr>
+        <w:t>MU</w:t>
+      </w:r>
+    </w:p>
+    <w:p>
+      <w:pPr>
+        <w:pStyle w:val="a4"/>
+        <w:numPr>
+          <w:ilvl w:val="0"/>
+          <w:numId w:val="2"/>
+        </w:numPr>
+      </w:pPr>
+      <w:r>
+        <w:t>Применения алгоритмов (</w:t>
+      </w:r>
+      <w:r>
+        <w:rPr>
+          <w:lang w:val="en-US"/>
+        </w:rPr>
+        <w:t>Apply</w:t>
+      </w:r>
+      <w:r>
+        <w:t xml:space="preserve"> </w:t>
+      </w:r>
+      <w:r>
+        <w:rPr>
+          <w:lang w:val="en-US"/>
+        </w:rPr>
+        <w:t>Behaviors</w:t>
+      </w:r>
+      <w:r>
+        <w:t>)</w:t>
+      </w:r>
+      <w:r>
+        <w:t xml:space="preserve"> – </w:t>
+      </w:r>
+      <w:r>
+        <w:rPr>
+          <w:lang w:val="en-US"/>
+        </w:rPr>
+        <w:t>x</w:t>
+      </w:r>
+      <w:r>
+        <w:t>@</w:t>
+      </w:r>
+      <w:r>
+        <w:rPr>
+          <w:lang w:val="en-US"/>
+        </w:rPr>
+        <w:t>AB</w:t>
+      </w:r>
+    </w:p>
+    <w:p>
+      <w:pPr>
+        <w:pStyle w:val="a4"/>
+        <w:numPr>
+          <w:ilvl w:val="0"/>
+          <w:numId w:val="2"/>
+        </w:numPr>
+      </w:pPr>
+    </w:p>
+    <w:p/>
+    <w:p>
+      <w:pPr>
+        <w:pStyle w:val="2"/>
+      </w:pPr>
+      <w:r>
+        <w:t>Оружия</w:t>
+      </w:r>
+    </w:p>
+    <w:p>
+      <w:pPr>
+        <w:pStyle w:val="a4"/>
+        <w:numPr>
+          <w:ilvl w:val="0"/>
+          <w:numId w:val="3"/>
+        </w:numPr>
+      </w:pPr>
+      <w:r>
+        <w:t xml:space="preserve">Основное оружие </w:t>
+      </w:r>
+      <w:r>
+        <w:fldChar w:fldCharType="begin"/>
+      </w:r>
+      <w:r>
+        <w:instrText xml:space="preserve"> REF Текущая_Единица \h </w:instrText>
+      </w:r>
+      <w:r>
+        <w:fldChar w:fldCharType="separate"/>
+      </w:r>
+      <w:r>
+        <w:rPr>
+          <w:rFonts w:asciiTheme="majorHAnsi" w:hAnsiTheme="majorHAnsi" w:cstheme="majorHAnsi"/>
+          <w:b/>
+          <w:bCs/>
+        </w:rPr>
+        <w:t>текущей единицы</w:t>
+      </w:r>
+      <w:r>
+        <w:fldChar w:fldCharType="end"/>
+      </w:r>
+      <w:r>
+        <w:t xml:space="preserve"> должно иметь идентификатор вида</w:t>
+      </w:r>
+      <w:r>
+        <w:t xml:space="preserve">: </w:t>
+      </w:r>
+      <w:r>
+        <w:rPr>
+          <w:i/>
+          <w:iCs/>
+        </w:rPr>
+        <w:t>{</w:t>
+      </w:r>
+      <w:r>
+        <w:rPr>
+          <w:i/>
+          <w:iCs/>
+          <w:lang w:val="en-US"/>
+        </w:rPr>
+        <w:t>ID</w:t>
+      </w:r>
+      <w:r>
+        <w:rPr>
+          <w:i/>
+          <w:iCs/>
+        </w:rPr>
+        <w:t xml:space="preserve"> </w:t>
+      </w:r>
+      <w:proofErr w:type="gramStart"/>
+      <w:r>
+        <w:rPr>
+          <w:i/>
+          <w:iCs/>
+        </w:rPr>
+        <w:t>единицы}_</w:t>
+      </w:r>
+      <w:proofErr w:type="gramEnd"/>
+      <w:r>
+        <w:rPr>
+          <w:i/>
+          <w:iCs/>
+          <w:lang w:val="en-US"/>
+        </w:rPr>
+        <w:t>Weapon</w:t>
+      </w:r>
+      <w:r>
+        <w:t xml:space="preserve">, </w:t>
+      </w:r>
+      <w:r>
+        <w:t>например</w:t>
+      </w:r>
+      <w:r>
+        <w:t xml:space="preserve">: </w:t>
+      </w:r>
+      <w:r>
+        <w:rPr>
+          <w:i/>
+          <w:iCs/>
+          <w:lang w:val="en-US"/>
+        </w:rPr>
+        <w:t>Marine</w:t>
+      </w:r>
+      <w:r>
+        <w:rPr>
+          <w:i/>
+          <w:iCs/>
+        </w:rPr>
+        <w:t>_</w:t>
+      </w:r>
+      <w:r>
+        <w:rPr>
+          <w:i/>
+          <w:iCs/>
+          <w:lang w:val="en-US"/>
+        </w:rPr>
+        <w:t>Weapon</w:t>
+      </w:r>
+      <w:r>
+        <w:t>.</w:t>
+      </w:r>
+    </w:p>
+    <w:p>
+      <w:pPr>
+        <w:pStyle w:val="a4"/>
+        <w:numPr>
+          <w:ilvl w:val="0"/>
+          <w:numId w:val="3"/>
+        </w:numPr>
+        <w:rPr>
+          <w:i/>
+          <w:iCs/>
+        </w:rPr>
+      </w:pPr>
+      <w:r>
+        <w:lastRenderedPageBreak/>
+        <w:t>При необходимости добавления дополнительных оружий для единицы</w:t>
+      </w:r>
+      <w:r>
+        <w:t xml:space="preserve">, </w:t>
+      </w:r>
+      <w:r>
+        <w:t>стоит именовать их идентификаторы по такому шаблону</w:t>
+      </w:r>
+      <w:r>
+        <w:t xml:space="preserve">: </w:t>
+      </w:r>
+      <w:r>
+        <w:rPr>
+          <w:i/>
+          <w:iCs/>
+        </w:rPr>
+        <w:t>{</w:t>
+      </w:r>
+      <w:r>
+        <w:rPr>
+          <w:i/>
+          <w:iCs/>
+          <w:lang w:val="en-US"/>
+        </w:rPr>
+        <w:t>ID</w:t>
+      </w:r>
+      <w:r>
+        <w:rPr>
+          <w:i/>
+          <w:iCs/>
+        </w:rPr>
+        <w:t xml:space="preserve"> </w:t>
+      </w:r>
+      <w:proofErr w:type="gramStart"/>
+      <w:r>
+        <w:rPr>
+          <w:i/>
+          <w:iCs/>
+        </w:rPr>
+        <w:t>единицы}_</w:t>
+      </w:r>
+      <w:proofErr w:type="gramEnd"/>
+      <w:r>
+        <w:rPr>
+          <w:i/>
+          <w:iCs/>
+        </w:rPr>
+        <w:t xml:space="preserve">{Уникальное </w:t>
+      </w:r>
+      <w:r>
+        <w:rPr>
+          <w:i/>
+          <w:iCs/>
+          <w:lang w:val="en-US"/>
+        </w:rPr>
+        <w:t>ID</w:t>
+      </w:r>
+      <w:r>
+        <w:rPr>
+          <w:i/>
+          <w:iCs/>
+        </w:rPr>
+        <w:t xml:space="preserve"> оружия}</w:t>
+      </w:r>
+      <w:r>
+        <w:rPr>
+          <w:i/>
+          <w:iCs/>
+          <w:lang w:val="en-US"/>
+        </w:rPr>
+        <w:t>Weapon</w:t>
+      </w:r>
+    </w:p>
+    <w:p>
+      <w:pPr>
+        <w:rPr>
+          <w:i/>
+          <w:iCs/>
+        </w:rPr>
+      </w:pPr>
+      <w:r>
+        <w:t>При соблюдении этих правил</w:t>
+      </w:r>
+      <w:r>
+        <w:t xml:space="preserve">, </w:t>
+      </w:r>
+      <w:r>
+        <w:t>в особенности пункта 1</w:t>
+      </w:r>
+      <w:r>
+        <w:t xml:space="preserve">. </w:t>
+      </w:r>
+      <w:r>
+        <w:t>Тогда в этом случае</w:t>
+      </w:r>
+      <w:r>
+        <w:t xml:space="preserve">, </w:t>
+      </w:r>
+      <w:r>
+        <w:t xml:space="preserve">рекомендуется </w:t>
+      </w:r>
+      <w:r>
+        <w:rPr>
+          <w:b/>
+          <w:bCs/>
+        </w:rPr>
+        <w:t>явно не указывать</w:t>
+      </w:r>
+      <w:r>
+        <w:t xml:space="preserve"> основное оружие единицы в данных единицы </w:t>
+      </w:r>
+      <w:proofErr w:type="spellStart"/>
+      <w:r>
+        <w:rPr>
+          <w:lang w:val="en-US"/>
+        </w:rPr>
+        <w:t>CUnit</w:t>
+      </w:r>
+      <w:proofErr w:type="spellEnd"/>
+      <w:r>
+        <w:t xml:space="preserve"> </w:t>
+      </w:r>
+      <w:r>
+        <w:t xml:space="preserve">с помощью тега </w:t>
+      </w:r>
+      <w:r>
+        <w:t>&lt;</w:t>
+      </w:r>
+      <w:proofErr w:type="spellStart"/>
+      <w:r>
+        <w:rPr>
+          <w:lang w:val="en-US"/>
+        </w:rPr>
+        <w:t>WeaponArray</w:t>
+      </w:r>
+      <w:proofErr w:type="spellEnd"/>
+      <w:r>
+        <w:t xml:space="preserve">/&gt; </w:t>
+      </w:r>
+      <w:r>
+        <w:t xml:space="preserve">при условии, если единица создаётся по родительскому объекту </w:t>
+      </w:r>
+      <w:r>
+        <w:rPr>
+          <w:i/>
+          <w:iCs/>
+          <w:lang w:val="en-US"/>
+        </w:rPr>
+        <w:t>Generic</w:t>
+      </w:r>
+      <w:r>
+        <w:rPr>
+          <w:i/>
+          <w:iCs/>
+        </w:rPr>
+        <w:t>_</w:t>
+      </w:r>
+      <w:r>
+        <w:rPr>
+          <w:i/>
+          <w:iCs/>
+          <w:lang w:val="en-US"/>
+        </w:rPr>
+        <w:t>Unit</w:t>
+      </w:r>
+      <w:r>
+        <w:t xml:space="preserve"> и/или любых других производных от неё единиц. </w:t>
+      </w:r>
+      <w:r>
+        <w:t>Оружие подхватится по идентификатору автоматически</w:t>
+      </w:r>
+      <w:r>
+        <w:t>.</w:t>
+      </w:r>
+    </w:p>
+    <w:p/>
     <w:sectPr>
       <w:pgSz w:w="11906" w:h="16838"/>
       <w:pgMar w:top="1134" w:right="850" w:bottom="1134" w:left="1701" w:header="708" w:footer="708" w:gutter="0"/>
@@ -250,6 +2056,184 @@
 <file path=word/numbering.xml><?xml version="1.0" encoding="utf-8"?>
 <w:numbering xmlns:wpc="http://schemas.microsoft.com/office/word/2010/wordprocessingCanvas" xmlns:cx="http://schemas.microsoft.com/office/drawing/2014/chartex" xmlns:cx1="http://schemas.microsoft.com/office/drawing/2015/9/8/chartex" xmlns:cx2="http://schemas.microsoft.com/office/drawing/2015/10/21/chartex" xmlns:cx3="http://schemas.microsoft.com/office/drawing/2016/5/9/chartex" xmlns:cx4="http://schemas.microsoft.com/office/drawing/2016/5/10/chartex" xmlns:cx5="http://schemas.microsoft.com/office/drawing/2016/5/11/chartex" xmlns:cx6="http://schemas.microsoft.com/office/drawing/2016/5/12/chartex" xmlns:cx7="http://schemas.microsoft.com/office/drawing/2016/5/13/chartex" xmlns:cx8="http://schemas.microsoft.com/office/drawing/2016/5/14/chartex" xmlns:mc="http://schemas.openxmlformats.org/markup-compatibility/2006" xmlns:aink="http://schemas.microsoft.com/office/drawing/2016/ink" xmlns:am3d="http://schemas.microsoft.com/office/drawing/2017/model3d" xmlns:o="urn:schemas-microsoft-com:office:office" xmlns:r="http://schemas.openxmlformats.org/officeDocument/2006/relationships" xmlns:m="http://schemas.openxmlformats.org/officeDocument/2006/math" xmlns:v="urn:schemas-microsoft-com:vml" xmlns:wp14="http://schemas.microsoft.com/office/word/2010/wordprocessingDrawing" xmlns:wp="http://schemas.openxmlformats.org/drawingml/2006/wordprocessingDrawing" xmlns:w10="urn:schemas-microsoft-com:office:word" xmlns:w="http://schemas.openxmlformats.org/wordprocessingml/2006/main" xmlns:w14="http://schemas.microsoft.com/office/word/2010/wordml" xmlns:w15="http://schemas.microsoft.com/office/word/2012/wordml" xmlns:w16cex="http://schemas.microsoft.com/office/word/2018/wordml/cex" xmlns:w16cid="http://schemas.microsoft.com/office/word/2016/wordml/cid" xmlns:w16="http://schemas.microsoft.com/office/word/2018/wordml" xmlns:w16sdtdh="http://schemas.microsoft.com/office/word/2020/wordml/sdtdatahash" xmlns:w16se="http://schemas.microsoft.com/office/word/2015/wordml/symex" xmlns:wpg="http://schemas.microsoft.com/office/word/2010/wordprocessingGroup" xmlns:wpi="http://schemas.microsoft.com/office/word/2010/wordprocessingInk" xmlns:wne="http://schemas.microsoft.com/office/word/2006/wordml" xmlns:wps="http://schemas.microsoft.com/office/word/2010/wordprocessingShape" mc:Ignorable="w14 w15 w16se w16cid w16 w16cex w16sdtdh wp14">
   <w:abstractNum w:abstractNumId="0" w15:restartNumberingAfterBreak="0">
+    <w:nsid w:val="18EC5A47"/>
+    <w:multiLevelType w:val="hybridMultilevel"/>
+    <w:tmpl w:val="80FCB0D6"/>
+    <w:lvl w:ilvl="0" w:tplc="0419000F">
+      <w:start w:val="1"/>
+      <w:numFmt w:val="decimal"/>
+      <w:lvlText w:val="%1."/>
+      <w:lvlJc w:val="left"/>
+      <w:pPr>
+        <w:ind w:left="720" w:hanging="360"/>
+      </w:pPr>
+      <w:rPr>
+        <w:rFonts w:hint="default"/>
+      </w:rPr>
+    </w:lvl>
+    <w:lvl w:ilvl="1" w:tplc="04190019">
+      <w:start w:val="1"/>
+      <w:numFmt w:val="lowerLetter"/>
+      <w:lvlText w:val="%2."/>
+      <w:lvlJc w:val="left"/>
+      <w:pPr>
+        <w:ind w:left="1440" w:hanging="360"/>
+      </w:pPr>
+    </w:lvl>
+    <w:lvl w:ilvl="2" w:tplc="0419001B" w:tentative="1">
+      <w:start w:val="1"/>
+      <w:numFmt w:val="lowerRoman"/>
+      <w:lvlText w:val="%3."/>
+      <w:lvlJc w:val="right"/>
+      <w:pPr>
+        <w:ind w:left="2160" w:hanging="180"/>
+      </w:pPr>
+    </w:lvl>
+    <w:lvl w:ilvl="3" w:tplc="0419000F" w:tentative="1">
+      <w:start w:val="1"/>
+      <w:numFmt w:val="decimal"/>
+      <w:lvlText w:val="%4."/>
+      <w:lvlJc w:val="left"/>
+      <w:pPr>
+        <w:ind w:left="2880" w:hanging="360"/>
+      </w:pPr>
+    </w:lvl>
+    <w:lvl w:ilvl="4" w:tplc="04190019" w:tentative="1">
+      <w:start w:val="1"/>
+      <w:numFmt w:val="lowerLetter"/>
+      <w:lvlText w:val="%5."/>
+      <w:lvlJc w:val="left"/>
+      <w:pPr>
+        <w:ind w:left="3600" w:hanging="360"/>
+      </w:pPr>
+    </w:lvl>
+    <w:lvl w:ilvl="5" w:tplc="0419001B" w:tentative="1">
+      <w:start w:val="1"/>
+      <w:numFmt w:val="lowerRoman"/>
+      <w:lvlText w:val="%6."/>
+      <w:lvlJc w:val="right"/>
+      <w:pPr>
+        <w:ind w:left="4320" w:hanging="180"/>
+      </w:pPr>
+    </w:lvl>
+    <w:lvl w:ilvl="6" w:tplc="0419000F" w:tentative="1">
+      <w:start w:val="1"/>
+      <w:numFmt w:val="decimal"/>
+      <w:lvlText w:val="%7."/>
+      <w:lvlJc w:val="left"/>
+      <w:pPr>
+        <w:ind w:left="5040" w:hanging="360"/>
+      </w:pPr>
+    </w:lvl>
+    <w:lvl w:ilvl="7" w:tplc="04190019" w:tentative="1">
+      <w:start w:val="1"/>
+      <w:numFmt w:val="lowerLetter"/>
+      <w:lvlText w:val="%8."/>
+      <w:lvlJc w:val="left"/>
+      <w:pPr>
+        <w:ind w:left="5760" w:hanging="360"/>
+      </w:pPr>
+    </w:lvl>
+    <w:lvl w:ilvl="8" w:tplc="0419001B" w:tentative="1">
+      <w:start w:val="1"/>
+      <w:numFmt w:val="lowerRoman"/>
+      <w:lvlText w:val="%9."/>
+      <w:lvlJc w:val="right"/>
+      <w:pPr>
+        <w:ind w:left="6480" w:hanging="180"/>
+      </w:pPr>
+    </w:lvl>
+  </w:abstractNum>
+  <w:abstractNum w:abstractNumId="1" w15:restartNumberingAfterBreak="0">
+    <w:nsid w:val="1FE9714D"/>
+    <w:multiLevelType w:val="hybridMultilevel"/>
+    <w:tmpl w:val="58ECCDDC"/>
+    <w:lvl w:ilvl="0" w:tplc="0419000F">
+      <w:start w:val="1"/>
+      <w:numFmt w:val="decimal"/>
+      <w:lvlText w:val="%1."/>
+      <w:lvlJc w:val="left"/>
+      <w:pPr>
+        <w:ind w:left="720" w:hanging="360"/>
+      </w:pPr>
+      <w:rPr>
+        <w:rFonts w:hint="default"/>
+      </w:rPr>
+    </w:lvl>
+    <w:lvl w:ilvl="1" w:tplc="04190019" w:tentative="1">
+      <w:start w:val="1"/>
+      <w:numFmt w:val="lowerLetter"/>
+      <w:lvlText w:val="%2."/>
+      <w:lvlJc w:val="left"/>
+      <w:pPr>
+        <w:ind w:left="1440" w:hanging="360"/>
+      </w:pPr>
+    </w:lvl>
+    <w:lvl w:ilvl="2" w:tplc="0419001B" w:tentative="1">
+      <w:start w:val="1"/>
+      <w:numFmt w:val="lowerRoman"/>
+      <w:lvlText w:val="%3."/>
+      <w:lvlJc w:val="right"/>
+      <w:pPr>
+        <w:ind w:left="2160" w:hanging="180"/>
+      </w:pPr>
+    </w:lvl>
+    <w:lvl w:ilvl="3" w:tplc="0419000F" w:tentative="1">
+      <w:start w:val="1"/>
+      <w:numFmt w:val="decimal"/>
+      <w:lvlText w:val="%4."/>
+      <w:lvlJc w:val="left"/>
+      <w:pPr>
+        <w:ind w:left="2880" w:hanging="360"/>
+      </w:pPr>
+    </w:lvl>
+    <w:lvl w:ilvl="4" w:tplc="04190019" w:tentative="1">
+      <w:start w:val="1"/>
+      <w:numFmt w:val="lowerLetter"/>
+      <w:lvlText w:val="%5."/>
+      <w:lvlJc w:val="left"/>
+      <w:pPr>
+        <w:ind w:left="3600" w:hanging="360"/>
+      </w:pPr>
+    </w:lvl>
+    <w:lvl w:ilvl="5" w:tplc="0419001B" w:tentative="1">
+      <w:start w:val="1"/>
+      <w:numFmt w:val="lowerRoman"/>
+      <w:lvlText w:val="%6."/>
+      <w:lvlJc w:val="right"/>
+      <w:pPr>
+        <w:ind w:left="4320" w:hanging="180"/>
+      </w:pPr>
+    </w:lvl>
+    <w:lvl w:ilvl="6" w:tplc="0419000F" w:tentative="1">
+      <w:start w:val="1"/>
+      <w:numFmt w:val="decimal"/>
+      <w:lvlText w:val="%7."/>
+      <w:lvlJc w:val="left"/>
+      <w:pPr>
+        <w:ind w:left="5040" w:hanging="360"/>
+      </w:pPr>
+    </w:lvl>
+    <w:lvl w:ilvl="7" w:tplc="04190019" w:tentative="1">
+      <w:start w:val="1"/>
+      <w:numFmt w:val="lowerLetter"/>
+      <w:lvlText w:val="%8."/>
+      <w:lvlJc w:val="left"/>
+      <w:pPr>
+        <w:ind w:left="5760" w:hanging="360"/>
+      </w:pPr>
+    </w:lvl>
+    <w:lvl w:ilvl="8" w:tplc="0419001B" w:tentative="1">
+      <w:start w:val="1"/>
+      <w:numFmt w:val="lowerRoman"/>
+      <w:lvlText w:val="%9."/>
+      <w:lvlJc w:val="right"/>
+      <w:pPr>
+        <w:ind w:left="6480" w:hanging="180"/>
+      </w:pPr>
+    </w:lvl>
+  </w:abstractNum>
+  <w:abstractNum w:abstractNumId="2" w15:restartNumberingAfterBreak="0">
     <w:nsid w:val="5EE4142B"/>
     <w:multiLevelType w:val="hybridMultilevel"/>
     <w:tmpl w:val="720A693E"/>
@@ -338,8 +2322,106 @@
       </w:pPr>
     </w:lvl>
   </w:abstractNum>
+  <w:abstractNum w:abstractNumId="3" w15:restartNumberingAfterBreak="0">
+    <w:nsid w:val="767B308A"/>
+    <w:multiLevelType w:val="hybridMultilevel"/>
+    <w:tmpl w:val="8E001736"/>
+    <w:lvl w:ilvl="0" w:tplc="0419000F">
+      <w:start w:val="1"/>
+      <w:numFmt w:val="decimal"/>
+      <w:lvlText w:val="%1."/>
+      <w:lvlJc w:val="left"/>
+      <w:pPr>
+        <w:ind w:left="720" w:hanging="360"/>
+      </w:pPr>
+      <w:rPr>
+        <w:rFonts w:hint="default"/>
+      </w:rPr>
+    </w:lvl>
+    <w:lvl w:ilvl="1" w:tplc="04190019" w:tentative="1">
+      <w:start w:val="1"/>
+      <w:numFmt w:val="lowerLetter"/>
+      <w:lvlText w:val="%2."/>
+      <w:lvlJc w:val="left"/>
+      <w:pPr>
+        <w:ind w:left="1440" w:hanging="360"/>
+      </w:pPr>
+    </w:lvl>
+    <w:lvl w:ilvl="2" w:tplc="0419001B" w:tentative="1">
+      <w:start w:val="1"/>
+      <w:numFmt w:val="lowerRoman"/>
+      <w:lvlText w:val="%3."/>
+      <w:lvlJc w:val="right"/>
+      <w:pPr>
+        <w:ind w:left="2160" w:hanging="180"/>
+      </w:pPr>
+    </w:lvl>
+    <w:lvl w:ilvl="3" w:tplc="0419000F" w:tentative="1">
+      <w:start w:val="1"/>
+      <w:numFmt w:val="decimal"/>
+      <w:lvlText w:val="%4."/>
+      <w:lvlJc w:val="left"/>
+      <w:pPr>
+        <w:ind w:left="2880" w:hanging="360"/>
+      </w:pPr>
+    </w:lvl>
+    <w:lvl w:ilvl="4" w:tplc="04190019" w:tentative="1">
+      <w:start w:val="1"/>
+      <w:numFmt w:val="lowerLetter"/>
+      <w:lvlText w:val="%5."/>
+      <w:lvlJc w:val="left"/>
+      <w:pPr>
+        <w:ind w:left="3600" w:hanging="360"/>
+      </w:pPr>
+    </w:lvl>
+    <w:lvl w:ilvl="5" w:tplc="0419001B" w:tentative="1">
+      <w:start w:val="1"/>
+      <w:numFmt w:val="lowerRoman"/>
+      <w:lvlText w:val="%6."/>
+      <w:lvlJc w:val="right"/>
+      <w:pPr>
+        <w:ind w:left="4320" w:hanging="180"/>
+      </w:pPr>
+    </w:lvl>
+    <w:lvl w:ilvl="6" w:tplc="0419000F" w:tentative="1">
+      <w:start w:val="1"/>
+      <w:numFmt w:val="decimal"/>
+      <w:lvlText w:val="%7."/>
+      <w:lvlJc w:val="left"/>
+      <w:pPr>
+        <w:ind w:left="5040" w:hanging="360"/>
+      </w:pPr>
+    </w:lvl>
+    <w:lvl w:ilvl="7" w:tplc="04190019" w:tentative="1">
+      <w:start w:val="1"/>
+      <w:numFmt w:val="lowerLetter"/>
+      <w:lvlText w:val="%8."/>
+      <w:lvlJc w:val="left"/>
+      <w:pPr>
+        <w:ind w:left="5760" w:hanging="360"/>
+      </w:pPr>
+    </w:lvl>
+    <w:lvl w:ilvl="8" w:tplc="0419001B" w:tentative="1">
+      <w:start w:val="1"/>
+      <w:numFmt w:val="lowerRoman"/>
+      <w:lvlText w:val="%9."/>
+      <w:lvlJc w:val="right"/>
+      <w:pPr>
+        <w:ind w:left="6480" w:hanging="180"/>
+      </w:pPr>
+    </w:lvl>
+  </w:abstractNum>
   <w:num w:numId="1">
+    <w:abstractNumId w:val="2"/>
+  </w:num>
+  <w:num w:numId="2">
     <w:abstractNumId w:val="0"/>
+  </w:num>
+  <w:num w:numId="3">
+    <w:abstractNumId w:val="1"/>
+  </w:num>
+  <w:num w:numId="4">
+    <w:abstractNumId w:val="3"/>
   </w:num>
 </w:numbering>
 </file>
@@ -764,6 +2846,50 @@
       <w:szCs w:val="32"/>
     </w:rPr>
   </w:style>
+  <w:style w:type="paragraph" w:styleId="2">
+    <w:name w:val="heading 2"/>
+    <w:basedOn w:val="a"/>
+    <w:next w:val="a"/>
+    <w:link w:val="20"/>
+    <w:uiPriority w:val="9"/>
+    <w:unhideWhenUsed/>
+    <w:qFormat/>
+    <w:rsid w:val="0081490A"/>
+    <w:pPr>
+      <w:keepNext/>
+      <w:keepLines/>
+      <w:spacing w:before="40" w:after="0"/>
+      <w:outlineLvl w:val="1"/>
+    </w:pPr>
+    <w:rPr>
+      <w:rFonts w:asciiTheme="majorHAnsi" w:eastAsiaTheme="majorEastAsia" w:hAnsiTheme="majorHAnsi" w:cstheme="majorBidi"/>
+      <w:color w:val="2F5496" w:themeColor="accent1" w:themeShade="BF"/>
+      <w:sz w:val="26"/>
+      <w:szCs w:val="26"/>
+    </w:rPr>
+  </w:style>
+  <w:style w:type="paragraph" w:styleId="3">
+    <w:name w:val="heading 3"/>
+    <w:basedOn w:val="a"/>
+    <w:next w:val="a"/>
+    <w:link w:val="30"/>
+    <w:uiPriority w:val="9"/>
+    <w:unhideWhenUsed/>
+    <w:qFormat/>
+    <w:rsid w:val="003F03C4"/>
+    <w:pPr>
+      <w:keepNext/>
+      <w:keepLines/>
+      <w:spacing w:before="40" w:after="0"/>
+      <w:outlineLvl w:val="2"/>
+    </w:pPr>
+    <w:rPr>
+      <w:rFonts w:asciiTheme="majorHAnsi" w:eastAsiaTheme="majorEastAsia" w:hAnsiTheme="majorHAnsi" w:cstheme="majorBidi"/>
+      <w:color w:val="1F3763" w:themeColor="accent1" w:themeShade="7F"/>
+      <w:sz w:val="24"/>
+      <w:szCs w:val="24"/>
+    </w:rPr>
+  </w:style>
   <w:style w:type="character" w:default="1" w:styleId="a0">
     <w:name w:val="Default Paragraph Font"/>
     <w:uiPriority w:val="1"/>
@@ -829,6 +2955,55 @@
       <w:ind w:left="720"/>
       <w:contextualSpacing/>
     </w:pPr>
+  </w:style>
+  <w:style w:type="paragraph" w:styleId="11">
+    <w:name w:val="toc 1"/>
+    <w:basedOn w:val="a"/>
+    <w:next w:val="a"/>
+    <w:autoRedefine/>
+    <w:uiPriority w:val="39"/>
+    <w:unhideWhenUsed/>
+    <w:rsid w:val="0081490A"/>
+    <w:pPr>
+      <w:spacing w:after="100"/>
+    </w:pPr>
+  </w:style>
+  <w:style w:type="character" w:styleId="a5">
+    <w:name w:val="Hyperlink"/>
+    <w:basedOn w:val="a0"/>
+    <w:uiPriority w:val="99"/>
+    <w:unhideWhenUsed/>
+    <w:rsid w:val="0081490A"/>
+    <w:rPr>
+      <w:color w:val="0563C1" w:themeColor="hyperlink"/>
+      <w:u w:val="single"/>
+    </w:rPr>
+  </w:style>
+  <w:style w:type="character" w:customStyle="1" w:styleId="20">
+    <w:name w:val="Заголовок 2 Знак"/>
+    <w:basedOn w:val="a0"/>
+    <w:link w:val="2"/>
+    <w:uiPriority w:val="9"/>
+    <w:rsid w:val="0081490A"/>
+    <w:rPr>
+      <w:rFonts w:asciiTheme="majorHAnsi" w:eastAsiaTheme="majorEastAsia" w:hAnsiTheme="majorHAnsi" w:cstheme="majorBidi"/>
+      <w:color w:val="2F5496" w:themeColor="accent1" w:themeShade="BF"/>
+      <w:sz w:val="26"/>
+      <w:szCs w:val="26"/>
+    </w:rPr>
+  </w:style>
+  <w:style w:type="character" w:customStyle="1" w:styleId="30">
+    <w:name w:val="Заголовок 3 Знак"/>
+    <w:basedOn w:val="a0"/>
+    <w:link w:val="3"/>
+    <w:uiPriority w:val="9"/>
+    <w:rsid w:val="003F03C4"/>
+    <w:rPr>
+      <w:rFonts w:asciiTheme="majorHAnsi" w:eastAsiaTheme="majorEastAsia" w:hAnsiTheme="majorHAnsi" w:cstheme="majorBidi"/>
+      <w:color w:val="1F3763" w:themeColor="accent1" w:themeShade="7F"/>
+      <w:sz w:val="24"/>
+      <w:szCs w:val="24"/>
+    </w:rPr>
   </w:style>
 </w:styles>
 </file>

--- a/docs/Standards.docx
+++ b/docs/Standards.docx
@@ -106,6 +106,13 @@
     </w:p>
     <w:sdt>
       <w:sdtPr>
+        <w:rPr>
+          <w:rFonts w:asciiTheme="minorHAnsi" w:eastAsiaTheme="minorHAnsi" w:hAnsiTheme="minorHAnsi" w:cstheme="minorBidi"/>
+          <w:color w:val="auto"/>
+          <w:sz w:val="22"/>
+          <w:szCs w:val="22"/>
+          <w:lang w:eastAsia="en-US"/>
+        </w:rPr>
         <w:id w:val="723339710"/>
         <w:docPartObj>
           <w:docPartGallery w:val="Table of Contents"/>
@@ -114,13 +121,8 @@
       </w:sdtPr>
       <w:sdtEndPr>
         <w:rPr>
-          <w:rFonts w:asciiTheme="minorHAnsi" w:eastAsiaTheme="minorHAnsi" w:hAnsiTheme="minorHAnsi" w:cstheme="minorBidi"/>
           <w:b/>
           <w:bCs/>
-          <w:color w:val="auto"/>
-          <w:sz w:val="22"/>
-          <w:szCs w:val="22"/>
-          <w:lang w:eastAsia="en-US"/>
         </w:rPr>
       </w:sdtEndPr>
       <w:sdtContent>
@@ -133,45 +135,933 @@
           </w:r>
         </w:p>
         <w:p>
-          <w:fldSimple w:instr=" TOC \o &quot;1-3&quot; \h \z \u ">
+          <w:pPr>
+            <w:pStyle w:val="11"/>
+            <w:tabs>
+              <w:tab w:val="right" w:leader="dot" w:pos="9345"/>
+            </w:tabs>
+            <w:rPr>
+              <w:rFonts w:eastAsiaTheme="minorEastAsia"/>
+              <w:noProof/>
+              <w:lang w:eastAsia="ru-RU"/>
+            </w:rPr>
+          </w:pPr>
+          <w:r>
+            <w:fldChar w:fldCharType="begin"/>
+          </w:r>
+          <w:r>
+            <w:instrText xml:space="preserve"> TOC \o "1-3" \h \z \u </w:instrText>
+          </w:r>
+          <w:r>
+            <w:fldChar w:fldCharType="separate"/>
+          </w:r>
+          <w:hyperlink w:anchor="_Toc229162970" w:history="1">
             <w:r>
               <w:rPr>
-                <w:b/>
-                <w:bCs/>
+                <w:rStyle w:val="a5"/>
                 <w:noProof/>
               </w:rPr>
-              <w:t>Элементы оглавления не найдены.</w:t>
+              <w:t>Используемые термины</w:t>
             </w:r>
-          </w:fldSimple>
+            <w:r>
+              <w:rPr>
+                <w:noProof/>
+                <w:webHidden/>
+              </w:rPr>
+              <w:tab/>
+            </w:r>
+            <w:r>
+              <w:rPr>
+                <w:noProof/>
+                <w:webHidden/>
+              </w:rPr>
+              <w:fldChar w:fldCharType="begin"/>
+            </w:r>
+            <w:r>
+              <w:rPr>
+                <w:noProof/>
+                <w:webHidden/>
+              </w:rPr>
+              <w:instrText xml:space="preserve"> PAGEREF _Toc229162970 \h </w:instrText>
+            </w:r>
+            <w:r>
+              <w:rPr>
+                <w:noProof/>
+                <w:webHidden/>
+              </w:rPr>
+            </w:r>
+            <w:r>
+              <w:rPr>
+                <w:noProof/>
+                <w:webHidden/>
+              </w:rPr>
+              <w:fldChar w:fldCharType="separate"/>
+            </w:r>
+            <w:r>
+              <w:rPr>
+                <w:noProof/>
+                <w:webHidden/>
+              </w:rPr>
+              <w:t>3</w:t>
+            </w:r>
+            <w:r>
+              <w:rPr>
+                <w:noProof/>
+                <w:webHidden/>
+              </w:rPr>
+              <w:fldChar w:fldCharType="end"/>
+            </w:r>
+          </w:hyperlink>
+        </w:p>
+        <w:p>
+          <w:pPr>
+            <w:pStyle w:val="11"/>
+            <w:tabs>
+              <w:tab w:val="right" w:leader="dot" w:pos="9345"/>
+            </w:tabs>
+            <w:rPr>
+              <w:rFonts w:eastAsiaTheme="minorEastAsia"/>
+              <w:noProof/>
+              <w:lang w:eastAsia="ru-RU"/>
+            </w:rPr>
+          </w:pPr>
+          <w:hyperlink w:anchor="_Toc229162971" w:history="1">
+            <w:r>
+              <w:rPr>
+                <w:rStyle w:val="a5"/>
+                <w:noProof/>
+              </w:rPr>
+              <w:t>Основные положения</w:t>
+            </w:r>
+            <w:r>
+              <w:rPr>
+                <w:noProof/>
+                <w:webHidden/>
+              </w:rPr>
+              <w:tab/>
+            </w:r>
+            <w:r>
+              <w:rPr>
+                <w:noProof/>
+                <w:webHidden/>
+              </w:rPr>
+              <w:fldChar w:fldCharType="begin"/>
+            </w:r>
+            <w:r>
+              <w:rPr>
+                <w:noProof/>
+                <w:webHidden/>
+              </w:rPr>
+              <w:instrText xml:space="preserve"> PAGEREF _Toc229162971 \h </w:instrText>
+            </w:r>
+            <w:r>
+              <w:rPr>
+                <w:noProof/>
+                <w:webHidden/>
+              </w:rPr>
+            </w:r>
+            <w:r>
+              <w:rPr>
+                <w:noProof/>
+                <w:webHidden/>
+              </w:rPr>
+              <w:fldChar w:fldCharType="separate"/>
+            </w:r>
+            <w:r>
+              <w:rPr>
+                <w:noProof/>
+                <w:webHidden/>
+              </w:rPr>
+              <w:t>4</w:t>
+            </w:r>
+            <w:r>
+              <w:rPr>
+                <w:noProof/>
+                <w:webHidden/>
+              </w:rPr>
+              <w:fldChar w:fldCharType="end"/>
+            </w:r>
+          </w:hyperlink>
+        </w:p>
+        <w:p>
+          <w:pPr>
+            <w:pStyle w:val="11"/>
+            <w:tabs>
+              <w:tab w:val="right" w:leader="dot" w:pos="9345"/>
+            </w:tabs>
+            <w:rPr>
+              <w:rFonts w:eastAsiaTheme="minorEastAsia"/>
+              <w:noProof/>
+              <w:lang w:eastAsia="ru-RU"/>
+            </w:rPr>
+          </w:pPr>
+          <w:hyperlink w:anchor="_Toc229162972" w:history="1">
+            <w:r>
+              <w:rPr>
+                <w:rStyle w:val="a5"/>
+                <w:noProof/>
+              </w:rPr>
+              <w:t>Наименования идентификаторов</w:t>
+            </w:r>
+            <w:r>
+              <w:rPr>
+                <w:noProof/>
+                <w:webHidden/>
+              </w:rPr>
+              <w:tab/>
+            </w:r>
+            <w:r>
+              <w:rPr>
+                <w:noProof/>
+                <w:webHidden/>
+              </w:rPr>
+              <w:fldChar w:fldCharType="begin"/>
+            </w:r>
+            <w:r>
+              <w:rPr>
+                <w:noProof/>
+                <w:webHidden/>
+              </w:rPr>
+              <w:instrText xml:space="preserve"> PAGEREF _Toc229162972 \h </w:instrText>
+            </w:r>
+            <w:r>
+              <w:rPr>
+                <w:noProof/>
+                <w:webHidden/>
+              </w:rPr>
+            </w:r>
+            <w:r>
+              <w:rPr>
+                <w:noProof/>
+                <w:webHidden/>
+              </w:rPr>
+              <w:fldChar w:fldCharType="separate"/>
+            </w:r>
+            <w:r>
+              <w:rPr>
+                <w:noProof/>
+                <w:webHidden/>
+              </w:rPr>
+              <w:t>4</w:t>
+            </w:r>
+            <w:r>
+              <w:rPr>
+                <w:noProof/>
+                <w:webHidden/>
+              </w:rPr>
+              <w:fldChar w:fldCharType="end"/>
+            </w:r>
+          </w:hyperlink>
+        </w:p>
+        <w:p>
+          <w:pPr>
+            <w:pStyle w:val="21"/>
+            <w:tabs>
+              <w:tab w:val="right" w:leader="dot" w:pos="9345"/>
+            </w:tabs>
+            <w:rPr>
+              <w:noProof/>
+            </w:rPr>
+          </w:pPr>
+          <w:hyperlink w:anchor="_Toc229162973" w:history="1">
+            <w:r>
+              <w:rPr>
+                <w:rStyle w:val="a5"/>
+                <w:noProof/>
+              </w:rPr>
+              <w:t>Единицы</w:t>
+            </w:r>
+            <w:r>
+              <w:rPr>
+                <w:noProof/>
+                <w:webHidden/>
+              </w:rPr>
+              <w:tab/>
+            </w:r>
+            <w:r>
+              <w:rPr>
+                <w:noProof/>
+                <w:webHidden/>
+              </w:rPr>
+              <w:fldChar w:fldCharType="begin"/>
+            </w:r>
+            <w:r>
+              <w:rPr>
+                <w:noProof/>
+                <w:webHidden/>
+              </w:rPr>
+              <w:instrText xml:space="preserve"> PAGEREF _Toc229162973 \h </w:instrText>
+            </w:r>
+            <w:r>
+              <w:rPr>
+                <w:noProof/>
+                <w:webHidden/>
+              </w:rPr>
+            </w:r>
+            <w:r>
+              <w:rPr>
+                <w:noProof/>
+                <w:webHidden/>
+              </w:rPr>
+              <w:fldChar w:fldCharType="separate"/>
+            </w:r>
+            <w:r>
+              <w:rPr>
+                <w:noProof/>
+                <w:webHidden/>
+              </w:rPr>
+              <w:t>4</w:t>
+            </w:r>
+            <w:r>
+              <w:rPr>
+                <w:noProof/>
+                <w:webHidden/>
+              </w:rPr>
+              <w:fldChar w:fldCharType="end"/>
+            </w:r>
+          </w:hyperlink>
+        </w:p>
+        <w:p>
+          <w:pPr>
+            <w:pStyle w:val="21"/>
+            <w:tabs>
+              <w:tab w:val="right" w:leader="dot" w:pos="9345"/>
+            </w:tabs>
+            <w:rPr>
+              <w:noProof/>
+            </w:rPr>
+          </w:pPr>
+          <w:hyperlink w:anchor="_Toc229162974" w:history="1">
+            <w:r>
+              <w:rPr>
+                <w:rStyle w:val="a5"/>
+                <w:noProof/>
+              </w:rPr>
+              <w:t>Эффекты</w:t>
+            </w:r>
+            <w:r>
+              <w:rPr>
+                <w:noProof/>
+                <w:webHidden/>
+              </w:rPr>
+              <w:tab/>
+            </w:r>
+            <w:r>
+              <w:rPr>
+                <w:noProof/>
+                <w:webHidden/>
+              </w:rPr>
+              <w:fldChar w:fldCharType="begin"/>
+            </w:r>
+            <w:r>
+              <w:rPr>
+                <w:noProof/>
+                <w:webHidden/>
+              </w:rPr>
+              <w:instrText xml:space="preserve"> PAGEREF _Toc229162974 \h </w:instrText>
+            </w:r>
+            <w:r>
+              <w:rPr>
+                <w:noProof/>
+                <w:webHidden/>
+              </w:rPr>
+            </w:r>
+            <w:r>
+              <w:rPr>
+                <w:noProof/>
+                <w:webHidden/>
+              </w:rPr>
+              <w:fldChar w:fldCharType="separate"/>
+            </w:r>
+            <w:r>
+              <w:rPr>
+                <w:noProof/>
+                <w:webHidden/>
+              </w:rPr>
+              <w:t>5</w:t>
+            </w:r>
+            <w:r>
+              <w:rPr>
+                <w:noProof/>
+                <w:webHidden/>
+              </w:rPr>
+              <w:fldChar w:fldCharType="end"/>
+            </w:r>
+          </w:hyperlink>
+        </w:p>
+        <w:p>
+          <w:pPr>
+            <w:pStyle w:val="21"/>
+            <w:tabs>
+              <w:tab w:val="right" w:leader="dot" w:pos="9345"/>
+            </w:tabs>
+            <w:rPr>
+              <w:noProof/>
+            </w:rPr>
+          </w:pPr>
+          <w:hyperlink w:anchor="_Toc229162975" w:history="1">
+            <w:r>
+              <w:rPr>
+                <w:rStyle w:val="a5"/>
+                <w:noProof/>
+              </w:rPr>
+              <w:t>Оружия</w:t>
+            </w:r>
+            <w:r>
+              <w:rPr>
+                <w:noProof/>
+                <w:webHidden/>
+              </w:rPr>
+              <w:tab/>
+            </w:r>
+            <w:r>
+              <w:rPr>
+                <w:noProof/>
+                <w:webHidden/>
+              </w:rPr>
+              <w:fldChar w:fldCharType="begin"/>
+            </w:r>
+            <w:r>
+              <w:rPr>
+                <w:noProof/>
+                <w:webHidden/>
+              </w:rPr>
+              <w:instrText xml:space="preserve"> PAGEREF _Toc229162975 \h </w:instrText>
+            </w:r>
+            <w:r>
+              <w:rPr>
+                <w:noProof/>
+                <w:webHidden/>
+              </w:rPr>
+            </w:r>
+            <w:r>
+              <w:rPr>
+                <w:noProof/>
+                <w:webHidden/>
+              </w:rPr>
+              <w:fldChar w:fldCharType="separate"/>
+            </w:r>
+            <w:r>
+              <w:rPr>
+                <w:noProof/>
+                <w:webHidden/>
+              </w:rPr>
+              <w:t>6</w:t>
+            </w:r>
+            <w:r>
+              <w:rPr>
+                <w:noProof/>
+                <w:webHidden/>
+              </w:rPr>
+              <w:fldChar w:fldCharType="end"/>
+            </w:r>
+          </w:hyperlink>
+        </w:p>
+        <w:p>
+          <w:r>
+            <w:rPr>
+              <w:b/>
+              <w:bCs/>
+              <w:noProof/>
+            </w:rPr>
+            <w:fldChar w:fldCharType="end"/>
+          </w:r>
         </w:p>
       </w:sdtContent>
     </w:sdt>
     <w:p>
-      <w:pPr>
-        <w:jc w:val="center"/>
-        <w:rPr>
+      <w:r>
+        <w:br w:type="page"/>
+      </w:r>
+    </w:p>
+    <w:p>
+      <w:pPr>
+        <w:pStyle w:val="1"/>
+        <w:spacing w:line="480" w:lineRule="auto"/>
+      </w:pPr>
+      <w:bookmarkStart w:id="0" w:name="_Toc229162970"/>
+      <w:r>
+        <w:lastRenderedPageBreak/>
+        <w:t>Используемые термины</w:t>
+      </w:r>
+      <w:bookmarkEnd w:id="0"/>
+    </w:p>
+    <w:p>
+      <w:pPr>
+        <w:rPr>
+          <w:rFonts w:asciiTheme="majorHAnsi" w:hAnsiTheme="majorHAnsi" w:cstheme="majorHAnsi"/>
+        </w:rPr>
+      </w:pPr>
+      <w:bookmarkStart w:id="1" w:name="Единица_Данных"/>
+      <w:r>
+        <w:rPr>
+          <w:rFonts w:asciiTheme="majorHAnsi" w:hAnsiTheme="majorHAnsi" w:cstheme="majorHAnsi"/>
           <w:b/>
           <w:bCs/>
-          <w:sz w:val="46"/>
-          <w:szCs w:val="46"/>
-        </w:rPr>
-      </w:pPr>
-    </w:p>
-    <w:p>
-      <w:pPr>
-        <w:rPr>
+        </w:rPr>
+        <w:t>Единица данных</w:t>
+      </w:r>
+      <w:bookmarkEnd w:id="1"/>
+      <w:r>
+        <w:rPr>
+          <w:rFonts w:asciiTheme="majorHAnsi" w:hAnsiTheme="majorHAnsi" w:cstheme="majorHAnsi"/>
           <w:b/>
           <w:bCs/>
-          <w:sz w:val="46"/>
-          <w:szCs w:val="46"/>
-        </w:rPr>
-      </w:pPr>
-      <w:r>
-        <w:rPr>
+        </w:rPr>
+        <w:t xml:space="preserve"> </w:t>
+      </w:r>
+      <w:r>
+        <w:rPr>
+          <w:rFonts w:asciiTheme="majorHAnsi" w:hAnsiTheme="majorHAnsi" w:cstheme="majorHAnsi"/>
+        </w:rPr>
+        <w:t>– один из основных объектов игровых данных таких как “Единица”, “Способность”, “Улучшение”, “</w:t>
+      </w:r>
+      <w:r>
+        <w:rPr>
+          <w:rFonts w:asciiTheme="majorHAnsi" w:hAnsiTheme="majorHAnsi" w:cstheme="majorHAnsi"/>
+        </w:rPr>
+        <w:t>Оружие</w:t>
+      </w:r>
+      <w:r>
+        <w:rPr>
+          <w:rFonts w:asciiTheme="majorHAnsi" w:hAnsiTheme="majorHAnsi" w:cstheme="majorHAnsi"/>
+        </w:rPr>
+        <w:t>”</w:t>
+      </w:r>
+      <w:r>
+        <w:rPr>
+          <w:rFonts w:asciiTheme="majorHAnsi" w:hAnsiTheme="majorHAnsi" w:cstheme="majorHAnsi"/>
+        </w:rPr>
+        <w:t xml:space="preserve">, </w:t>
+      </w:r>
+      <w:r>
+        <w:rPr>
+          <w:rFonts w:asciiTheme="majorHAnsi" w:hAnsiTheme="majorHAnsi" w:cstheme="majorHAnsi"/>
+        </w:rPr>
+        <w:t xml:space="preserve">а также </w:t>
+      </w:r>
+      <w:r>
+        <w:rPr>
+          <w:rFonts w:asciiTheme="majorHAnsi" w:hAnsiTheme="majorHAnsi" w:cstheme="majorHAnsi"/>
+          <w:i/>
+          <w:iCs/>
+        </w:rPr>
+        <w:t xml:space="preserve">главные </w:t>
+      </w:r>
+      <w:r>
+        <w:rPr>
+          <w:rFonts w:asciiTheme="majorHAnsi" w:hAnsiTheme="majorHAnsi" w:cstheme="majorHAnsi"/>
+          <w:i/>
+          <w:iCs/>
+          <w:lang w:val="en-US"/>
+        </w:rPr>
+        <w:t>behavior</w:t>
+      </w:r>
+      <w:r>
+        <w:rPr>
+          <w:rFonts w:asciiTheme="majorHAnsi" w:hAnsiTheme="majorHAnsi" w:cstheme="majorHAnsi"/>
+          <w:i/>
+          <w:iCs/>
+        </w:rPr>
+        <w:t>’</w:t>
+      </w:r>
+      <w:r>
+        <w:rPr>
+          <w:rFonts w:asciiTheme="majorHAnsi" w:hAnsiTheme="majorHAnsi" w:cstheme="majorHAnsi"/>
+          <w:i/>
+          <w:iCs/>
+          <w:lang w:val="en-US"/>
+        </w:rPr>
+        <w:t>s</w:t>
+      </w:r>
+      <w:r>
+        <w:rPr>
+          <w:rFonts w:asciiTheme="majorHAnsi" w:hAnsiTheme="majorHAnsi" w:cstheme="majorHAnsi"/>
+          <w:i/>
+          <w:iCs/>
+        </w:rPr>
+        <w:t>.</w:t>
+      </w:r>
+      <w:r>
+        <w:rPr>
+          <w:rFonts w:asciiTheme="majorHAnsi" w:hAnsiTheme="majorHAnsi" w:cstheme="majorHAnsi"/>
+        </w:rPr>
+        <w:t xml:space="preserve"> Для каждой единицы </w:t>
+      </w:r>
+      <w:proofErr w:type="gramStart"/>
+      <w:r>
+        <w:rPr>
+          <w:rFonts w:asciiTheme="majorHAnsi" w:hAnsiTheme="majorHAnsi" w:cstheme="majorHAnsi"/>
+        </w:rPr>
+        <w:t xml:space="preserve">данных </w:t>
+      </w:r>
+      <w:r>
+        <w:rPr>
+          <w:rFonts w:asciiTheme="majorHAnsi" w:hAnsiTheme="majorHAnsi" w:cstheme="majorHAnsi"/>
           <w:b/>
           <w:bCs/>
-          <w:sz w:val="46"/>
-          <w:szCs w:val="46"/>
+        </w:rPr>
+        <w:t>Требуется</w:t>
+      </w:r>
+      <w:proofErr w:type="gramEnd"/>
+      <w:r>
+        <w:rPr>
+          <w:rFonts w:asciiTheme="majorHAnsi" w:hAnsiTheme="majorHAnsi" w:cstheme="majorHAnsi"/>
+        </w:rPr>
+        <w:t xml:space="preserve"> собственная Коллекция данных </w:t>
+      </w:r>
+      <w:r>
+        <w:rPr>
+          <w:rFonts w:asciiTheme="majorHAnsi" w:hAnsiTheme="majorHAnsi" w:cstheme="majorHAnsi"/>
+        </w:rPr>
+        <w:t>(</w:t>
+      </w:r>
+      <w:r>
+        <w:rPr>
+          <w:rFonts w:asciiTheme="majorHAnsi" w:hAnsiTheme="majorHAnsi" w:cstheme="majorHAnsi"/>
+          <w:lang w:val="en-US"/>
+        </w:rPr>
+        <w:t>Data</w:t>
+      </w:r>
+      <w:r>
+        <w:rPr>
+          <w:rFonts w:asciiTheme="majorHAnsi" w:hAnsiTheme="majorHAnsi" w:cstheme="majorHAnsi"/>
+        </w:rPr>
+        <w:t xml:space="preserve"> </w:t>
+      </w:r>
+      <w:r>
+        <w:rPr>
+          <w:rFonts w:asciiTheme="majorHAnsi" w:hAnsiTheme="majorHAnsi" w:cstheme="majorHAnsi"/>
+          <w:lang w:val="en-US"/>
+        </w:rPr>
+        <w:t>Collection</w:t>
+      </w:r>
+      <w:r>
+        <w:rPr>
+          <w:rFonts w:asciiTheme="majorHAnsi" w:hAnsiTheme="majorHAnsi" w:cstheme="majorHAnsi"/>
+        </w:rPr>
+        <w:t>)</w:t>
+      </w:r>
+    </w:p>
+    <w:p>
+      <w:pPr>
+        <w:rPr>
+          <w:rFonts w:asciiTheme="majorHAnsi" w:hAnsiTheme="majorHAnsi" w:cstheme="majorHAnsi"/>
+        </w:rPr>
+      </w:pPr>
+      <w:bookmarkStart w:id="2" w:name="Дополнительная_Единица_Данных"/>
+      <w:r>
+        <w:rPr>
+          <w:rFonts w:asciiTheme="majorHAnsi" w:hAnsiTheme="majorHAnsi" w:cstheme="majorHAnsi"/>
+          <w:b/>
+          <w:bCs/>
+        </w:rPr>
+        <w:t>Дополнительная единица данных</w:t>
+      </w:r>
+      <w:bookmarkEnd w:id="2"/>
+      <w:r>
+        <w:rPr>
+          <w:rFonts w:asciiTheme="majorHAnsi" w:hAnsiTheme="majorHAnsi" w:cstheme="majorHAnsi"/>
+        </w:rPr>
+        <w:t xml:space="preserve"> – Вложенные объекты в</w:t>
+      </w:r>
+      <w:r>
+        <w:rPr>
+          <w:rFonts w:asciiTheme="majorHAnsi" w:hAnsiTheme="majorHAnsi" w:cstheme="majorHAnsi"/>
+        </w:rPr>
+        <w:t xml:space="preserve"> </w:t>
+      </w:r>
+      <w:r>
+        <w:rPr>
+          <w:rFonts w:asciiTheme="majorHAnsi" w:hAnsiTheme="majorHAnsi" w:cstheme="majorHAnsi"/>
+        </w:rPr>
+        <w:t>коллекцию данных</w:t>
+      </w:r>
+      <w:r>
+        <w:rPr>
+          <w:rFonts w:asciiTheme="majorHAnsi" w:hAnsiTheme="majorHAnsi" w:cstheme="majorHAnsi"/>
+        </w:rPr>
+        <w:t xml:space="preserve"> основн</w:t>
+      </w:r>
+      <w:r>
+        <w:rPr>
+          <w:rFonts w:asciiTheme="majorHAnsi" w:hAnsiTheme="majorHAnsi" w:cstheme="majorHAnsi"/>
+        </w:rPr>
+        <w:t>ой</w:t>
+      </w:r>
+      <w:r>
+        <w:rPr>
+          <w:rFonts w:asciiTheme="majorHAnsi" w:hAnsiTheme="majorHAnsi" w:cstheme="majorHAnsi"/>
+        </w:rPr>
+        <w:t xml:space="preserve"> единиц</w:t>
+      </w:r>
+      <w:r>
+        <w:rPr>
+          <w:rFonts w:asciiTheme="majorHAnsi" w:hAnsiTheme="majorHAnsi" w:cstheme="majorHAnsi"/>
+        </w:rPr>
+        <w:t>ы</w:t>
+      </w:r>
+      <w:r>
+        <w:rPr>
+          <w:rFonts w:asciiTheme="majorHAnsi" w:hAnsiTheme="majorHAnsi" w:cstheme="majorHAnsi"/>
+        </w:rPr>
+        <w:t xml:space="preserve"> данных. Например: “</w:t>
+      </w:r>
+      <w:r>
+        <w:rPr>
+          <w:rFonts w:asciiTheme="majorHAnsi" w:hAnsiTheme="majorHAnsi" w:cstheme="majorHAnsi"/>
+        </w:rPr>
+        <w:t>Модели</w:t>
+      </w:r>
+      <w:r>
+        <w:rPr>
+          <w:rFonts w:asciiTheme="majorHAnsi" w:hAnsiTheme="majorHAnsi" w:cstheme="majorHAnsi"/>
+        </w:rPr>
+        <w:t>”</w:t>
+      </w:r>
+      <w:proofErr w:type="gramStart"/>
+      <w:r>
+        <w:rPr>
+          <w:rFonts w:asciiTheme="majorHAnsi" w:hAnsiTheme="majorHAnsi" w:cstheme="majorHAnsi"/>
+        </w:rPr>
+        <w:t>,</w:t>
+      </w:r>
+      <w:r>
+        <w:rPr>
+          <w:rFonts w:asciiTheme="majorHAnsi" w:hAnsiTheme="majorHAnsi" w:cstheme="majorHAnsi"/>
+        </w:rPr>
+        <w:t xml:space="preserve"> </w:t>
+      </w:r>
+      <w:r>
+        <w:rPr>
+          <w:rFonts w:asciiTheme="majorHAnsi" w:hAnsiTheme="majorHAnsi" w:cstheme="majorHAnsi"/>
+        </w:rPr>
+        <w:t>”Акторы</w:t>
+      </w:r>
+      <w:proofErr w:type="gramEnd"/>
+      <w:r>
+        <w:rPr>
+          <w:rFonts w:asciiTheme="majorHAnsi" w:hAnsiTheme="majorHAnsi" w:cstheme="majorHAnsi"/>
+        </w:rPr>
+        <w:t>”</w:t>
+      </w:r>
+      <w:r>
+        <w:rPr>
+          <w:rFonts w:asciiTheme="majorHAnsi" w:hAnsiTheme="majorHAnsi" w:cstheme="majorHAnsi"/>
+        </w:rPr>
+        <w:t>, “Эффект</w:t>
+      </w:r>
+      <w:r>
+        <w:rPr>
+          <w:rFonts w:asciiTheme="majorHAnsi" w:hAnsiTheme="majorHAnsi" w:cstheme="majorHAnsi"/>
+        </w:rPr>
+        <w:t>ы</w:t>
+      </w:r>
+      <w:r>
+        <w:rPr>
+          <w:rFonts w:asciiTheme="majorHAnsi" w:hAnsiTheme="majorHAnsi" w:cstheme="majorHAnsi"/>
+        </w:rPr>
+        <w:t>”, “</w:t>
+      </w:r>
+      <w:r>
+        <w:rPr>
+          <w:rFonts w:asciiTheme="majorHAnsi" w:hAnsiTheme="majorHAnsi" w:cstheme="majorHAnsi"/>
+        </w:rPr>
+        <w:t xml:space="preserve">Дополнительные </w:t>
+      </w:r>
+      <w:r>
+        <w:rPr>
+          <w:rFonts w:asciiTheme="majorHAnsi" w:hAnsiTheme="majorHAnsi" w:cstheme="majorHAnsi"/>
+          <w:lang w:val="en-US"/>
+        </w:rPr>
+        <w:t>behavior</w:t>
+      </w:r>
+      <w:r>
+        <w:rPr>
+          <w:rFonts w:asciiTheme="majorHAnsi" w:hAnsiTheme="majorHAnsi" w:cstheme="majorHAnsi"/>
+        </w:rPr>
+        <w:t>’</w:t>
+      </w:r>
+      <w:r>
+        <w:rPr>
+          <w:rFonts w:asciiTheme="majorHAnsi" w:hAnsiTheme="majorHAnsi" w:cstheme="majorHAnsi"/>
+          <w:lang w:val="en-US"/>
+        </w:rPr>
+        <w:t>s</w:t>
+      </w:r>
+      <w:r>
+        <w:rPr>
+          <w:rFonts w:asciiTheme="majorHAnsi" w:hAnsiTheme="majorHAnsi" w:cstheme="majorHAnsi"/>
+        </w:rPr>
+        <w:t>”, “Звук</w:t>
+      </w:r>
+      <w:r>
+        <w:rPr>
+          <w:rFonts w:asciiTheme="majorHAnsi" w:hAnsiTheme="majorHAnsi" w:cstheme="majorHAnsi"/>
+        </w:rPr>
+        <w:t>”, “</w:t>
+      </w:r>
+      <w:r>
+        <w:rPr>
+          <w:rFonts w:asciiTheme="majorHAnsi" w:hAnsiTheme="majorHAnsi" w:cstheme="majorHAnsi"/>
+        </w:rPr>
+        <w:t>Освещение</w:t>
+      </w:r>
+      <w:r>
+        <w:rPr>
+          <w:rFonts w:asciiTheme="majorHAnsi" w:hAnsiTheme="majorHAnsi" w:cstheme="majorHAnsi"/>
+        </w:rPr>
+        <w:t>”, “</w:t>
+      </w:r>
+      <w:r>
+        <w:rPr>
+          <w:rFonts w:asciiTheme="majorHAnsi" w:hAnsiTheme="majorHAnsi" w:cstheme="majorHAnsi"/>
+        </w:rPr>
+        <w:t>Аккумуляторы</w:t>
+      </w:r>
+      <w:r>
+        <w:rPr>
+          <w:rFonts w:asciiTheme="majorHAnsi" w:hAnsiTheme="majorHAnsi" w:cstheme="majorHAnsi"/>
+        </w:rPr>
+        <w:t>”, “</w:t>
+      </w:r>
+      <w:proofErr w:type="spellStart"/>
+      <w:r>
+        <w:rPr>
+          <w:rFonts w:asciiTheme="majorHAnsi" w:hAnsiTheme="majorHAnsi" w:cstheme="majorHAnsi"/>
+        </w:rPr>
+        <w:t>Муверы</w:t>
+      </w:r>
+      <w:proofErr w:type="spellEnd"/>
+      <w:r>
+        <w:rPr>
+          <w:rFonts w:asciiTheme="majorHAnsi" w:hAnsiTheme="majorHAnsi" w:cstheme="majorHAnsi"/>
+        </w:rPr>
+        <w:t>”, “</w:t>
+      </w:r>
+      <w:r>
+        <w:rPr>
+          <w:rFonts w:asciiTheme="majorHAnsi" w:hAnsiTheme="majorHAnsi" w:cstheme="majorHAnsi"/>
+        </w:rPr>
+        <w:t>Единицы для снарядов</w:t>
+      </w:r>
+      <w:r>
+        <w:rPr>
+          <w:rFonts w:asciiTheme="majorHAnsi" w:hAnsiTheme="majorHAnsi" w:cstheme="majorHAnsi"/>
+        </w:rPr>
+        <w:t>”</w:t>
+      </w:r>
+      <w:r>
+        <w:rPr>
+          <w:rFonts w:asciiTheme="majorHAnsi" w:hAnsiTheme="majorHAnsi" w:cstheme="majorHAnsi"/>
+        </w:rPr>
+        <w:t>.</w:t>
+      </w:r>
+    </w:p>
+    <w:p>
+      <w:pPr>
+        <w:rPr>
+          <w:rFonts w:asciiTheme="majorHAnsi" w:hAnsiTheme="majorHAnsi" w:cstheme="majorHAnsi"/>
+        </w:rPr>
+      </w:pPr>
+      <w:bookmarkStart w:id="3" w:name="Текущая_Единица"/>
+      <w:r>
+        <w:rPr>
+          <w:rFonts w:asciiTheme="majorHAnsi" w:hAnsiTheme="majorHAnsi" w:cstheme="majorHAnsi"/>
+          <w:b/>
+          <w:bCs/>
+        </w:rPr>
+        <w:t>Текущая единица</w:t>
+      </w:r>
+      <w:bookmarkEnd w:id="3"/>
+      <w:r>
+        <w:rPr>
+          <w:rFonts w:asciiTheme="majorHAnsi" w:hAnsiTheme="majorHAnsi" w:cstheme="majorHAnsi"/>
+        </w:rPr>
+        <w:t xml:space="preserve"> – </w:t>
+      </w:r>
+      <w:r>
+        <w:rPr>
+          <w:rFonts w:asciiTheme="majorHAnsi" w:hAnsiTheme="majorHAnsi" w:cstheme="majorHAnsi"/>
+        </w:rPr>
+        <w:t>Считается той единицей</w:t>
+      </w:r>
+      <w:r>
+        <w:rPr>
+          <w:rFonts w:asciiTheme="majorHAnsi" w:hAnsiTheme="majorHAnsi" w:cstheme="majorHAnsi"/>
+        </w:rPr>
+        <w:t xml:space="preserve">, </w:t>
+      </w:r>
+      <w:r>
+        <w:rPr>
+          <w:rFonts w:asciiTheme="majorHAnsi" w:hAnsiTheme="majorHAnsi" w:cstheme="majorHAnsi"/>
+        </w:rPr>
+        <w:t>над которой в данный момент ведётся работа</w:t>
+      </w:r>
+      <w:r>
+        <w:rPr>
+          <w:rFonts w:asciiTheme="majorHAnsi" w:hAnsiTheme="majorHAnsi" w:cstheme="majorHAnsi"/>
+        </w:rPr>
+        <w:t xml:space="preserve">, </w:t>
+      </w:r>
+      <w:r>
+        <w:rPr>
+          <w:rFonts w:asciiTheme="majorHAnsi" w:hAnsiTheme="majorHAnsi" w:cstheme="majorHAnsi"/>
+        </w:rPr>
+        <w:t>и для которой создано текущее пространство данных (</w:t>
+      </w:r>
+      <w:r>
+        <w:rPr>
+          <w:rFonts w:asciiTheme="majorHAnsi" w:hAnsiTheme="majorHAnsi" w:cstheme="majorHAnsi"/>
+          <w:lang w:val="en-US"/>
+        </w:rPr>
+        <w:t>Data</w:t>
+      </w:r>
+      <w:r>
+        <w:rPr>
+          <w:rFonts w:asciiTheme="majorHAnsi" w:hAnsiTheme="majorHAnsi" w:cstheme="majorHAnsi"/>
+        </w:rPr>
+        <w:t xml:space="preserve"> </w:t>
+      </w:r>
+      <w:r>
+        <w:rPr>
+          <w:rFonts w:asciiTheme="majorHAnsi" w:hAnsiTheme="majorHAnsi" w:cstheme="majorHAnsi"/>
+          <w:lang w:val="en-US"/>
+        </w:rPr>
+        <w:t>Space</w:t>
+      </w:r>
+      <w:r>
+        <w:rPr>
+          <w:rFonts w:asciiTheme="majorHAnsi" w:hAnsiTheme="majorHAnsi" w:cstheme="majorHAnsi"/>
+        </w:rPr>
+        <w:t>)</w:t>
+      </w:r>
+    </w:p>
+    <w:p>
+      <w:pPr>
+        <w:rPr>
+          <w:rFonts w:asciiTheme="majorHAnsi" w:eastAsiaTheme="majorEastAsia" w:hAnsiTheme="majorHAnsi" w:cstheme="majorBidi"/>
+          <w:color w:val="2F5496" w:themeColor="accent1" w:themeShade="BF"/>
+          <w:sz w:val="32"/>
+          <w:szCs w:val="32"/>
+        </w:rPr>
+      </w:pPr>
+    </w:p>
+    <w:p>
+      <w:pPr>
+        <w:rPr>
+          <w:rFonts w:asciiTheme="majorHAnsi" w:eastAsiaTheme="majorEastAsia" w:hAnsiTheme="majorHAnsi" w:cstheme="majorBidi"/>
+          <w:color w:val="2F5496" w:themeColor="accent1" w:themeShade="BF"/>
+          <w:sz w:val="32"/>
+          <w:szCs w:val="32"/>
+        </w:rPr>
+      </w:pPr>
+      <w:r>
+        <w:rPr>
+          <w:rFonts w:asciiTheme="majorHAnsi" w:eastAsiaTheme="majorEastAsia" w:hAnsiTheme="majorHAnsi" w:cstheme="majorBidi"/>
+          <w:color w:val="2F5496" w:themeColor="accent1" w:themeShade="BF"/>
+          <w:sz w:val="32"/>
+          <w:szCs w:val="32"/>
         </w:rPr>
         <w:br w:type="page"/>
       </w:r>
@@ -180,10 +1070,12 @@
       <w:pPr>
         <w:pStyle w:val="1"/>
       </w:pPr>
+      <w:bookmarkStart w:id="4" w:name="_Toc229162971"/>
       <w:r>
         <w:lastRenderedPageBreak/>
         <w:t>Основные положения</w:t>
       </w:r>
+      <w:bookmarkEnd w:id="4"/>
     </w:p>
     <w:p/>
     <w:p>
@@ -224,19 +1116,2378 @@
         </w:rPr>
         <w:t>.</w:t>
       </w:r>
+      <w:bookmarkStart w:id="5" w:name="_Toc229162972"/>
+    </w:p>
+    <w:p>
+      <w:pPr>
+        <w:pStyle w:val="a4"/>
+        <w:numPr>
+          <w:ilvl w:val="0"/>
+          <w:numId w:val="1"/>
+        </w:numPr>
+      </w:pPr>
+      <w:r>
+        <w:rPr>
+          <w:lang w:val="en-US"/>
+        </w:rPr>
+        <w:t>XML</w:t>
+      </w:r>
+      <w:r>
+        <w:t>-</w:t>
+      </w:r>
+      <w:r>
+        <w:t>код пространства данных единицы должен быть разбит на четкие блоки</w:t>
+      </w:r>
+      <w:r>
+        <w:t xml:space="preserve">. </w:t>
+      </w:r>
+      <w:r>
+        <w:t>(см</w:t>
+      </w:r>
+      <w:r>
+        <w:rPr>
+          <w:lang w:val="en-US"/>
+        </w:rPr>
+        <w:t xml:space="preserve">. </w:t>
+      </w:r>
+      <w:r>
+        <w:t xml:space="preserve">Раздел </w:t>
+      </w:r>
+      <w:r>
+        <w:rPr>
+          <w:lang w:val="en-US"/>
+        </w:rPr>
+        <w:t>“</w:t>
+      </w:r>
+      <w:r>
+        <w:t xml:space="preserve">Порядок </w:t>
+      </w:r>
+      <w:r>
+        <w:rPr>
+          <w:lang w:val="en-US"/>
+        </w:rPr>
+        <w:t>XML”</w:t>
+      </w:r>
+      <w:r>
+        <w:t>)</w:t>
+      </w:r>
+    </w:p>
+    <w:p>
+      <w:r>
+        <w:br w:type="page"/>
+      </w:r>
+    </w:p>
+    <w:p>
+      <w:pPr>
+        <w:pStyle w:val="1"/>
+        <w:rPr>
+          <w:lang w:val="en-US"/>
+        </w:rPr>
+      </w:pPr>
+      <w:r>
+        <w:lastRenderedPageBreak/>
+        <w:t xml:space="preserve">Порядок </w:t>
+      </w:r>
+      <w:r>
+        <w:rPr>
+          <w:lang w:val="en-US"/>
+        </w:rPr>
+        <w:t>XML</w:t>
+      </w:r>
     </w:p>
     <w:p/>
     <w:p>
       <w:pPr>
+        <w:rPr>
+          <w:lang w:val="en-US"/>
+        </w:rPr>
+      </w:pPr>
+      <w:r>
+        <w:tab/>
+        <w:t xml:space="preserve">Файлы </w:t>
+      </w:r>
+      <w:r>
+        <w:rPr>
+          <w:lang w:val="en-US"/>
+        </w:rPr>
+        <w:t>XML</w:t>
+      </w:r>
+      <w:r>
+        <w:t xml:space="preserve"> </w:t>
+      </w:r>
+      <w:r>
+        <w:t>единицы</w:t>
+      </w:r>
+      <w:r>
+        <w:t xml:space="preserve">, </w:t>
+      </w:r>
+      <w:r>
+        <w:t>должны быть строго разбиты на чёткие</w:t>
+      </w:r>
+      <w:r>
+        <w:t xml:space="preserve">, </w:t>
+      </w:r>
+      <w:r>
+        <w:t>визуально различимые блоки с данными</w:t>
+      </w:r>
+      <w:r>
+        <w:t xml:space="preserve">. </w:t>
+      </w:r>
+      <w:r>
+        <w:t>По такому принципу</w:t>
+      </w:r>
+      <w:r>
+        <w:rPr>
+          <w:lang w:val="en-US"/>
+        </w:rPr>
+        <w:t>:</w:t>
+      </w:r>
+    </w:p>
+    <w:p>
+      <w:pPr>
+        <w:pStyle w:val="a4"/>
+        <w:numPr>
+          <w:ilvl w:val="0"/>
+          <w:numId w:val="5"/>
+        </w:numPr>
+      </w:pPr>
+      <w:r>
+        <w:rPr>
+          <w:lang w:val="en-US"/>
+        </w:rPr>
+        <w:t>Unit</w:t>
+      </w:r>
+    </w:p>
+    <w:p>
+      <w:pPr>
+        <w:pStyle w:val="a4"/>
+        <w:numPr>
+          <w:ilvl w:val="1"/>
+          <w:numId w:val="5"/>
+        </w:numPr>
+      </w:pPr>
+      <w:r>
+        <w:t xml:space="preserve">Кнопка единицы </w:t>
+      </w:r>
+      <w:proofErr w:type="spellStart"/>
+      <w:r>
+        <w:rPr>
+          <w:lang w:val="en-US"/>
+        </w:rPr>
+        <w:t>CButton</w:t>
+      </w:r>
+      <w:proofErr w:type="spellEnd"/>
+    </w:p>
+    <w:p>
+      <w:pPr>
+        <w:pStyle w:val="a4"/>
+        <w:numPr>
+          <w:ilvl w:val="1"/>
+          <w:numId w:val="5"/>
+        </w:numPr>
+      </w:pPr>
+      <w:r>
+        <w:t xml:space="preserve">Единица </w:t>
+      </w:r>
+      <w:proofErr w:type="spellStart"/>
+      <w:r>
+        <w:rPr>
+          <w:lang w:val="en-US"/>
+        </w:rPr>
+        <w:t>CUnit</w:t>
+      </w:r>
+      <w:proofErr w:type="spellEnd"/>
+    </w:p>
+    <w:p>
+      <w:pPr>
+        <w:pStyle w:val="a4"/>
+        <w:numPr>
+          <w:ilvl w:val="1"/>
+          <w:numId w:val="5"/>
+        </w:numPr>
+      </w:pPr>
+      <w:proofErr w:type="spellStart"/>
+      <w:r>
+        <w:t>Актор</w:t>
+      </w:r>
+      <w:proofErr w:type="spellEnd"/>
+      <w:r>
+        <w:t xml:space="preserve"> единицы </w:t>
+      </w:r>
+      <w:proofErr w:type="spellStart"/>
+      <w:r>
+        <w:rPr>
+          <w:lang w:val="en-US"/>
+        </w:rPr>
+        <w:t>CActorUnit</w:t>
+      </w:r>
+      <w:proofErr w:type="spellEnd"/>
+    </w:p>
+    <w:p>
+      <w:pPr>
+        <w:pStyle w:val="a4"/>
+        <w:numPr>
+          <w:ilvl w:val="1"/>
+          <w:numId w:val="5"/>
+        </w:numPr>
+      </w:pPr>
+      <w:r>
+        <w:t>Модели единицы</w:t>
+      </w:r>
+      <w:r>
+        <w:rPr>
+          <w:lang w:val="en-US"/>
+        </w:rPr>
+        <w:t xml:space="preserve"> </w:t>
+      </w:r>
+      <w:proofErr w:type="spellStart"/>
+      <w:r>
+        <w:rPr>
+          <w:lang w:val="en-US"/>
+        </w:rPr>
+        <w:t>CModel</w:t>
+      </w:r>
+      <w:proofErr w:type="spellEnd"/>
+    </w:p>
+    <w:p>
+      <w:pPr>
+        <w:pStyle w:val="a4"/>
+        <w:numPr>
+          <w:ilvl w:val="1"/>
+          <w:numId w:val="5"/>
+        </w:numPr>
+      </w:pPr>
+      <w:r>
+        <w:t xml:space="preserve">Звуки единицы </w:t>
+      </w:r>
+      <w:proofErr w:type="spellStart"/>
+      <w:r>
+        <w:rPr>
+          <w:lang w:val="en-US"/>
+        </w:rPr>
+        <w:t>CSound</w:t>
+      </w:r>
+      <w:proofErr w:type="spellEnd"/>
+    </w:p>
+    <w:p>
+      <w:pPr>
+        <w:pStyle w:val="a4"/>
+        <w:numPr>
+          <w:ilvl w:val="1"/>
+          <w:numId w:val="5"/>
+        </w:numPr>
+      </w:pPr>
+      <w:r>
+        <w:t>Освещение</w:t>
+      </w:r>
+      <w:r>
+        <w:rPr>
+          <w:lang w:val="en-US"/>
+        </w:rPr>
+        <w:t xml:space="preserve"> </w:t>
+      </w:r>
+      <w:r>
+        <w:t>портрета</w:t>
+      </w:r>
+      <w:r>
+        <w:rPr>
+          <w:lang w:val="en-US"/>
+        </w:rPr>
+        <w:t xml:space="preserve"> </w:t>
+      </w:r>
+      <w:proofErr w:type="spellStart"/>
+      <w:r>
+        <w:rPr>
+          <w:lang w:val="en-US"/>
+        </w:rPr>
+        <w:t>CLight</w:t>
+      </w:r>
+      <w:proofErr w:type="spellEnd"/>
+    </w:p>
+    <w:p>
+      <w:pPr>
+        <w:pStyle w:val="a4"/>
+        <w:numPr>
+          <w:ilvl w:val="1"/>
+          <w:numId w:val="5"/>
+        </w:numPr>
+      </w:pPr>
+      <w:r>
+        <w:t xml:space="preserve">Требования </w:t>
+      </w:r>
+      <w:proofErr w:type="spellStart"/>
+      <w:r>
+        <w:rPr>
+          <w:lang w:val="en-US"/>
+        </w:rPr>
+        <w:t>CRequirement</w:t>
+      </w:r>
+      <w:proofErr w:type="spellEnd"/>
+    </w:p>
+    <w:p>
+      <w:pPr>
+        <w:pStyle w:val="a4"/>
+        <w:numPr>
+          <w:ilvl w:val="1"/>
+          <w:numId w:val="5"/>
+        </w:numPr>
+      </w:pPr>
+      <w:r>
+        <w:t xml:space="preserve">4 валидатора </w:t>
+      </w:r>
+      <w:proofErr w:type="spellStart"/>
+      <w:r>
+        <w:rPr>
+          <w:lang w:val="en-US"/>
+        </w:rPr>
+        <w:t>CValidatorUnitType</w:t>
+      </w:r>
+      <w:proofErr w:type="spellEnd"/>
+    </w:p>
+    <w:p>
+      <w:pPr>
+        <w:pStyle w:val="a4"/>
+        <w:numPr>
+          <w:ilvl w:val="1"/>
+          <w:numId w:val="5"/>
+        </w:numPr>
+      </w:pPr>
+      <w:r>
+        <w:t xml:space="preserve">Коллекция единицы </w:t>
+      </w:r>
+      <w:proofErr w:type="spellStart"/>
+      <w:r>
+        <w:rPr>
+          <w:lang w:val="en-US"/>
+        </w:rPr>
+        <w:t>CDataCollectionUnit</w:t>
+      </w:r>
+      <w:proofErr w:type="spellEnd"/>
+    </w:p>
+    <w:p/>
+    <w:p>
+      <w:pPr>
+        <w:pStyle w:val="a4"/>
+        <w:numPr>
+          <w:ilvl w:val="0"/>
+          <w:numId w:val="5"/>
+        </w:numPr>
+      </w:pPr>
+      <w:r>
+        <w:rPr>
+          <w:lang w:val="en-US"/>
+        </w:rPr>
+        <w:t>Weapons</w:t>
+      </w:r>
+      <w:r>
+        <w:t xml:space="preserve"> (</w:t>
+      </w:r>
+      <w:r>
+        <w:t>Отделить блок</w:t>
+      </w:r>
+      <w:r>
+        <w:t xml:space="preserve">, </w:t>
+      </w:r>
+      <w:r>
+        <w:t xml:space="preserve">комментарием </w:t>
+      </w:r>
+      <w:r>
+        <w:rPr>
+          <w:i/>
+          <w:iCs/>
+        </w:rPr>
+        <w:t>&lt;! =(</w:t>
+      </w:r>
+      <w:r>
+        <w:rPr>
+          <w:i/>
+          <w:iCs/>
+          <w:lang w:val="en-US"/>
+        </w:rPr>
+        <w:t>x</w:t>
+      </w:r>
+      <w:r>
+        <w:rPr>
+          <w:i/>
+          <w:iCs/>
+        </w:rPr>
+        <w:t xml:space="preserve">10) </w:t>
+      </w:r>
+      <w:r>
+        <w:rPr>
+          <w:i/>
+          <w:iCs/>
+          <w:lang w:val="en-US"/>
+        </w:rPr>
+        <w:t>Category</w:t>
+      </w:r>
+      <w:r>
+        <w:rPr>
+          <w:i/>
+          <w:iCs/>
+        </w:rPr>
+        <w:t xml:space="preserve"> =(</w:t>
+      </w:r>
+      <w:r>
+        <w:rPr>
+          <w:i/>
+          <w:iCs/>
+          <w:lang w:val="en-US"/>
+        </w:rPr>
+        <w:t>x</w:t>
+      </w:r>
+      <w:r>
+        <w:rPr>
+          <w:i/>
+          <w:iCs/>
+        </w:rPr>
+        <w:t>10) --</w:t>
+      </w:r>
+      <w:proofErr w:type="gramStart"/>
+      <w:r>
+        <w:rPr>
+          <w:i/>
+          <w:iCs/>
+        </w:rPr>
+        <w:t>&gt;</w:t>
+      </w:r>
+      <w:r>
+        <w:t xml:space="preserve"> )</w:t>
+      </w:r>
+      <w:proofErr w:type="gramEnd"/>
+    </w:p>
+    <w:p>
+      <w:pPr>
+        <w:pStyle w:val="a4"/>
+        <w:numPr>
+          <w:ilvl w:val="1"/>
+          <w:numId w:val="5"/>
+        </w:numPr>
+      </w:pPr>
+      <w:r>
+        <w:t xml:space="preserve">Оружие </w:t>
+      </w:r>
+      <w:proofErr w:type="spellStart"/>
+      <w:r>
+        <w:rPr>
+          <w:lang w:val="en-US"/>
+        </w:rPr>
+        <w:t>CWeaponLegacy</w:t>
+      </w:r>
+      <w:proofErr w:type="spellEnd"/>
+    </w:p>
+    <w:p>
+      <w:pPr>
+        <w:pStyle w:val="a4"/>
+        <w:numPr>
+          <w:ilvl w:val="1"/>
+          <w:numId w:val="5"/>
+        </w:numPr>
+      </w:pPr>
+      <w:r>
+        <w:t xml:space="preserve">Эффекты оружия </w:t>
+      </w:r>
+      <w:proofErr w:type="spellStart"/>
+      <w:r>
+        <w:rPr>
+          <w:lang w:val="en-US"/>
+        </w:rPr>
+        <w:t>CEffect</w:t>
+      </w:r>
+      <w:proofErr w:type="spellEnd"/>
+      <w:r>
+        <w:rPr>
+          <w:lang w:val="en-US"/>
+        </w:rPr>
+        <w:t>*</w:t>
+      </w:r>
+    </w:p>
+    <w:p>
+      <w:pPr>
+        <w:pStyle w:val="a4"/>
+        <w:numPr>
+          <w:ilvl w:val="1"/>
+          <w:numId w:val="5"/>
+        </w:numPr>
+      </w:pPr>
+      <w:r>
+        <w:t xml:space="preserve">Акторы оружия </w:t>
+      </w:r>
+      <w:proofErr w:type="spellStart"/>
+      <w:r>
+        <w:rPr>
+          <w:lang w:val="en-US"/>
+        </w:rPr>
+        <w:t>CActor</w:t>
+      </w:r>
+      <w:proofErr w:type="spellEnd"/>
+      <w:r>
+        <w:rPr>
+          <w:lang w:val="en-US"/>
+        </w:rPr>
+        <w:t>*</w:t>
+      </w:r>
+    </w:p>
+    <w:p>
+      <w:pPr>
+        <w:pStyle w:val="a4"/>
+        <w:numPr>
+          <w:ilvl w:val="1"/>
+          <w:numId w:val="5"/>
+        </w:numPr>
+      </w:pPr>
+      <w:r>
+        <w:t xml:space="preserve">Модели оружия </w:t>
+      </w:r>
+      <w:proofErr w:type="spellStart"/>
+      <w:r>
+        <w:rPr>
+          <w:lang w:val="en-US"/>
+        </w:rPr>
+        <w:t>CModel</w:t>
+      </w:r>
+      <w:proofErr w:type="spellEnd"/>
+    </w:p>
+    <w:p>
+      <w:pPr>
+        <w:pStyle w:val="a4"/>
+        <w:numPr>
+          <w:ilvl w:val="1"/>
+          <w:numId w:val="5"/>
+        </w:numPr>
+      </w:pPr>
+      <w:r>
+        <w:t xml:space="preserve">Звуки оружия </w:t>
+      </w:r>
+      <w:proofErr w:type="spellStart"/>
+      <w:r>
+        <w:rPr>
+          <w:lang w:val="en-US"/>
+        </w:rPr>
+        <w:t>CSound</w:t>
+      </w:r>
+      <w:proofErr w:type="spellEnd"/>
+    </w:p>
+    <w:p>
+      <w:pPr>
+        <w:pStyle w:val="a4"/>
+        <w:numPr>
+          <w:ilvl w:val="1"/>
+          <w:numId w:val="5"/>
+        </w:numPr>
+      </w:pPr>
+      <w:r>
+        <w:t xml:space="preserve">Валидаторы оружия </w:t>
+      </w:r>
+      <w:proofErr w:type="spellStart"/>
+      <w:r>
+        <w:rPr>
+          <w:lang w:val="en-US"/>
+        </w:rPr>
+        <w:t>CValidator</w:t>
+      </w:r>
+      <w:proofErr w:type="spellEnd"/>
+      <w:r>
+        <w:rPr>
+          <w:lang w:val="en-US"/>
+        </w:rPr>
+        <w:t>*</w:t>
+      </w:r>
+    </w:p>
+    <w:p>
+      <w:pPr>
+        <w:pStyle w:val="a4"/>
+        <w:numPr>
+          <w:ilvl w:val="1"/>
+          <w:numId w:val="5"/>
+        </w:numPr>
+      </w:pPr>
+      <w:r>
+        <w:t>Коллекция оружия</w:t>
+      </w:r>
+      <w:r>
+        <w:rPr>
+          <w:lang w:val="en-US"/>
+        </w:rPr>
+        <w:t xml:space="preserve"> </w:t>
+      </w:r>
+      <w:proofErr w:type="spellStart"/>
+      <w:r>
+        <w:rPr>
+          <w:lang w:val="en-US"/>
+        </w:rPr>
+        <w:t>CDataCollectionUnit</w:t>
+      </w:r>
+      <w:proofErr w:type="spellEnd"/>
+    </w:p>
+    <w:p>
+      <w:pPr>
+        <w:pStyle w:val="a4"/>
+        <w:ind w:left="1440"/>
+      </w:pPr>
+    </w:p>
+    <w:p>
+      <w:pPr>
+        <w:pStyle w:val="a4"/>
+        <w:numPr>
+          <w:ilvl w:val="0"/>
+          <w:numId w:val="5"/>
+        </w:numPr>
+      </w:pPr>
+      <w:r>
+        <w:rPr>
+          <w:lang w:val="en-US"/>
+        </w:rPr>
+        <w:t>Behaviors</w:t>
+      </w:r>
+      <w:r>
+        <w:t xml:space="preserve"> </w:t>
+      </w:r>
+      <w:r>
+        <w:t>(</w:t>
+      </w:r>
+      <w:r>
+        <w:t>Отделить блок</w:t>
+      </w:r>
+      <w:r>
+        <w:t xml:space="preserve">, </w:t>
+      </w:r>
+      <w:r>
+        <w:t xml:space="preserve">комментарием </w:t>
+      </w:r>
+      <w:r>
+        <w:rPr>
+          <w:i/>
+          <w:iCs/>
+        </w:rPr>
+        <w:t>&lt;! =(</w:t>
+      </w:r>
+      <w:r>
+        <w:rPr>
+          <w:i/>
+          <w:iCs/>
+          <w:lang w:val="en-US"/>
+        </w:rPr>
+        <w:t>x</w:t>
+      </w:r>
+      <w:r>
+        <w:rPr>
+          <w:i/>
+          <w:iCs/>
+        </w:rPr>
+        <w:t xml:space="preserve">10) </w:t>
+      </w:r>
+      <w:r>
+        <w:rPr>
+          <w:i/>
+          <w:iCs/>
+          <w:lang w:val="en-US"/>
+        </w:rPr>
+        <w:t>Category</w:t>
+      </w:r>
+      <w:r>
+        <w:rPr>
+          <w:i/>
+          <w:iCs/>
+        </w:rPr>
+        <w:t xml:space="preserve"> =(</w:t>
+      </w:r>
+      <w:r>
+        <w:rPr>
+          <w:i/>
+          <w:iCs/>
+          <w:lang w:val="en-US"/>
+        </w:rPr>
+        <w:t>x</w:t>
+      </w:r>
+      <w:r>
+        <w:rPr>
+          <w:i/>
+          <w:iCs/>
+        </w:rPr>
+        <w:t>10) --</w:t>
+      </w:r>
+      <w:proofErr w:type="gramStart"/>
+      <w:r>
+        <w:rPr>
+          <w:i/>
+          <w:iCs/>
+        </w:rPr>
+        <w:t>&gt;</w:t>
+      </w:r>
+      <w:r>
+        <w:t xml:space="preserve"> )</w:t>
+      </w:r>
+      <w:proofErr w:type="gramEnd"/>
+    </w:p>
+    <w:p>
+      <w:pPr>
+        <w:pStyle w:val="a4"/>
+        <w:numPr>
+          <w:ilvl w:val="1"/>
+          <w:numId w:val="5"/>
+        </w:numPr>
+      </w:pPr>
+      <w:r>
+        <w:t xml:space="preserve">Алгоритмы </w:t>
+      </w:r>
+      <w:proofErr w:type="spellStart"/>
+      <w:r>
+        <w:rPr>
+          <w:lang w:val="en-US"/>
+        </w:rPr>
+        <w:t>CBehaviors</w:t>
+      </w:r>
+      <w:proofErr w:type="spellEnd"/>
+    </w:p>
+    <w:p>
+      <w:pPr>
+        <w:pStyle w:val="a4"/>
+        <w:numPr>
+          <w:ilvl w:val="1"/>
+          <w:numId w:val="5"/>
+        </w:numPr>
+      </w:pPr>
+      <w:r>
+        <w:t xml:space="preserve">Эффекты </w:t>
+      </w:r>
+      <w:proofErr w:type="spellStart"/>
+      <w:r>
+        <w:rPr>
+          <w:lang w:val="en-US"/>
+        </w:rPr>
+        <w:t>CEffect</w:t>
+      </w:r>
+      <w:proofErr w:type="spellEnd"/>
+      <w:r>
+        <w:rPr>
+          <w:lang w:val="en-US"/>
+        </w:rPr>
+        <w:t>*</w:t>
+      </w:r>
+    </w:p>
+    <w:p>
+      <w:pPr>
+        <w:pStyle w:val="a4"/>
+        <w:numPr>
+          <w:ilvl w:val="1"/>
+          <w:numId w:val="5"/>
+        </w:numPr>
+      </w:pPr>
+      <w:r>
+        <w:t xml:space="preserve">Акторы </w:t>
+      </w:r>
+      <w:proofErr w:type="spellStart"/>
+      <w:r>
+        <w:rPr>
+          <w:lang w:val="en-US"/>
+        </w:rPr>
+        <w:t>CActor</w:t>
+      </w:r>
+      <w:proofErr w:type="spellEnd"/>
+      <w:r>
+        <w:rPr>
+          <w:lang w:val="en-US"/>
+        </w:rPr>
+        <w:t>*</w:t>
+      </w:r>
+    </w:p>
+    <w:p>
+      <w:pPr>
+        <w:pStyle w:val="a4"/>
+        <w:numPr>
+          <w:ilvl w:val="1"/>
+          <w:numId w:val="5"/>
+        </w:numPr>
+      </w:pPr>
+      <w:r>
+        <w:t xml:space="preserve">Модели </w:t>
+      </w:r>
+      <w:proofErr w:type="spellStart"/>
+      <w:r>
+        <w:rPr>
+          <w:lang w:val="en-US"/>
+        </w:rPr>
+        <w:t>CModel</w:t>
+      </w:r>
+      <w:proofErr w:type="spellEnd"/>
+      <w:r>
+        <w:rPr>
+          <w:lang w:val="en-US"/>
+        </w:rPr>
+        <w:t>*</w:t>
+      </w:r>
+    </w:p>
+    <w:p>
+      <w:pPr>
+        <w:pStyle w:val="a4"/>
+        <w:numPr>
+          <w:ilvl w:val="1"/>
+          <w:numId w:val="5"/>
+        </w:numPr>
+      </w:pPr>
+      <w:r>
+        <w:t xml:space="preserve">Звуки </w:t>
+      </w:r>
+      <w:proofErr w:type="spellStart"/>
+      <w:r>
+        <w:rPr>
+          <w:lang w:val="en-US"/>
+        </w:rPr>
+        <w:t>CSound</w:t>
+      </w:r>
+      <w:proofErr w:type="spellEnd"/>
+      <w:r>
+        <w:rPr>
+          <w:lang w:val="en-US"/>
+        </w:rPr>
+        <w:t>*</w:t>
+      </w:r>
+    </w:p>
+    <w:p>
+      <w:pPr>
+        <w:pStyle w:val="a4"/>
+        <w:numPr>
+          <w:ilvl w:val="1"/>
+          <w:numId w:val="5"/>
+        </w:numPr>
+      </w:pPr>
+      <w:r>
+        <w:t xml:space="preserve">Коллекция данных </w:t>
+      </w:r>
+      <w:proofErr w:type="spellStart"/>
+      <w:r>
+        <w:rPr>
+          <w:lang w:val="en-US"/>
+        </w:rPr>
+        <w:t>CDataCollectionUnit</w:t>
+      </w:r>
+      <w:proofErr w:type="spellEnd"/>
+    </w:p>
+    <w:p>
+      <w:pPr>
+        <w:pStyle w:val="a4"/>
+        <w:ind w:left="1440"/>
+      </w:pPr>
+    </w:p>
+    <w:p>
+      <w:pPr>
+        <w:pStyle w:val="a4"/>
+        <w:numPr>
+          <w:ilvl w:val="0"/>
+          <w:numId w:val="5"/>
+        </w:numPr>
+      </w:pPr>
+      <w:r>
+        <w:rPr>
+          <w:lang w:val="en-US"/>
+        </w:rPr>
+        <w:t>Abilities</w:t>
+      </w:r>
+      <w:r>
+        <w:t xml:space="preserve"> </w:t>
+      </w:r>
+      <w:r>
+        <w:t>(</w:t>
+      </w:r>
+      <w:r>
+        <w:t>Отделить блок</w:t>
+      </w:r>
+      <w:r>
+        <w:t xml:space="preserve">, </w:t>
+      </w:r>
+      <w:r>
+        <w:t xml:space="preserve">комментарием </w:t>
+      </w:r>
+      <w:r>
+        <w:rPr>
+          <w:i/>
+          <w:iCs/>
+        </w:rPr>
+        <w:t>&lt;! =(</w:t>
+      </w:r>
+      <w:r>
+        <w:rPr>
+          <w:i/>
+          <w:iCs/>
+          <w:lang w:val="en-US"/>
+        </w:rPr>
+        <w:t>x</w:t>
+      </w:r>
+      <w:r>
+        <w:rPr>
+          <w:i/>
+          <w:iCs/>
+        </w:rPr>
+        <w:t xml:space="preserve">10) </w:t>
+      </w:r>
+      <w:r>
+        <w:rPr>
+          <w:i/>
+          <w:iCs/>
+          <w:lang w:val="en-US"/>
+        </w:rPr>
+        <w:t>Category</w:t>
+      </w:r>
+      <w:r>
+        <w:rPr>
+          <w:i/>
+          <w:iCs/>
+        </w:rPr>
+        <w:t xml:space="preserve"> =(</w:t>
+      </w:r>
+      <w:r>
+        <w:rPr>
+          <w:i/>
+          <w:iCs/>
+          <w:lang w:val="en-US"/>
+        </w:rPr>
+        <w:t>x</w:t>
+      </w:r>
+      <w:r>
+        <w:rPr>
+          <w:i/>
+          <w:iCs/>
+        </w:rPr>
+        <w:t>10) --</w:t>
+      </w:r>
+      <w:proofErr w:type="gramStart"/>
+      <w:r>
+        <w:rPr>
+          <w:i/>
+          <w:iCs/>
+        </w:rPr>
+        <w:t>&gt;</w:t>
+      </w:r>
+      <w:r>
+        <w:t xml:space="preserve"> )</w:t>
+      </w:r>
+      <w:proofErr w:type="gramEnd"/>
+    </w:p>
+    <w:p>
+      <w:pPr>
+        <w:pStyle w:val="a4"/>
+        <w:numPr>
+          <w:ilvl w:val="1"/>
+          <w:numId w:val="5"/>
+        </w:numPr>
+      </w:pPr>
+      <w:r>
+        <w:t xml:space="preserve">Кнопка способности </w:t>
+      </w:r>
+      <w:proofErr w:type="spellStart"/>
+      <w:r>
+        <w:rPr>
+          <w:lang w:val="en-US"/>
+        </w:rPr>
+        <w:t>CButton</w:t>
+      </w:r>
+      <w:proofErr w:type="spellEnd"/>
+    </w:p>
+    <w:p>
+      <w:pPr>
+        <w:pStyle w:val="a4"/>
+        <w:numPr>
+          <w:ilvl w:val="1"/>
+          <w:numId w:val="5"/>
+        </w:numPr>
+      </w:pPr>
+      <w:r>
+        <w:t xml:space="preserve">Способность </w:t>
+      </w:r>
+      <w:proofErr w:type="spellStart"/>
+      <w:r>
+        <w:rPr>
+          <w:lang w:val="en-US"/>
+        </w:rPr>
+        <w:t>CAbil</w:t>
+      </w:r>
+      <w:proofErr w:type="spellEnd"/>
+    </w:p>
+    <w:p>
+      <w:pPr>
+        <w:pStyle w:val="a4"/>
+        <w:numPr>
+          <w:ilvl w:val="1"/>
+          <w:numId w:val="5"/>
+        </w:numPr>
+      </w:pPr>
+      <w:r>
+        <w:t xml:space="preserve">Алгоритмы способности </w:t>
+      </w:r>
+      <w:proofErr w:type="spellStart"/>
+      <w:r>
+        <w:rPr>
+          <w:lang w:val="en-US"/>
+        </w:rPr>
+        <w:t>CBehavior</w:t>
+      </w:r>
+      <w:proofErr w:type="spellEnd"/>
+      <w:r>
+        <w:rPr>
+          <w:lang w:val="en-US"/>
+        </w:rPr>
+        <w:t>*</w:t>
+      </w:r>
+    </w:p>
+    <w:p>
+      <w:pPr>
+        <w:pStyle w:val="a4"/>
+        <w:numPr>
+          <w:ilvl w:val="1"/>
+          <w:numId w:val="5"/>
+        </w:numPr>
+      </w:pPr>
+      <w:r>
+        <w:t xml:space="preserve">Эффекты способности </w:t>
+      </w:r>
+      <w:proofErr w:type="spellStart"/>
+      <w:r>
+        <w:rPr>
+          <w:lang w:val="en-US"/>
+        </w:rPr>
+        <w:t>CEffect</w:t>
+      </w:r>
+      <w:proofErr w:type="spellEnd"/>
+      <w:r>
+        <w:rPr>
+          <w:lang w:val="en-US"/>
+        </w:rPr>
+        <w:t>*</w:t>
+      </w:r>
+    </w:p>
+    <w:p>
+      <w:pPr>
+        <w:pStyle w:val="a4"/>
+        <w:numPr>
+          <w:ilvl w:val="1"/>
+          <w:numId w:val="5"/>
+        </w:numPr>
+      </w:pPr>
+      <w:r>
+        <w:t>Акторы способности</w:t>
+      </w:r>
+      <w:r>
+        <w:rPr>
+          <w:lang w:val="en-US"/>
+        </w:rPr>
+        <w:t xml:space="preserve"> </w:t>
+      </w:r>
+      <w:proofErr w:type="spellStart"/>
+      <w:r>
+        <w:rPr>
+          <w:lang w:val="en-US"/>
+        </w:rPr>
+        <w:t>CActor</w:t>
+      </w:r>
+      <w:proofErr w:type="spellEnd"/>
+      <w:r>
+        <w:rPr>
+          <w:lang w:val="en-US"/>
+        </w:rPr>
+        <w:t>*</w:t>
+      </w:r>
+    </w:p>
+    <w:p>
+      <w:pPr>
+        <w:pStyle w:val="a4"/>
+        <w:numPr>
+          <w:ilvl w:val="1"/>
+          <w:numId w:val="5"/>
+        </w:numPr>
+      </w:pPr>
+      <w:r>
+        <w:t xml:space="preserve">Модели способности </w:t>
+      </w:r>
+      <w:proofErr w:type="spellStart"/>
+      <w:r>
+        <w:rPr>
+          <w:lang w:val="en-US"/>
+        </w:rPr>
+        <w:t>CModel</w:t>
+      </w:r>
+      <w:proofErr w:type="spellEnd"/>
+    </w:p>
+    <w:p>
+      <w:pPr>
+        <w:pStyle w:val="a4"/>
+        <w:numPr>
+          <w:ilvl w:val="1"/>
+          <w:numId w:val="5"/>
+        </w:numPr>
+      </w:pPr>
+      <w:r>
+        <w:t xml:space="preserve">Звуки способности </w:t>
+      </w:r>
+      <w:proofErr w:type="spellStart"/>
+      <w:r>
+        <w:rPr>
+          <w:lang w:val="en-US"/>
+        </w:rPr>
+        <w:t>CSound</w:t>
+      </w:r>
+      <w:proofErr w:type="spellEnd"/>
+    </w:p>
+    <w:p>
+      <w:pPr>
+        <w:pStyle w:val="a4"/>
+        <w:numPr>
+          <w:ilvl w:val="1"/>
+          <w:numId w:val="5"/>
+        </w:numPr>
+      </w:pPr>
+      <w:r>
+        <w:t xml:space="preserve">Коллекция способности </w:t>
+      </w:r>
+      <w:proofErr w:type="spellStart"/>
+      <w:r>
+        <w:rPr>
+          <w:lang w:val="en-US"/>
+        </w:rPr>
+        <w:t>CDataCollection</w:t>
+      </w:r>
+      <w:proofErr w:type="spellEnd"/>
+      <w:r>
+        <w:br w:type="page"/>
+      </w:r>
+    </w:p>
+    <w:p>
+      <w:pPr>
         <w:pStyle w:val="1"/>
-        <w:rPr>
-          <w:lang w:val="en-US"/>
-        </w:rPr>
-      </w:pPr>
-      <w:r>
-        <w:t xml:space="preserve">Конвенция </w:t>
-      </w:r>
-    </w:p>
+      </w:pPr>
+      <w:r>
+        <w:lastRenderedPageBreak/>
+        <w:t>Наименования идентификаторов</w:t>
+      </w:r>
+      <w:bookmarkEnd w:id="5"/>
+    </w:p>
+    <w:p/>
+    <w:p>
+      <w:r>
+        <w:t>Все идентификаторы должны выглядеть по такому шаблону</w:t>
+      </w:r>
+      <w:r>
+        <w:t xml:space="preserve">: </w:t>
+      </w:r>
+      <w:r>
+        <w:rPr>
+          <w:i/>
+          <w:iCs/>
+        </w:rPr>
+        <w:t>{</w:t>
+      </w:r>
+      <w:r>
+        <w:rPr>
+          <w:i/>
+          <w:iCs/>
+          <w:lang w:val="en-US"/>
+        </w:rPr>
+        <w:t>Data</w:t>
+      </w:r>
+      <w:r>
+        <w:rPr>
+          <w:i/>
+          <w:iCs/>
+        </w:rPr>
+        <w:t xml:space="preserve"> </w:t>
+      </w:r>
+      <w:r>
+        <w:rPr>
+          <w:i/>
+          <w:iCs/>
+          <w:lang w:val="en-US"/>
+        </w:rPr>
+        <w:t>Collection</w:t>
+      </w:r>
+      <w:r>
+        <w:rPr>
+          <w:i/>
+          <w:iCs/>
+        </w:rPr>
+        <w:t xml:space="preserve"> </w:t>
+      </w:r>
+      <w:proofErr w:type="gramStart"/>
+      <w:r>
+        <w:rPr>
+          <w:i/>
+          <w:iCs/>
+          <w:lang w:val="en-US"/>
+        </w:rPr>
+        <w:t>ID</w:t>
+      </w:r>
+      <w:r>
+        <w:rPr>
+          <w:i/>
+          <w:iCs/>
+        </w:rPr>
+        <w:t>}@</w:t>
+      </w:r>
+      <w:proofErr w:type="gramEnd"/>
+      <w:r>
+        <w:rPr>
+          <w:i/>
+          <w:iCs/>
+        </w:rPr>
+        <w:t>{</w:t>
+      </w:r>
+      <w:r>
+        <w:rPr>
+          <w:i/>
+          <w:iCs/>
+          <w:lang w:val="en-US"/>
+        </w:rPr>
+        <w:t>Object</w:t>
+      </w:r>
+      <w:r>
+        <w:rPr>
+          <w:i/>
+          <w:iCs/>
+        </w:rPr>
+        <w:t xml:space="preserve"> </w:t>
+      </w:r>
+      <w:r>
+        <w:rPr>
+          <w:i/>
+          <w:iCs/>
+          <w:lang w:val="en-US"/>
+        </w:rPr>
+        <w:t>ID</w:t>
+      </w:r>
+      <w:r>
+        <w:rPr>
+          <w:i/>
+          <w:iCs/>
+        </w:rPr>
+        <w:t>}</w:t>
+      </w:r>
+      <w:r>
+        <w:t xml:space="preserve">. </w:t>
+      </w:r>
+    </w:p>
+    <w:p>
+      <w:pPr>
+        <w:rPr>
+          <w:i/>
+          <w:iCs/>
+          <w:lang w:val="en-US"/>
+        </w:rPr>
+      </w:pPr>
+      <w:r>
+        <w:rPr>
+          <w:rFonts w:asciiTheme="majorHAnsi" w:hAnsiTheme="majorHAnsi" w:cstheme="majorHAnsi"/>
+        </w:rPr>
+        <w:t>Предполагается</w:t>
+      </w:r>
+      <w:r>
+        <w:rPr>
+          <w:rFonts w:asciiTheme="majorHAnsi" w:hAnsiTheme="majorHAnsi" w:cstheme="majorHAnsi"/>
+        </w:rPr>
+        <w:t xml:space="preserve">, </w:t>
+      </w:r>
+      <w:r>
+        <w:rPr>
+          <w:rFonts w:asciiTheme="majorHAnsi" w:hAnsiTheme="majorHAnsi" w:cstheme="majorHAnsi"/>
+        </w:rPr>
+        <w:t xml:space="preserve">что </w:t>
+      </w:r>
+      <w:r>
+        <w:rPr>
+          <w:rFonts w:asciiTheme="majorHAnsi" w:hAnsiTheme="majorHAnsi" w:cstheme="majorHAnsi"/>
+        </w:rPr>
+        <w:fldChar w:fldCharType="begin"/>
+      </w:r>
+      <w:r>
+        <w:rPr>
+          <w:rFonts w:asciiTheme="majorHAnsi" w:hAnsiTheme="majorHAnsi" w:cstheme="majorHAnsi"/>
+        </w:rPr>
+        <w:instrText xml:space="preserve"> REF Единица_Данных \h </w:instrText>
+      </w:r>
+      <w:r>
+        <w:rPr>
+          <w:rFonts w:asciiTheme="majorHAnsi" w:hAnsiTheme="majorHAnsi" w:cstheme="majorHAnsi"/>
+        </w:rPr>
+      </w:r>
+      <w:r>
+        <w:rPr>
+          <w:rFonts w:asciiTheme="majorHAnsi" w:hAnsiTheme="majorHAnsi" w:cstheme="majorHAnsi"/>
+        </w:rPr>
+        <w:fldChar w:fldCharType="separate"/>
+      </w:r>
+      <w:r>
+        <w:rPr>
+          <w:rFonts w:asciiTheme="majorHAnsi" w:hAnsiTheme="majorHAnsi" w:cstheme="majorHAnsi"/>
+          <w:b/>
+          <w:bCs/>
+        </w:rPr>
+        <w:t>е</w:t>
+      </w:r>
+      <w:r>
+        <w:rPr>
+          <w:rFonts w:asciiTheme="majorHAnsi" w:hAnsiTheme="majorHAnsi" w:cstheme="majorHAnsi"/>
+          <w:b/>
+          <w:bCs/>
+        </w:rPr>
+        <w:t>ди</w:t>
+      </w:r>
+      <w:r>
+        <w:rPr>
+          <w:rFonts w:asciiTheme="majorHAnsi" w:hAnsiTheme="majorHAnsi" w:cstheme="majorHAnsi"/>
+          <w:b/>
+          <w:bCs/>
+        </w:rPr>
+        <w:t>н</w:t>
+      </w:r>
+      <w:r>
+        <w:rPr>
+          <w:rFonts w:asciiTheme="majorHAnsi" w:hAnsiTheme="majorHAnsi" w:cstheme="majorHAnsi"/>
+          <w:b/>
+          <w:bCs/>
+        </w:rPr>
+        <w:t>и</w:t>
+      </w:r>
+      <w:r>
+        <w:rPr>
+          <w:rFonts w:asciiTheme="majorHAnsi" w:hAnsiTheme="majorHAnsi" w:cstheme="majorHAnsi"/>
+          <w:b/>
+          <w:bCs/>
+        </w:rPr>
+        <w:t>ц</w:t>
+      </w:r>
+      <w:r>
+        <w:rPr>
+          <w:rFonts w:asciiTheme="majorHAnsi" w:hAnsiTheme="majorHAnsi" w:cstheme="majorHAnsi"/>
+          <w:b/>
+          <w:bCs/>
+        </w:rPr>
+        <w:t>а</w:t>
+      </w:r>
+      <w:r>
+        <w:rPr>
+          <w:rFonts w:asciiTheme="majorHAnsi" w:hAnsiTheme="majorHAnsi" w:cstheme="majorHAnsi"/>
+          <w:b/>
+          <w:bCs/>
+        </w:rPr>
+        <w:t xml:space="preserve"> данных</w:t>
+      </w:r>
+      <w:r>
+        <w:rPr>
+          <w:rFonts w:asciiTheme="majorHAnsi" w:hAnsiTheme="majorHAnsi" w:cstheme="majorHAnsi"/>
+        </w:rPr>
+        <w:fldChar w:fldCharType="end"/>
+      </w:r>
+      <w:r>
+        <w:rPr>
+          <w:rFonts w:asciiTheme="majorHAnsi" w:hAnsiTheme="majorHAnsi" w:cstheme="majorHAnsi"/>
+        </w:rPr>
+        <w:t xml:space="preserve"> должна иметь т</w:t>
+      </w:r>
+      <w:r>
+        <w:rPr>
+          <w:rFonts w:asciiTheme="majorHAnsi" w:hAnsiTheme="majorHAnsi" w:cstheme="majorHAnsi"/>
+        </w:rPr>
+        <w:t>очно такой же идентификатор</w:t>
+      </w:r>
+      <w:r>
+        <w:rPr>
+          <w:rFonts w:asciiTheme="majorHAnsi" w:hAnsiTheme="majorHAnsi" w:cstheme="majorHAnsi"/>
+        </w:rPr>
+        <w:t xml:space="preserve">, </w:t>
+      </w:r>
+      <w:r>
+        <w:rPr>
+          <w:rFonts w:asciiTheme="majorHAnsi" w:hAnsiTheme="majorHAnsi" w:cstheme="majorHAnsi"/>
+        </w:rPr>
+        <w:t>что и связанная с ней коллекция данных</w:t>
+      </w:r>
+      <w:r>
+        <w:rPr>
+          <w:rFonts w:asciiTheme="majorHAnsi" w:hAnsiTheme="majorHAnsi" w:cstheme="majorHAnsi"/>
+        </w:rPr>
+        <w:t xml:space="preserve">. </w:t>
+      </w:r>
+      <w:r>
+        <w:rPr>
+          <w:rFonts w:asciiTheme="majorHAnsi" w:hAnsiTheme="majorHAnsi" w:cstheme="majorHAnsi"/>
+        </w:rPr>
+        <w:t>Например</w:t>
+      </w:r>
+      <w:r>
+        <w:rPr>
+          <w:rFonts w:asciiTheme="majorHAnsi" w:hAnsiTheme="majorHAnsi" w:cstheme="majorHAnsi"/>
+        </w:rPr>
+        <w:t xml:space="preserve">: </w:t>
+      </w:r>
+      <w:r>
+        <w:rPr>
+          <w:rFonts w:asciiTheme="majorHAnsi" w:hAnsiTheme="majorHAnsi" w:cstheme="majorHAnsi"/>
+        </w:rPr>
+        <w:t xml:space="preserve">идентификатор единицы </w:t>
+      </w:r>
+      <w:r>
+        <w:rPr>
+          <w:rFonts w:asciiTheme="majorHAnsi" w:hAnsiTheme="majorHAnsi" w:cstheme="majorHAnsi"/>
+          <w:i/>
+          <w:iCs/>
+        </w:rPr>
+        <w:t>“</w:t>
+      </w:r>
+      <w:r>
+        <w:rPr>
+          <w:rFonts w:asciiTheme="majorHAnsi" w:hAnsiTheme="majorHAnsi" w:cstheme="majorHAnsi"/>
+          <w:i/>
+          <w:iCs/>
+          <w:lang w:val="en-US"/>
+        </w:rPr>
+        <w:t>Marine</w:t>
+      </w:r>
+      <w:r>
+        <w:rPr>
+          <w:rFonts w:asciiTheme="majorHAnsi" w:hAnsiTheme="majorHAnsi" w:cstheme="majorHAnsi"/>
+          <w:i/>
+          <w:iCs/>
+        </w:rPr>
+        <w:t>”</w:t>
+      </w:r>
+      <w:r>
+        <w:rPr>
+          <w:rFonts w:asciiTheme="majorHAnsi" w:hAnsiTheme="majorHAnsi" w:cstheme="majorHAnsi"/>
+        </w:rPr>
+        <w:t xml:space="preserve"> должен совпадать с идентификатором коллекции </w:t>
+      </w:r>
+      <w:r>
+        <w:rPr>
+          <w:rFonts w:asciiTheme="majorHAnsi" w:hAnsiTheme="majorHAnsi" w:cstheme="majorHAnsi"/>
+          <w:i/>
+          <w:iCs/>
+        </w:rPr>
+        <w:t>“</w:t>
+      </w:r>
+      <w:r>
+        <w:rPr>
+          <w:rFonts w:asciiTheme="majorHAnsi" w:hAnsiTheme="majorHAnsi" w:cstheme="majorHAnsi"/>
+          <w:i/>
+          <w:iCs/>
+          <w:lang w:val="en-US"/>
+        </w:rPr>
+        <w:t>Marine</w:t>
+      </w:r>
+      <w:r>
+        <w:rPr>
+          <w:rFonts w:asciiTheme="majorHAnsi" w:hAnsiTheme="majorHAnsi" w:cstheme="majorHAnsi"/>
+          <w:i/>
+          <w:iCs/>
+        </w:rPr>
+        <w:t xml:space="preserve">”, </w:t>
+      </w:r>
+    </w:p>
+    <w:p>
+      <w:r>
+        <w:t>Ниже представлены примеры стандартного наименования идентификаторов различных объектов</w:t>
+      </w:r>
+      <w:r>
+        <w:t>.</w:t>
+      </w:r>
+      <w:r>
+        <w:t xml:space="preserve"> С помощью </w:t>
+      </w:r>
+      <w:r>
+        <w:t>“</w:t>
+      </w:r>
+      <w:r>
+        <w:rPr>
+          <w:lang w:val="en-US"/>
+        </w:rPr>
+        <w:t>x</w:t>
+      </w:r>
+      <w:r>
+        <w:t>”</w:t>
+      </w:r>
+      <w:r>
+        <w:t xml:space="preserve"> в идентификаторе</w:t>
+      </w:r>
+      <w:r>
+        <w:t xml:space="preserve">, </w:t>
+      </w:r>
+      <w:r>
+        <w:t>указывается часть идентификатора</w:t>
+      </w:r>
+      <w:r>
+        <w:t xml:space="preserve">, </w:t>
+      </w:r>
+      <w:r>
+        <w:t>совпадающая с идентификаторов коллекции данных</w:t>
+      </w:r>
+      <w:r>
+        <w:t xml:space="preserve"> </w:t>
+      </w:r>
+    </w:p>
+    <w:p/>
+    <w:p>
+      <w:pPr>
+        <w:pStyle w:val="2"/>
+      </w:pPr>
+      <w:bookmarkStart w:id="6" w:name="_Toc229162973"/>
+      <w:r>
+        <w:t>Единицы</w:t>
+      </w:r>
+      <w:bookmarkEnd w:id="6"/>
+    </w:p>
+    <w:p>
+      <w:r>
+        <w:t>Все единицы должны иметь уникальный и чёткий идентификатор</w:t>
+      </w:r>
+      <w:r>
+        <w:t xml:space="preserve">, </w:t>
+      </w:r>
+      <w:r>
+        <w:t>явно определяющий единицу</w:t>
+      </w:r>
+      <w:r>
+        <w:t xml:space="preserve">. </w:t>
+      </w:r>
+      <w:r>
+        <w:t>Так</w:t>
+      </w:r>
+      <w:r>
+        <w:t>ой же идентификатор должен быть у связанной коллекции данных единицы</w:t>
+      </w:r>
+    </w:p>
+    <w:p/>
+    <w:p>
+      <w:r>
+        <w:t>Если единица является лишь снарядом для использования в оружии</w:t>
+      </w:r>
+      <w:r>
+        <w:t>/</w:t>
+      </w:r>
+      <w:r>
+        <w:t>способности или любого другого эффекта выпускающего снаряд</w:t>
+      </w:r>
+      <w:r>
+        <w:t xml:space="preserve">, </w:t>
+      </w:r>
+      <w:r>
+        <w:t>то в таком случае идентификатор должен быть вида</w:t>
+      </w:r>
+      <w:r>
+        <w:t xml:space="preserve">: </w:t>
+      </w:r>
+      <w:r>
+        <w:rPr>
+          <w:i/>
+          <w:iCs/>
+        </w:rPr>
+        <w:t>{</w:t>
+      </w:r>
+      <w:r>
+        <w:rPr>
+          <w:i/>
+          <w:iCs/>
+          <w:lang w:val="en-US"/>
+        </w:rPr>
+        <w:t>ID</w:t>
+      </w:r>
+      <w:r>
+        <w:rPr>
+          <w:i/>
+          <w:iCs/>
+        </w:rPr>
+        <w:t xml:space="preserve"> основной </w:t>
+      </w:r>
+      <w:r>
+        <w:rPr>
+          <w:i/>
+          <w:iCs/>
+        </w:rPr>
+        <w:fldChar w:fldCharType="begin"/>
+      </w:r>
+      <w:r>
+        <w:rPr>
+          <w:i/>
+          <w:iCs/>
+        </w:rPr>
+        <w:instrText xml:space="preserve"> REF Единица_Данных \h </w:instrText>
+      </w:r>
+      <w:r>
+        <w:rPr>
+          <w:i/>
+          <w:iCs/>
+        </w:rPr>
+      </w:r>
+      <w:r>
+        <w:rPr>
+          <w:i/>
+          <w:iCs/>
+        </w:rPr>
+        <w:fldChar w:fldCharType="separate"/>
+      </w:r>
+      <w:r>
+        <w:rPr>
+          <w:rFonts w:asciiTheme="majorHAnsi" w:hAnsiTheme="majorHAnsi" w:cstheme="majorHAnsi"/>
+          <w:b/>
+          <w:bCs/>
+        </w:rPr>
+        <w:t>е</w:t>
+      </w:r>
+      <w:r>
+        <w:rPr>
+          <w:rFonts w:asciiTheme="majorHAnsi" w:hAnsiTheme="majorHAnsi" w:cstheme="majorHAnsi"/>
+          <w:b/>
+          <w:bCs/>
+        </w:rPr>
+        <w:t>диниц</w:t>
+      </w:r>
+      <w:r>
+        <w:rPr>
+          <w:rFonts w:asciiTheme="majorHAnsi" w:hAnsiTheme="majorHAnsi" w:cstheme="majorHAnsi"/>
+          <w:b/>
+          <w:bCs/>
+        </w:rPr>
+        <w:t>ы</w:t>
+      </w:r>
+      <w:r>
+        <w:rPr>
+          <w:rFonts w:asciiTheme="majorHAnsi" w:hAnsiTheme="majorHAnsi" w:cstheme="majorHAnsi"/>
+          <w:b/>
+          <w:bCs/>
+        </w:rPr>
+        <w:t xml:space="preserve"> данных</w:t>
+      </w:r>
+      <w:r>
+        <w:rPr>
+          <w:i/>
+          <w:iCs/>
+        </w:rPr>
+        <w:fldChar w:fldCharType="end"/>
+      </w:r>
+      <w:r>
+        <w:rPr>
+          <w:i/>
+          <w:iCs/>
+        </w:rPr>
+        <w:t>}@</w:t>
+      </w:r>
+      <w:proofErr w:type="spellStart"/>
+      <w:r>
+        <w:rPr>
+          <w:i/>
+          <w:iCs/>
+          <w:lang w:val="en-US"/>
+        </w:rPr>
+        <w:t>AttackMissile</w:t>
+      </w:r>
+      <w:proofErr w:type="spellEnd"/>
+      <w:r>
+        <w:t xml:space="preserve">, </w:t>
+      </w:r>
+      <w:r>
+        <w:t>и должна быть включена в коллекцию соответствующей единицы данных</w:t>
+      </w:r>
+    </w:p>
+    <w:p/>
+    <w:p>
+      <w:pPr>
+        <w:pStyle w:val="2"/>
+      </w:pPr>
+    </w:p>
+    <w:p>
+      <w:pPr>
+        <w:rPr>
+          <w:rFonts w:asciiTheme="majorHAnsi" w:eastAsiaTheme="majorEastAsia" w:hAnsiTheme="majorHAnsi" w:cstheme="majorBidi"/>
+          <w:color w:val="2F5496" w:themeColor="accent1" w:themeShade="BF"/>
+          <w:sz w:val="26"/>
+          <w:szCs w:val="26"/>
+        </w:rPr>
+      </w:pPr>
+      <w:r>
+        <w:br w:type="page"/>
+      </w:r>
+    </w:p>
+    <w:p>
+      <w:pPr>
+        <w:pStyle w:val="2"/>
+      </w:pPr>
+      <w:bookmarkStart w:id="7" w:name="_Toc229162974"/>
+      <w:r>
+        <w:lastRenderedPageBreak/>
+        <w:t>Эффекты</w:t>
+      </w:r>
+      <w:bookmarkEnd w:id="7"/>
+    </w:p>
+    <w:p>
+      <w:r>
+        <w:t>Все эффекты должны быть включены в коллекцию того объекта</w:t>
+      </w:r>
+      <w:r>
+        <w:t xml:space="preserve">, </w:t>
+      </w:r>
+      <w:r>
+        <w:t>к которому они относятся</w:t>
+      </w:r>
+      <w:r>
+        <w:t xml:space="preserve">. </w:t>
+      </w:r>
+      <w:r>
+        <w:t>Например</w:t>
+      </w:r>
+      <w:r>
+        <w:t xml:space="preserve">: </w:t>
+      </w:r>
+      <w:r>
+        <w:t xml:space="preserve">Эффект урона </w:t>
+      </w:r>
+      <w:r>
+        <w:rPr>
+          <w:b/>
+          <w:bCs/>
+        </w:rPr>
+        <w:t>оружия морпеха</w:t>
+      </w:r>
+      <w:r>
+        <w:t xml:space="preserve">, </w:t>
+      </w:r>
+      <w:r>
+        <w:t xml:space="preserve">включается в коллекцию </w:t>
+      </w:r>
+      <w:r>
+        <w:rPr>
+          <w:b/>
+          <w:bCs/>
+        </w:rPr>
+        <w:t>оружия морпеха</w:t>
+      </w:r>
+      <w:r>
+        <w:t>.</w:t>
+      </w:r>
+    </w:p>
+    <w:p>
+      <w:pPr>
+        <w:pStyle w:val="a4"/>
+        <w:numPr>
+          <w:ilvl w:val="0"/>
+          <w:numId w:val="2"/>
+        </w:numPr>
+        <w:rPr>
+          <w:lang w:val="en-US"/>
+        </w:rPr>
+      </w:pPr>
+      <w:r>
+        <w:t>У</w:t>
+      </w:r>
+      <w:r>
+        <w:t xml:space="preserve">рона – </w:t>
+      </w:r>
+      <w:proofErr w:type="spellStart"/>
+      <w:r>
+        <w:rPr>
+          <w:lang w:val="en-US"/>
+        </w:rPr>
+        <w:t>x</w:t>
+      </w:r>
+      <w:r>
+        <w:rPr>
+          <w:lang w:val="en-US"/>
+        </w:rPr>
+        <w:t>@Damage</w:t>
+      </w:r>
+      <w:proofErr w:type="spellEnd"/>
+    </w:p>
+    <w:p>
+      <w:pPr>
+        <w:pStyle w:val="a4"/>
+        <w:numPr>
+          <w:ilvl w:val="0"/>
+          <w:numId w:val="2"/>
+        </w:numPr>
+        <w:rPr>
+          <w:lang w:val="en-US"/>
+        </w:rPr>
+      </w:pPr>
+      <w:r>
+        <w:t>З</w:t>
+      </w:r>
+      <w:r>
+        <w:t xml:space="preserve">апуска снарядов – </w:t>
+      </w:r>
+      <w:proofErr w:type="spellStart"/>
+      <w:r>
+        <w:rPr>
+          <w:lang w:val="en-US"/>
+        </w:rPr>
+        <w:t>x@LM</w:t>
+      </w:r>
+      <w:proofErr w:type="spellEnd"/>
+    </w:p>
+    <w:p>
+      <w:pPr>
+        <w:pStyle w:val="a4"/>
+        <w:numPr>
+          <w:ilvl w:val="0"/>
+          <w:numId w:val="2"/>
+        </w:numPr>
+        <w:rPr>
+          <w:lang w:val="en-US"/>
+        </w:rPr>
+      </w:pPr>
+      <w:r>
+        <w:t xml:space="preserve">Создания единиц – </w:t>
+      </w:r>
+      <w:proofErr w:type="spellStart"/>
+      <w:r>
+        <w:rPr>
+          <w:lang w:val="en-US"/>
+        </w:rPr>
+        <w:t>x@CU</w:t>
+      </w:r>
+      <w:proofErr w:type="spellEnd"/>
+      <w:r>
+        <w:t xml:space="preserve"> </w:t>
+      </w:r>
+    </w:p>
+    <w:p>
+      <w:pPr>
+        <w:pStyle w:val="a4"/>
+        <w:numPr>
+          <w:ilvl w:val="0"/>
+          <w:numId w:val="2"/>
+        </w:numPr>
+      </w:pPr>
+      <w:r>
+        <w:t xml:space="preserve">Эффекты периодического действия </w:t>
+      </w:r>
+      <w:r>
+        <w:rPr>
+          <w:i/>
+          <w:iCs/>
+        </w:rPr>
+        <w:t>(</w:t>
+      </w:r>
+      <w:r>
+        <w:rPr>
+          <w:i/>
+          <w:iCs/>
+          <w:lang w:val="en-US"/>
+        </w:rPr>
+        <w:t>Create</w:t>
+      </w:r>
+      <w:r>
+        <w:rPr>
+          <w:i/>
+          <w:iCs/>
+        </w:rPr>
+        <w:t xml:space="preserve"> </w:t>
+      </w:r>
+      <w:r>
+        <w:rPr>
+          <w:i/>
+          <w:iCs/>
+          <w:lang w:val="en-US"/>
+        </w:rPr>
+        <w:t>Persistent</w:t>
+      </w:r>
+      <w:r>
+        <w:rPr>
+          <w:i/>
+          <w:iCs/>
+        </w:rPr>
+        <w:t>)</w:t>
+      </w:r>
+      <w:r>
+        <w:t xml:space="preserve"> – </w:t>
+      </w:r>
+      <w:r>
+        <w:rPr>
+          <w:lang w:val="en-US"/>
+        </w:rPr>
+        <w:t>x</w:t>
+      </w:r>
+      <w:r>
+        <w:t>@</w:t>
+      </w:r>
+      <w:r>
+        <w:rPr>
+          <w:lang w:val="en-US"/>
+        </w:rPr>
+        <w:t>CP</w:t>
+      </w:r>
+    </w:p>
+    <w:p>
+      <w:pPr>
+        <w:pStyle w:val="a4"/>
+        <w:numPr>
+          <w:ilvl w:val="1"/>
+          <w:numId w:val="2"/>
+        </w:numPr>
+      </w:pPr>
+      <w:r>
+        <w:t>Для некоторых случаев</w:t>
+      </w:r>
+      <w:r>
+        <w:t xml:space="preserve">, </w:t>
+      </w:r>
+      <w:r>
+        <w:t>например если этот эффект используется для создания интервала между эффектами</w:t>
+      </w:r>
+      <w:r>
+        <w:t xml:space="preserve">, </w:t>
+      </w:r>
+      <w:r>
+        <w:t xml:space="preserve">рекомендуется называть </w:t>
+      </w:r>
+      <w:r>
+        <w:rPr>
+          <w:lang w:val="en-US"/>
+        </w:rPr>
+        <w:t>id</w:t>
+      </w:r>
+      <w:r>
+        <w:t xml:space="preserve"> </w:t>
+      </w:r>
+      <w:r>
+        <w:t>как</w:t>
+      </w:r>
+      <w:r>
+        <w:t xml:space="preserve">: </w:t>
+      </w:r>
+      <w:r>
+        <w:rPr>
+          <w:lang w:val="en-US"/>
+        </w:rPr>
+        <w:t>x</w:t>
+      </w:r>
+      <w:r>
+        <w:t>@</w:t>
+      </w:r>
+      <w:r>
+        <w:rPr>
+          <w:lang w:val="en-US"/>
+        </w:rPr>
+        <w:t>Delay</w:t>
+      </w:r>
+    </w:p>
+    <w:p>
+      <w:pPr>
+        <w:pStyle w:val="a4"/>
+        <w:numPr>
+          <w:ilvl w:val="0"/>
+          <w:numId w:val="2"/>
+        </w:numPr>
+      </w:pPr>
+      <w:r>
+        <w:t>Эффекты модификации единиц (</w:t>
+      </w:r>
+      <w:r>
+        <w:rPr>
+          <w:lang w:val="en-US"/>
+        </w:rPr>
+        <w:t>Modify</w:t>
+      </w:r>
+      <w:r>
+        <w:t xml:space="preserve"> </w:t>
+      </w:r>
+      <w:r>
+        <w:rPr>
+          <w:lang w:val="en-US"/>
+        </w:rPr>
+        <w:t>Unit</w:t>
+      </w:r>
+      <w:r>
+        <w:t>)</w:t>
+      </w:r>
+      <w:r>
+        <w:t xml:space="preserve"> – </w:t>
+      </w:r>
+      <w:r>
+        <w:rPr>
+          <w:lang w:val="en-US"/>
+        </w:rPr>
+        <w:t>x</w:t>
+      </w:r>
+      <w:r>
+        <w:t>@</w:t>
+      </w:r>
+      <w:r>
+        <w:rPr>
+          <w:lang w:val="en-US"/>
+        </w:rPr>
+        <w:t>MU</w:t>
+      </w:r>
+    </w:p>
+    <w:p>
+      <w:pPr>
+        <w:pStyle w:val="a4"/>
+        <w:numPr>
+          <w:ilvl w:val="0"/>
+          <w:numId w:val="2"/>
+        </w:numPr>
+      </w:pPr>
+      <w:r>
+        <w:t>Применения алгоритмов (</w:t>
+      </w:r>
+      <w:r>
+        <w:rPr>
+          <w:lang w:val="en-US"/>
+        </w:rPr>
+        <w:t>Apply</w:t>
+      </w:r>
+      <w:r>
+        <w:t xml:space="preserve"> </w:t>
+      </w:r>
+      <w:r>
+        <w:rPr>
+          <w:lang w:val="en-US"/>
+        </w:rPr>
+        <w:t>Behaviors</w:t>
+      </w:r>
+      <w:r>
+        <w:t>)</w:t>
+      </w:r>
+      <w:r>
+        <w:t xml:space="preserve"> – </w:t>
+      </w:r>
+      <w:r>
+        <w:rPr>
+          <w:lang w:val="en-US"/>
+        </w:rPr>
+        <w:t>x</w:t>
+      </w:r>
+      <w:r>
+        <w:t>@</w:t>
+      </w:r>
+      <w:r>
+        <w:rPr>
+          <w:lang w:val="en-US"/>
+        </w:rPr>
+        <w:t>AB</w:t>
+      </w:r>
+    </w:p>
+    <w:p>
+      <w:pPr>
+        <w:pStyle w:val="a4"/>
+        <w:numPr>
+          <w:ilvl w:val="0"/>
+          <w:numId w:val="2"/>
+        </w:numPr>
+      </w:pPr>
+    </w:p>
+    <w:p/>
+    <w:p>
+      <w:r>
+        <w:br w:type="page"/>
+      </w:r>
+    </w:p>
+    <w:p>
+      <w:pPr>
+        <w:pStyle w:val="2"/>
+      </w:pPr>
+      <w:bookmarkStart w:id="8" w:name="_Toc229162975"/>
+      <w:r>
+        <w:lastRenderedPageBreak/>
+        <w:t>Оружия</w:t>
+      </w:r>
+      <w:bookmarkEnd w:id="8"/>
+    </w:p>
+    <w:p>
+      <w:pPr>
+        <w:pStyle w:val="a4"/>
+        <w:numPr>
+          <w:ilvl w:val="0"/>
+          <w:numId w:val="3"/>
+        </w:numPr>
+      </w:pPr>
+      <w:r>
+        <w:t xml:space="preserve">Основное оружие </w:t>
+      </w:r>
+      <w:r>
+        <w:fldChar w:fldCharType="begin"/>
+      </w:r>
+      <w:r>
+        <w:instrText xml:space="preserve"> REF Текущая_Единица \h </w:instrText>
+      </w:r>
+      <w:r>
+        <w:fldChar w:fldCharType="separate"/>
+      </w:r>
+      <w:r>
+        <w:rPr>
+          <w:rFonts w:asciiTheme="majorHAnsi" w:hAnsiTheme="majorHAnsi" w:cstheme="majorHAnsi"/>
+          <w:b/>
+          <w:bCs/>
+        </w:rPr>
+        <w:t>текущей единицы</w:t>
+      </w:r>
+      <w:r>
+        <w:fldChar w:fldCharType="end"/>
+      </w:r>
+      <w:r>
+        <w:t xml:space="preserve"> должно иметь идентификатор вида</w:t>
+      </w:r>
+      <w:r>
+        <w:t xml:space="preserve">: </w:t>
+      </w:r>
+      <w:r>
+        <w:rPr>
+          <w:i/>
+          <w:iCs/>
+        </w:rPr>
+        <w:t>{</w:t>
+      </w:r>
+      <w:r>
+        <w:rPr>
+          <w:i/>
+          <w:iCs/>
+          <w:lang w:val="en-US"/>
+        </w:rPr>
+        <w:t>ID</w:t>
+      </w:r>
+      <w:r>
+        <w:rPr>
+          <w:i/>
+          <w:iCs/>
+        </w:rPr>
+        <w:t xml:space="preserve"> </w:t>
+      </w:r>
+      <w:proofErr w:type="gramStart"/>
+      <w:r>
+        <w:rPr>
+          <w:i/>
+          <w:iCs/>
+        </w:rPr>
+        <w:t>единицы}_</w:t>
+      </w:r>
+      <w:proofErr w:type="gramEnd"/>
+      <w:r>
+        <w:rPr>
+          <w:i/>
+          <w:iCs/>
+          <w:lang w:val="en-US"/>
+        </w:rPr>
+        <w:t>Weapon</w:t>
+      </w:r>
+      <w:r>
+        <w:t xml:space="preserve">, </w:t>
+      </w:r>
+      <w:r>
+        <w:t>например</w:t>
+      </w:r>
+      <w:r>
+        <w:t xml:space="preserve">: </w:t>
+      </w:r>
+      <w:r>
+        <w:rPr>
+          <w:i/>
+          <w:iCs/>
+          <w:lang w:val="en-US"/>
+        </w:rPr>
+        <w:t>Marine</w:t>
+      </w:r>
+      <w:r>
+        <w:rPr>
+          <w:i/>
+          <w:iCs/>
+        </w:rPr>
+        <w:t>_</w:t>
+      </w:r>
+      <w:r>
+        <w:rPr>
+          <w:i/>
+          <w:iCs/>
+          <w:lang w:val="en-US"/>
+        </w:rPr>
+        <w:t>Weapon</w:t>
+      </w:r>
+      <w:r>
+        <w:t>.</w:t>
+      </w:r>
+    </w:p>
+    <w:p>
+      <w:pPr>
+        <w:pStyle w:val="a4"/>
+        <w:numPr>
+          <w:ilvl w:val="0"/>
+          <w:numId w:val="3"/>
+        </w:numPr>
+        <w:rPr>
+          <w:i/>
+          <w:iCs/>
+        </w:rPr>
+      </w:pPr>
+      <w:r>
+        <w:t>При необходимости добавления дополнительных оружий для единицы</w:t>
+      </w:r>
+      <w:r>
+        <w:t xml:space="preserve">, </w:t>
+      </w:r>
+      <w:r>
+        <w:t>стоит именовать их идентификаторы по такому шаблону</w:t>
+      </w:r>
+      <w:r>
+        <w:t xml:space="preserve">: </w:t>
+      </w:r>
+      <w:r>
+        <w:rPr>
+          <w:i/>
+          <w:iCs/>
+        </w:rPr>
+        <w:t>{</w:t>
+      </w:r>
+      <w:r>
+        <w:rPr>
+          <w:i/>
+          <w:iCs/>
+          <w:lang w:val="en-US"/>
+        </w:rPr>
+        <w:t>ID</w:t>
+      </w:r>
+      <w:r>
+        <w:rPr>
+          <w:i/>
+          <w:iCs/>
+        </w:rPr>
+        <w:t xml:space="preserve"> </w:t>
+      </w:r>
+      <w:proofErr w:type="gramStart"/>
+      <w:r>
+        <w:rPr>
+          <w:i/>
+          <w:iCs/>
+        </w:rPr>
+        <w:t>единицы}_</w:t>
+      </w:r>
+      <w:proofErr w:type="gramEnd"/>
+      <w:r>
+        <w:rPr>
+          <w:i/>
+          <w:iCs/>
+        </w:rPr>
+        <w:t xml:space="preserve">{Уникальное </w:t>
+      </w:r>
+      <w:r>
+        <w:rPr>
+          <w:i/>
+          <w:iCs/>
+          <w:lang w:val="en-US"/>
+        </w:rPr>
+        <w:t>ID</w:t>
+      </w:r>
+      <w:r>
+        <w:rPr>
+          <w:i/>
+          <w:iCs/>
+        </w:rPr>
+        <w:t xml:space="preserve"> оружия}</w:t>
+      </w:r>
+      <w:r>
+        <w:rPr>
+          <w:i/>
+          <w:iCs/>
+          <w:lang w:val="en-US"/>
+        </w:rPr>
+        <w:t>Weapon</w:t>
+      </w:r>
+    </w:p>
+    <w:p>
+      <w:pPr>
+        <w:rPr>
+          <w:i/>
+          <w:iCs/>
+        </w:rPr>
+      </w:pPr>
+      <w:r>
+        <w:t>При соблюдении этих правил</w:t>
+      </w:r>
+      <w:r>
+        <w:t xml:space="preserve">, </w:t>
+      </w:r>
+      <w:r>
+        <w:t>в особенности пункта 1</w:t>
+      </w:r>
+      <w:r>
+        <w:t xml:space="preserve">. </w:t>
+      </w:r>
+      <w:r>
+        <w:t>Тогда в этом случае</w:t>
+      </w:r>
+      <w:r>
+        <w:t xml:space="preserve">, </w:t>
+      </w:r>
+      <w:r>
+        <w:t xml:space="preserve">рекомендуется </w:t>
+      </w:r>
+      <w:r>
+        <w:rPr>
+          <w:b/>
+          <w:bCs/>
+        </w:rPr>
+        <w:t>явно не указывать</w:t>
+      </w:r>
+      <w:r>
+        <w:t xml:space="preserve"> основное оружие единицы в данных единицы </w:t>
+      </w:r>
+      <w:proofErr w:type="spellStart"/>
+      <w:r>
+        <w:rPr>
+          <w:lang w:val="en-US"/>
+        </w:rPr>
+        <w:t>CUnit</w:t>
+      </w:r>
+      <w:proofErr w:type="spellEnd"/>
+      <w:r>
+        <w:t xml:space="preserve"> </w:t>
+      </w:r>
+      <w:r>
+        <w:t xml:space="preserve">с помощью тега </w:t>
+      </w:r>
+      <w:r>
+        <w:t>&lt;</w:t>
+      </w:r>
+      <w:proofErr w:type="spellStart"/>
+      <w:r>
+        <w:rPr>
+          <w:lang w:val="en-US"/>
+        </w:rPr>
+        <w:t>WeaponArray</w:t>
+      </w:r>
+      <w:proofErr w:type="spellEnd"/>
+      <w:r>
+        <w:t xml:space="preserve">/&gt; </w:t>
+      </w:r>
+      <w:r>
+        <w:t xml:space="preserve">при условии, если единица создаётся по родительскому объекту </w:t>
+      </w:r>
+      <w:r>
+        <w:rPr>
+          <w:i/>
+          <w:iCs/>
+          <w:lang w:val="en-US"/>
+        </w:rPr>
+        <w:t>Generic</w:t>
+      </w:r>
+      <w:r>
+        <w:rPr>
+          <w:i/>
+          <w:iCs/>
+        </w:rPr>
+        <w:t>_</w:t>
+      </w:r>
+      <w:r>
+        <w:rPr>
+          <w:i/>
+          <w:iCs/>
+          <w:lang w:val="en-US"/>
+        </w:rPr>
+        <w:t>Unit</w:t>
+      </w:r>
+      <w:r>
+        <w:t xml:space="preserve"> и/или любых других производных от неё единиц. </w:t>
+      </w:r>
+      <w:r>
+        <w:t>Оружие подхватится по идентификатору автоматически</w:t>
+      </w:r>
+      <w:r>
+        <w:t>.</w:t>
+      </w:r>
+    </w:p>
+    <w:p/>
     <w:sectPr>
       <w:pgSz w:w="11906" w:h="16838"/>
       <w:pgMar w:top="1134" w:right="850" w:bottom="1134" w:left="1701" w:header="708" w:footer="708" w:gutter="0"/>
@@ -250,9 +3501,98 @@
 <file path=word/numbering.xml><?xml version="1.0" encoding="utf-8"?>
 <w:numbering xmlns:wpc="http://schemas.microsoft.com/office/word/2010/wordprocessingCanvas" xmlns:cx="http://schemas.microsoft.com/office/drawing/2014/chartex" xmlns:cx1="http://schemas.microsoft.com/office/drawing/2015/9/8/chartex" xmlns:cx2="http://schemas.microsoft.com/office/drawing/2015/10/21/chartex" xmlns:cx3="http://schemas.microsoft.com/office/drawing/2016/5/9/chartex" xmlns:cx4="http://schemas.microsoft.com/office/drawing/2016/5/10/chartex" xmlns:cx5="http://schemas.microsoft.com/office/drawing/2016/5/11/chartex" xmlns:cx6="http://schemas.microsoft.com/office/drawing/2016/5/12/chartex" xmlns:cx7="http://schemas.microsoft.com/office/drawing/2016/5/13/chartex" xmlns:cx8="http://schemas.microsoft.com/office/drawing/2016/5/14/chartex" xmlns:mc="http://schemas.openxmlformats.org/markup-compatibility/2006" xmlns:aink="http://schemas.microsoft.com/office/drawing/2016/ink" xmlns:am3d="http://schemas.microsoft.com/office/drawing/2017/model3d" xmlns:o="urn:schemas-microsoft-com:office:office" xmlns:r="http://schemas.openxmlformats.org/officeDocument/2006/relationships" xmlns:m="http://schemas.openxmlformats.org/officeDocument/2006/math" xmlns:v="urn:schemas-microsoft-com:vml" xmlns:wp14="http://schemas.microsoft.com/office/word/2010/wordprocessingDrawing" xmlns:wp="http://schemas.openxmlformats.org/drawingml/2006/wordprocessingDrawing" xmlns:w10="urn:schemas-microsoft-com:office:word" xmlns:w="http://schemas.openxmlformats.org/wordprocessingml/2006/main" xmlns:w14="http://schemas.microsoft.com/office/word/2010/wordml" xmlns:w15="http://schemas.microsoft.com/office/word/2012/wordml" xmlns:w16cex="http://schemas.microsoft.com/office/word/2018/wordml/cex" xmlns:w16cid="http://schemas.microsoft.com/office/word/2016/wordml/cid" xmlns:w16="http://schemas.microsoft.com/office/word/2018/wordml" xmlns:w16sdtdh="http://schemas.microsoft.com/office/word/2020/wordml/sdtdatahash" xmlns:w16se="http://schemas.microsoft.com/office/word/2015/wordml/symex" xmlns:wpg="http://schemas.microsoft.com/office/word/2010/wordprocessingGroup" xmlns:wpi="http://schemas.microsoft.com/office/word/2010/wordprocessingInk" xmlns:wne="http://schemas.microsoft.com/office/word/2006/wordml" xmlns:wps="http://schemas.microsoft.com/office/word/2010/wordprocessingShape" mc:Ignorable="w14 w15 w16se w16cid w16 w16cex w16sdtdh wp14">
   <w:abstractNum w:abstractNumId="0" w15:restartNumberingAfterBreak="0">
-    <w:nsid w:val="5EE4142B"/>
+    <w:nsid w:val="18EC5A47"/>
     <w:multiLevelType w:val="hybridMultilevel"/>
-    <w:tmpl w:val="720A693E"/>
+    <w:tmpl w:val="80FCB0D6"/>
+    <w:lvl w:ilvl="0" w:tplc="0419000F">
+      <w:start w:val="1"/>
+      <w:numFmt w:val="decimal"/>
+      <w:lvlText w:val="%1."/>
+      <w:lvlJc w:val="left"/>
+      <w:pPr>
+        <w:ind w:left="720" w:hanging="360"/>
+      </w:pPr>
+      <w:rPr>
+        <w:rFonts w:hint="default"/>
+      </w:rPr>
+    </w:lvl>
+    <w:lvl w:ilvl="1" w:tplc="04190019">
+      <w:start w:val="1"/>
+      <w:numFmt w:val="lowerLetter"/>
+      <w:lvlText w:val="%2."/>
+      <w:lvlJc w:val="left"/>
+      <w:pPr>
+        <w:ind w:left="1440" w:hanging="360"/>
+      </w:pPr>
+    </w:lvl>
+    <w:lvl w:ilvl="2" w:tplc="0419001B" w:tentative="1">
+      <w:start w:val="1"/>
+      <w:numFmt w:val="lowerRoman"/>
+      <w:lvlText w:val="%3."/>
+      <w:lvlJc w:val="right"/>
+      <w:pPr>
+        <w:ind w:left="2160" w:hanging="180"/>
+      </w:pPr>
+    </w:lvl>
+    <w:lvl w:ilvl="3" w:tplc="0419000F" w:tentative="1">
+      <w:start w:val="1"/>
+      <w:numFmt w:val="decimal"/>
+      <w:lvlText w:val="%4."/>
+      <w:lvlJc w:val="left"/>
+      <w:pPr>
+        <w:ind w:left="2880" w:hanging="360"/>
+      </w:pPr>
+    </w:lvl>
+    <w:lvl w:ilvl="4" w:tplc="04190019" w:tentative="1">
+      <w:start w:val="1"/>
+      <w:numFmt w:val="lowerLetter"/>
+      <w:lvlText w:val="%5."/>
+      <w:lvlJc w:val="left"/>
+      <w:pPr>
+        <w:ind w:left="3600" w:hanging="360"/>
+      </w:pPr>
+    </w:lvl>
+    <w:lvl w:ilvl="5" w:tplc="0419001B" w:tentative="1">
+      <w:start w:val="1"/>
+      <w:numFmt w:val="lowerRoman"/>
+      <w:lvlText w:val="%6."/>
+      <w:lvlJc w:val="right"/>
+      <w:pPr>
+        <w:ind w:left="4320" w:hanging="180"/>
+      </w:pPr>
+    </w:lvl>
+    <w:lvl w:ilvl="6" w:tplc="0419000F" w:tentative="1">
+      <w:start w:val="1"/>
+      <w:numFmt w:val="decimal"/>
+      <w:lvlText w:val="%7."/>
+      <w:lvlJc w:val="left"/>
+      <w:pPr>
+        <w:ind w:left="5040" w:hanging="360"/>
+      </w:pPr>
+    </w:lvl>
+    <w:lvl w:ilvl="7" w:tplc="04190019" w:tentative="1">
+      <w:start w:val="1"/>
+      <w:numFmt w:val="lowerLetter"/>
+      <w:lvlText w:val="%8."/>
+      <w:lvlJc w:val="left"/>
+      <w:pPr>
+        <w:ind w:left="5760" w:hanging="360"/>
+      </w:pPr>
+    </w:lvl>
+    <w:lvl w:ilvl="8" w:tplc="0419001B" w:tentative="1">
+      <w:start w:val="1"/>
+      <w:numFmt w:val="lowerRoman"/>
+      <w:lvlText w:val="%9."/>
+      <w:lvlJc w:val="right"/>
+      <w:pPr>
+        <w:ind w:left="6480" w:hanging="180"/>
+      </w:pPr>
+    </w:lvl>
+  </w:abstractNum>
+  <w:abstractNum w:abstractNumId="1" w15:restartNumberingAfterBreak="0">
+    <w:nsid w:val="1FE9714D"/>
+    <w:multiLevelType w:val="hybridMultilevel"/>
+    <w:tmpl w:val="58ECCDDC"/>
     <w:lvl w:ilvl="0" w:tplc="0419000F">
       <w:start w:val="1"/>
       <w:numFmt w:val="decimal"/>
@@ -338,8 +3678,287 @@
       </w:pPr>
     </w:lvl>
   </w:abstractNum>
+  <w:abstractNum w:abstractNumId="2" w15:restartNumberingAfterBreak="0">
+    <w:nsid w:val="4D190069"/>
+    <w:multiLevelType w:val="hybridMultilevel"/>
+    <w:tmpl w:val="D2DA8C1C"/>
+    <w:lvl w:ilvl="0" w:tplc="0419000F">
+      <w:start w:val="1"/>
+      <w:numFmt w:val="decimal"/>
+      <w:lvlText w:val="%1."/>
+      <w:lvlJc w:val="left"/>
+      <w:pPr>
+        <w:ind w:left="720" w:hanging="360"/>
+      </w:pPr>
+      <w:rPr>
+        <w:rFonts w:hint="default"/>
+      </w:rPr>
+    </w:lvl>
+    <w:lvl w:ilvl="1" w:tplc="04190019">
+      <w:start w:val="1"/>
+      <w:numFmt w:val="lowerLetter"/>
+      <w:lvlText w:val="%2."/>
+      <w:lvlJc w:val="left"/>
+      <w:pPr>
+        <w:ind w:left="1440" w:hanging="360"/>
+      </w:pPr>
+    </w:lvl>
+    <w:lvl w:ilvl="2" w:tplc="0419001B" w:tentative="1">
+      <w:start w:val="1"/>
+      <w:numFmt w:val="lowerRoman"/>
+      <w:lvlText w:val="%3."/>
+      <w:lvlJc w:val="right"/>
+      <w:pPr>
+        <w:ind w:left="2160" w:hanging="180"/>
+      </w:pPr>
+    </w:lvl>
+    <w:lvl w:ilvl="3" w:tplc="0419000F" w:tentative="1">
+      <w:start w:val="1"/>
+      <w:numFmt w:val="decimal"/>
+      <w:lvlText w:val="%4."/>
+      <w:lvlJc w:val="left"/>
+      <w:pPr>
+        <w:ind w:left="2880" w:hanging="360"/>
+      </w:pPr>
+    </w:lvl>
+    <w:lvl w:ilvl="4" w:tplc="04190019" w:tentative="1">
+      <w:start w:val="1"/>
+      <w:numFmt w:val="lowerLetter"/>
+      <w:lvlText w:val="%5."/>
+      <w:lvlJc w:val="left"/>
+      <w:pPr>
+        <w:ind w:left="3600" w:hanging="360"/>
+      </w:pPr>
+    </w:lvl>
+    <w:lvl w:ilvl="5" w:tplc="0419001B" w:tentative="1">
+      <w:start w:val="1"/>
+      <w:numFmt w:val="lowerRoman"/>
+      <w:lvlText w:val="%6."/>
+      <w:lvlJc w:val="right"/>
+      <w:pPr>
+        <w:ind w:left="4320" w:hanging="180"/>
+      </w:pPr>
+    </w:lvl>
+    <w:lvl w:ilvl="6" w:tplc="0419000F" w:tentative="1">
+      <w:start w:val="1"/>
+      <w:numFmt w:val="decimal"/>
+      <w:lvlText w:val="%7."/>
+      <w:lvlJc w:val="left"/>
+      <w:pPr>
+        <w:ind w:left="5040" w:hanging="360"/>
+      </w:pPr>
+    </w:lvl>
+    <w:lvl w:ilvl="7" w:tplc="04190019" w:tentative="1">
+      <w:start w:val="1"/>
+      <w:numFmt w:val="lowerLetter"/>
+      <w:lvlText w:val="%8."/>
+      <w:lvlJc w:val="left"/>
+      <w:pPr>
+        <w:ind w:left="5760" w:hanging="360"/>
+      </w:pPr>
+    </w:lvl>
+    <w:lvl w:ilvl="8" w:tplc="0419001B" w:tentative="1">
+      <w:start w:val="1"/>
+      <w:numFmt w:val="lowerRoman"/>
+      <w:lvlText w:val="%9."/>
+      <w:lvlJc w:val="right"/>
+      <w:pPr>
+        <w:ind w:left="6480" w:hanging="180"/>
+      </w:pPr>
+    </w:lvl>
+  </w:abstractNum>
+  <w:abstractNum w:abstractNumId="3" w15:restartNumberingAfterBreak="0">
+    <w:nsid w:val="5EE4142B"/>
+    <w:multiLevelType w:val="hybridMultilevel"/>
+    <w:tmpl w:val="720A693E"/>
+    <w:lvl w:ilvl="0" w:tplc="0419000F">
+      <w:start w:val="1"/>
+      <w:numFmt w:val="decimal"/>
+      <w:lvlText w:val="%1."/>
+      <w:lvlJc w:val="left"/>
+      <w:pPr>
+        <w:ind w:left="720" w:hanging="360"/>
+      </w:pPr>
+      <w:rPr>
+        <w:rFonts w:hint="default"/>
+      </w:rPr>
+    </w:lvl>
+    <w:lvl w:ilvl="1" w:tplc="04190019" w:tentative="1">
+      <w:start w:val="1"/>
+      <w:numFmt w:val="lowerLetter"/>
+      <w:lvlText w:val="%2."/>
+      <w:lvlJc w:val="left"/>
+      <w:pPr>
+        <w:ind w:left="1440" w:hanging="360"/>
+      </w:pPr>
+    </w:lvl>
+    <w:lvl w:ilvl="2" w:tplc="0419001B" w:tentative="1">
+      <w:start w:val="1"/>
+      <w:numFmt w:val="lowerRoman"/>
+      <w:lvlText w:val="%3."/>
+      <w:lvlJc w:val="right"/>
+      <w:pPr>
+        <w:ind w:left="2160" w:hanging="180"/>
+      </w:pPr>
+    </w:lvl>
+    <w:lvl w:ilvl="3" w:tplc="0419000F" w:tentative="1">
+      <w:start w:val="1"/>
+      <w:numFmt w:val="decimal"/>
+      <w:lvlText w:val="%4."/>
+      <w:lvlJc w:val="left"/>
+      <w:pPr>
+        <w:ind w:left="2880" w:hanging="360"/>
+      </w:pPr>
+    </w:lvl>
+    <w:lvl w:ilvl="4" w:tplc="04190019" w:tentative="1">
+      <w:start w:val="1"/>
+      <w:numFmt w:val="lowerLetter"/>
+      <w:lvlText w:val="%5."/>
+      <w:lvlJc w:val="left"/>
+      <w:pPr>
+        <w:ind w:left="3600" w:hanging="360"/>
+      </w:pPr>
+    </w:lvl>
+    <w:lvl w:ilvl="5" w:tplc="0419001B" w:tentative="1">
+      <w:start w:val="1"/>
+      <w:numFmt w:val="lowerRoman"/>
+      <w:lvlText w:val="%6."/>
+      <w:lvlJc w:val="right"/>
+      <w:pPr>
+        <w:ind w:left="4320" w:hanging="180"/>
+      </w:pPr>
+    </w:lvl>
+    <w:lvl w:ilvl="6" w:tplc="0419000F" w:tentative="1">
+      <w:start w:val="1"/>
+      <w:numFmt w:val="decimal"/>
+      <w:lvlText w:val="%7."/>
+      <w:lvlJc w:val="left"/>
+      <w:pPr>
+        <w:ind w:left="5040" w:hanging="360"/>
+      </w:pPr>
+    </w:lvl>
+    <w:lvl w:ilvl="7" w:tplc="04190019" w:tentative="1">
+      <w:start w:val="1"/>
+      <w:numFmt w:val="lowerLetter"/>
+      <w:lvlText w:val="%8."/>
+      <w:lvlJc w:val="left"/>
+      <w:pPr>
+        <w:ind w:left="5760" w:hanging="360"/>
+      </w:pPr>
+    </w:lvl>
+    <w:lvl w:ilvl="8" w:tplc="0419001B" w:tentative="1">
+      <w:start w:val="1"/>
+      <w:numFmt w:val="lowerRoman"/>
+      <w:lvlText w:val="%9."/>
+      <w:lvlJc w:val="right"/>
+      <w:pPr>
+        <w:ind w:left="6480" w:hanging="180"/>
+      </w:pPr>
+    </w:lvl>
+  </w:abstractNum>
+  <w:abstractNum w:abstractNumId="4" w15:restartNumberingAfterBreak="0">
+    <w:nsid w:val="767B308A"/>
+    <w:multiLevelType w:val="hybridMultilevel"/>
+    <w:tmpl w:val="8E001736"/>
+    <w:lvl w:ilvl="0" w:tplc="0419000F">
+      <w:start w:val="1"/>
+      <w:numFmt w:val="decimal"/>
+      <w:lvlText w:val="%1."/>
+      <w:lvlJc w:val="left"/>
+      <w:pPr>
+        <w:ind w:left="720" w:hanging="360"/>
+      </w:pPr>
+      <w:rPr>
+        <w:rFonts w:hint="default"/>
+      </w:rPr>
+    </w:lvl>
+    <w:lvl w:ilvl="1" w:tplc="04190019" w:tentative="1">
+      <w:start w:val="1"/>
+      <w:numFmt w:val="lowerLetter"/>
+      <w:lvlText w:val="%2."/>
+      <w:lvlJc w:val="left"/>
+      <w:pPr>
+        <w:ind w:left="1440" w:hanging="360"/>
+      </w:pPr>
+    </w:lvl>
+    <w:lvl w:ilvl="2" w:tplc="0419001B" w:tentative="1">
+      <w:start w:val="1"/>
+      <w:numFmt w:val="lowerRoman"/>
+      <w:lvlText w:val="%3."/>
+      <w:lvlJc w:val="right"/>
+      <w:pPr>
+        <w:ind w:left="2160" w:hanging="180"/>
+      </w:pPr>
+    </w:lvl>
+    <w:lvl w:ilvl="3" w:tplc="0419000F" w:tentative="1">
+      <w:start w:val="1"/>
+      <w:numFmt w:val="decimal"/>
+      <w:lvlText w:val="%4."/>
+      <w:lvlJc w:val="left"/>
+      <w:pPr>
+        <w:ind w:left="2880" w:hanging="360"/>
+      </w:pPr>
+    </w:lvl>
+    <w:lvl w:ilvl="4" w:tplc="04190019" w:tentative="1">
+      <w:start w:val="1"/>
+      <w:numFmt w:val="lowerLetter"/>
+      <w:lvlText w:val="%5."/>
+      <w:lvlJc w:val="left"/>
+      <w:pPr>
+        <w:ind w:left="3600" w:hanging="360"/>
+      </w:pPr>
+    </w:lvl>
+    <w:lvl w:ilvl="5" w:tplc="0419001B" w:tentative="1">
+      <w:start w:val="1"/>
+      <w:numFmt w:val="lowerRoman"/>
+      <w:lvlText w:val="%6."/>
+      <w:lvlJc w:val="right"/>
+      <w:pPr>
+        <w:ind w:left="4320" w:hanging="180"/>
+      </w:pPr>
+    </w:lvl>
+    <w:lvl w:ilvl="6" w:tplc="0419000F" w:tentative="1">
+      <w:start w:val="1"/>
+      <w:numFmt w:val="decimal"/>
+      <w:lvlText w:val="%7."/>
+      <w:lvlJc w:val="left"/>
+      <w:pPr>
+        <w:ind w:left="5040" w:hanging="360"/>
+      </w:pPr>
+    </w:lvl>
+    <w:lvl w:ilvl="7" w:tplc="04190019" w:tentative="1">
+      <w:start w:val="1"/>
+      <w:numFmt w:val="lowerLetter"/>
+      <w:lvlText w:val="%8."/>
+      <w:lvlJc w:val="left"/>
+      <w:pPr>
+        <w:ind w:left="5760" w:hanging="360"/>
+      </w:pPr>
+    </w:lvl>
+    <w:lvl w:ilvl="8" w:tplc="0419001B" w:tentative="1">
+      <w:start w:val="1"/>
+      <w:numFmt w:val="lowerRoman"/>
+      <w:lvlText w:val="%9."/>
+      <w:lvlJc w:val="right"/>
+      <w:pPr>
+        <w:ind w:left="6480" w:hanging="180"/>
+      </w:pPr>
+    </w:lvl>
+  </w:abstractNum>
   <w:num w:numId="1">
+    <w:abstractNumId w:val="3"/>
+  </w:num>
+  <w:num w:numId="2">
     <w:abstractNumId w:val="0"/>
+  </w:num>
+  <w:num w:numId="3">
+    <w:abstractNumId w:val="1"/>
+  </w:num>
+  <w:num w:numId="4">
+    <w:abstractNumId w:val="4"/>
+  </w:num>
+  <w:num w:numId="5">
+    <w:abstractNumId w:val="2"/>
   </w:num>
 </w:numbering>
 </file>
@@ -764,6 +4383,50 @@
       <w:szCs w:val="32"/>
     </w:rPr>
   </w:style>
+  <w:style w:type="paragraph" w:styleId="2">
+    <w:name w:val="heading 2"/>
+    <w:basedOn w:val="a"/>
+    <w:next w:val="a"/>
+    <w:link w:val="20"/>
+    <w:uiPriority w:val="9"/>
+    <w:unhideWhenUsed/>
+    <w:qFormat/>
+    <w:rsid w:val="0081490A"/>
+    <w:pPr>
+      <w:keepNext/>
+      <w:keepLines/>
+      <w:spacing w:before="40" w:after="0"/>
+      <w:outlineLvl w:val="1"/>
+    </w:pPr>
+    <w:rPr>
+      <w:rFonts w:asciiTheme="majorHAnsi" w:eastAsiaTheme="majorEastAsia" w:hAnsiTheme="majorHAnsi" w:cstheme="majorBidi"/>
+      <w:color w:val="2F5496" w:themeColor="accent1" w:themeShade="BF"/>
+      <w:sz w:val="26"/>
+      <w:szCs w:val="26"/>
+    </w:rPr>
+  </w:style>
+  <w:style w:type="paragraph" w:styleId="3">
+    <w:name w:val="heading 3"/>
+    <w:basedOn w:val="a"/>
+    <w:next w:val="a"/>
+    <w:link w:val="30"/>
+    <w:uiPriority w:val="9"/>
+    <w:unhideWhenUsed/>
+    <w:qFormat/>
+    <w:rsid w:val="003F03C4"/>
+    <w:pPr>
+      <w:keepNext/>
+      <w:keepLines/>
+      <w:spacing w:before="40" w:after="0"/>
+      <w:outlineLvl w:val="2"/>
+    </w:pPr>
+    <w:rPr>
+      <w:rFonts w:asciiTheme="majorHAnsi" w:eastAsiaTheme="majorEastAsia" w:hAnsiTheme="majorHAnsi" w:cstheme="majorBidi"/>
+      <w:color w:val="1F3763" w:themeColor="accent1" w:themeShade="7F"/>
+      <w:sz w:val="24"/>
+      <w:szCs w:val="24"/>
+    </w:rPr>
+  </w:style>
   <w:style w:type="character" w:default="1" w:styleId="a0">
     <w:name w:val="Default Paragraph Font"/>
     <w:uiPriority w:val="1"/>
@@ -828,6 +4491,68 @@
     <w:pPr>
       <w:ind w:left="720"/>
       <w:contextualSpacing/>
+    </w:pPr>
+  </w:style>
+  <w:style w:type="paragraph" w:styleId="11">
+    <w:name w:val="toc 1"/>
+    <w:basedOn w:val="a"/>
+    <w:next w:val="a"/>
+    <w:autoRedefine/>
+    <w:uiPriority w:val="39"/>
+    <w:unhideWhenUsed/>
+    <w:rsid w:val="0081490A"/>
+    <w:pPr>
+      <w:spacing w:after="100"/>
+    </w:pPr>
+  </w:style>
+  <w:style w:type="character" w:styleId="a5">
+    <w:name w:val="Hyperlink"/>
+    <w:basedOn w:val="a0"/>
+    <w:uiPriority w:val="99"/>
+    <w:unhideWhenUsed/>
+    <w:rsid w:val="0081490A"/>
+    <w:rPr>
+      <w:color w:val="0563C1" w:themeColor="hyperlink"/>
+      <w:u w:val="single"/>
+    </w:rPr>
+  </w:style>
+  <w:style w:type="character" w:customStyle="1" w:styleId="20">
+    <w:name w:val="Заголовок 2 Знак"/>
+    <w:basedOn w:val="a0"/>
+    <w:link w:val="2"/>
+    <w:uiPriority w:val="9"/>
+    <w:rsid w:val="0081490A"/>
+    <w:rPr>
+      <w:rFonts w:asciiTheme="majorHAnsi" w:eastAsiaTheme="majorEastAsia" w:hAnsiTheme="majorHAnsi" w:cstheme="majorBidi"/>
+      <w:color w:val="2F5496" w:themeColor="accent1" w:themeShade="BF"/>
+      <w:sz w:val="26"/>
+      <w:szCs w:val="26"/>
+    </w:rPr>
+  </w:style>
+  <w:style w:type="character" w:customStyle="1" w:styleId="30">
+    <w:name w:val="Заголовок 3 Знак"/>
+    <w:basedOn w:val="a0"/>
+    <w:link w:val="3"/>
+    <w:uiPriority w:val="9"/>
+    <w:rsid w:val="003F03C4"/>
+    <w:rPr>
+      <w:rFonts w:asciiTheme="majorHAnsi" w:eastAsiaTheme="majorEastAsia" w:hAnsiTheme="majorHAnsi" w:cstheme="majorBidi"/>
+      <w:color w:val="1F3763" w:themeColor="accent1" w:themeShade="7F"/>
+      <w:sz w:val="24"/>
+      <w:szCs w:val="24"/>
+    </w:rPr>
+  </w:style>
+  <w:style w:type="paragraph" w:styleId="21">
+    <w:name w:val="toc 2"/>
+    <w:basedOn w:val="a"/>
+    <w:next w:val="a"/>
+    <w:autoRedefine/>
+    <w:uiPriority w:val="39"/>
+    <w:unhideWhenUsed/>
+    <w:rsid w:val="003174D2"/>
+    <w:pPr>
+      <w:spacing w:after="100"/>
+      <w:ind w:left="220"/>
     </w:pPr>
   </w:style>
 </w:styles>

--- a/docs/Standards.docx
+++ b/docs/Standards.docx
@@ -449,7 +449,21 @@
                 <w:rStyle w:val="a5"/>
                 <w:noProof/>
               </w:rPr>
-              <w:t>Единицы</w:t>
+              <w:t>Един</w:t>
+            </w:r>
+            <w:r>
+              <w:rPr>
+                <w:rStyle w:val="a5"/>
+                <w:noProof/>
+              </w:rPr>
+              <w:t>и</w:t>
+            </w:r>
+            <w:r>
+              <w:rPr>
+                <w:rStyle w:val="a5"/>
+                <w:noProof/>
+              </w:rPr>
+              <w:t>цы</w:t>
             </w:r>
             <w:r>
               <w:rPr>
@@ -1106,6 +1120,85 @@
     <w:p>
       <w:pPr>
         <w:rPr>
+          <w:rFonts w:asciiTheme="majorHAnsi" w:hAnsiTheme="majorHAnsi" w:cstheme="majorHAnsi"/>
+        </w:rPr>
+      </w:pPr>
+      <w:bookmarkStart w:id="4" w:name="Блок_данных"/>
+      <w:r>
+        <w:rPr>
+          <w:rFonts w:asciiTheme="majorHAnsi" w:hAnsiTheme="majorHAnsi" w:cstheme="majorHAnsi"/>
+          <w:b/>
+          <w:bCs/>
+        </w:rPr>
+        <w:t>Блок данных</w:t>
+      </w:r>
+      <w:bookmarkEnd w:id="4"/>
+      <w:r>
+        <w:rPr>
+          <w:rFonts w:asciiTheme="majorHAnsi" w:hAnsiTheme="majorHAnsi" w:cstheme="majorHAnsi"/>
+        </w:rPr>
+        <w:t xml:space="preserve"> – Часть файла </w:t>
+      </w:r>
+      <w:r>
+        <w:rPr>
+          <w:rFonts w:asciiTheme="majorHAnsi" w:hAnsiTheme="majorHAnsi" w:cstheme="majorHAnsi"/>
+          <w:lang w:val="en-US"/>
+        </w:rPr>
+        <w:t>XML</w:t>
+      </w:r>
+      <w:r>
+        <w:rPr>
+          <w:rFonts w:asciiTheme="majorHAnsi" w:hAnsiTheme="majorHAnsi" w:cstheme="majorHAnsi"/>
+        </w:rPr>
+        <w:t xml:space="preserve">, </w:t>
+      </w:r>
+      <w:r>
+        <w:rPr>
+          <w:rFonts w:asciiTheme="majorHAnsi" w:hAnsiTheme="majorHAnsi" w:cstheme="majorHAnsi"/>
+        </w:rPr>
+        <w:t>полностью определяющий связанные объекты конкретной единицы данных</w:t>
+      </w:r>
+      <w:r>
+        <w:rPr>
+          <w:rFonts w:asciiTheme="majorHAnsi" w:hAnsiTheme="majorHAnsi" w:cstheme="majorHAnsi"/>
+        </w:rPr>
+        <w:t xml:space="preserve">, </w:t>
+      </w:r>
+      <w:r>
+        <w:rPr>
+          <w:rFonts w:asciiTheme="majorHAnsi" w:hAnsiTheme="majorHAnsi" w:cstheme="majorHAnsi"/>
+        </w:rPr>
+        <w:t>по сути является единицей данных</w:t>
+      </w:r>
+      <w:r>
+        <w:rPr>
+          <w:rFonts w:asciiTheme="majorHAnsi" w:hAnsiTheme="majorHAnsi" w:cstheme="majorHAnsi"/>
+        </w:rPr>
+        <w:t xml:space="preserve">, </w:t>
+      </w:r>
+      <w:r>
+        <w:rPr>
+          <w:rFonts w:asciiTheme="majorHAnsi" w:hAnsiTheme="majorHAnsi" w:cstheme="majorHAnsi"/>
+        </w:rPr>
+        <w:t xml:space="preserve">визуально отличимой внутри файла </w:t>
+      </w:r>
+      <w:r>
+        <w:rPr>
+          <w:rFonts w:asciiTheme="majorHAnsi" w:hAnsiTheme="majorHAnsi" w:cstheme="majorHAnsi"/>
+          <w:lang w:val="en-US"/>
+        </w:rPr>
+        <w:t>XML</w:t>
+      </w:r>
+      <w:r>
+        <w:rPr>
+          <w:rFonts w:asciiTheme="majorHAnsi" w:hAnsiTheme="majorHAnsi" w:cstheme="majorHAnsi"/>
+        </w:rPr>
+        <w:t>.</w:t>
+      </w:r>
+    </w:p>
+    <w:p>
+      <w:pPr>
+        <w:rPr>
           <w:rFonts w:asciiTheme="majorHAnsi" w:eastAsiaTheme="majorEastAsia" w:hAnsiTheme="majorHAnsi" w:cstheme="majorBidi"/>
           <w:color w:val="2F5496" w:themeColor="accent1" w:themeShade="BF"/>
           <w:sz w:val="32"/>
@@ -1136,12 +1229,12 @@
       <w:pPr>
         <w:pStyle w:val="1"/>
       </w:pPr>
-      <w:bookmarkStart w:id="4" w:name="_Toc229165559"/>
+      <w:bookmarkStart w:id="5" w:name="_Toc229165559"/>
       <w:r>
         <w:lastRenderedPageBreak/>
         <w:t>Основные положения</w:t>
       </w:r>
-      <w:bookmarkEnd w:id="4"/>
+      <w:bookmarkEnd w:id="5"/>
     </w:p>
     <w:p/>
     <w:p>
@@ -1249,7 +1342,7 @@
           <w:lang w:val="en-US"/>
         </w:rPr>
       </w:pPr>
-      <w:bookmarkStart w:id="5" w:name="_Toc229165560"/>
+      <w:bookmarkStart w:id="6" w:name="_Toc229165560"/>
       <w:r>
         <w:lastRenderedPageBreak/>
         <w:t xml:space="preserve">Порядок </w:t>
@@ -1260,7 +1353,7 @@
         </w:rPr>
         <w:t>XML</w:t>
       </w:r>
-      <w:bookmarkEnd w:id="5"/>
+      <w:bookmarkEnd w:id="6"/>
     </w:p>
     <w:p/>
     <w:p>
@@ -2133,6 +2226,99 @@
         <w:t>CDataCollection</w:t>
       </w:r>
       <w:r>
+        <w:rPr>
+          <w:lang w:val="en-US"/>
+        </w:rPr>
+        <w:t>Unit</w:t>
+      </w:r>
+    </w:p>
+    <w:p>
+      <w:pPr>
+        <w:ind w:firstLine="708"/>
+      </w:pPr>
+      <w:r>
+        <w:t>Если в одном блоке данных определено несколь</w:t>
+      </w:r>
+      <w:r>
+        <w:rPr>
+          <w:lang w:val="en-US"/>
+        </w:rPr>
+        <w:t>s</w:t>
+      </w:r>
+      <w:r>
+        <w:t>ко самостоятельных единиц данных (Например</w:t>
+      </w:r>
+      <w:r>
+        <w:t xml:space="preserve">, </w:t>
+      </w:r>
+      <w:r>
+        <w:t>два оружие или две способности)</w:t>
+      </w:r>
+      <w:r>
+        <w:t xml:space="preserve">, </w:t>
+      </w:r>
+      <w:r>
+        <w:t>то все составные части каждой единицы данных должны располагаться последовательным блоком</w:t>
+      </w:r>
+      <w:r>
+        <w:t xml:space="preserve">, </w:t>
+      </w:r>
+      <w:r>
+        <w:t>строго соблюдая порядок</w:t>
+      </w:r>
+      <w:r>
+        <w:t xml:space="preserve">, </w:t>
+      </w:r>
+      <w:r>
+        <w:t>установленный соответствующем разделом выше</w:t>
+      </w:r>
+      <w:r>
+        <w:t xml:space="preserve">. </w:t>
+      </w:r>
+      <w:r>
+        <w:t>Следующ</w:t>
+      </w:r>
+      <w:r>
+        <w:t>ий</w:t>
+      </w:r>
+      <w:r>
+        <w:t xml:space="preserve"> </w:t>
+      </w:r>
+      <w:r>
+        <w:fldChar w:fldCharType="begin"/>
+      </w:r>
+      <w:r>
+        <w:instrText xml:space="preserve"> REF Блок_данных \h </w:instrText>
+      </w:r>
+      <w:r>
+        <w:fldChar w:fldCharType="separate"/>
+      </w:r>
+      <w:r>
+        <w:rPr>
+          <w:rFonts w:asciiTheme="majorHAnsi" w:hAnsiTheme="majorHAnsi" w:cstheme="majorHAnsi"/>
+          <w:b/>
+          <w:bCs/>
+        </w:rPr>
+        <w:t>б</w:t>
+      </w:r>
+      <w:r>
+        <w:rPr>
+          <w:rFonts w:asciiTheme="majorHAnsi" w:hAnsiTheme="majorHAnsi" w:cstheme="majorHAnsi"/>
+          <w:b/>
+          <w:bCs/>
+        </w:rPr>
+        <w:t>лок данных</w:t>
+      </w:r>
+      <w:r>
+        <w:fldChar w:fldCharType="end"/>
+      </w:r>
+      <w:r>
+        <w:t xml:space="preserve"> размещается строго после полного завершения предыдущ</w:t>
+      </w:r>
+      <w:r>
+        <w:t>его блока данных</w:t>
+      </w:r>
+      <w:r>
         <w:br w:type="page"/>
       </w:r>
     </w:p>
@@ -2140,12 +2326,12 @@
       <w:pPr>
         <w:pStyle w:val="1"/>
       </w:pPr>
-      <w:bookmarkStart w:id="6" w:name="_Toc229165561"/>
+      <w:bookmarkStart w:id="7" w:name="_Toc229165561"/>
       <w:r>
         <w:lastRenderedPageBreak/>
         <w:t>Наименования идентификаторов</w:t>
       </w:r>
-      <w:bookmarkEnd w:id="6"/>
+      <w:bookmarkEnd w:id="7"/>
     </w:p>
     <w:p/>
     <w:p>
@@ -2246,7 +2432,6 @@
         <w:rPr>
           <w:i/>
           <w:iCs/>
-          <w:lang w:val="en-US"/>
         </w:rPr>
       </w:pPr>
       <w:r>
@@ -2463,11 +2648,11 @@
       <w:pPr>
         <w:pStyle w:val="2"/>
       </w:pPr>
-      <w:bookmarkStart w:id="7" w:name="_Toc229165562"/>
+      <w:bookmarkStart w:id="8" w:name="_Toc229165562"/>
       <w:r>
         <w:t>Единицы</w:t>
       </w:r>
-      <w:bookmarkEnd w:id="7"/>
+      <w:bookmarkEnd w:id="8"/>
     </w:p>
     <w:p>
       <w:r>
@@ -2593,6 +2778,157 @@
       </w:r>
       <w:r>
         <w:t>и должна быть включена в коллекцию соответствующей единицы данных</w:t>
+      </w:r>
+    </w:p>
+    <w:p/>
+    <w:p>
+      <w:pPr>
+        <w:pStyle w:val="2"/>
+      </w:pPr>
+      <w:r>
+        <w:t>Кнопки</w:t>
+      </w:r>
+    </w:p>
+    <w:p>
+      <w:r>
+        <w:t>Идентификатор кнопки должен соответствовать идентификатору текущей единицы данных</w:t>
+      </w:r>
+      <w:r>
+        <w:t>.</w:t>
+      </w:r>
+    </w:p>
+    <w:p>
+      <w:r>
+        <w:t>В случае</w:t>
+      </w:r>
+      <w:r>
+        <w:t xml:space="preserve">, </w:t>
+      </w:r>
+      <w:r>
+        <w:t>если кнопка определяется для боевой единицы</w:t>
+      </w:r>
+      <w:r>
+        <w:t xml:space="preserve">, </w:t>
+      </w:r>
+      <w:r>
+        <w:t>то её следует определять по одной из дефолтной родительской кнопки из этого списка</w:t>
+      </w:r>
+      <w:r>
+        <w:t>:</w:t>
+      </w:r>
+    </w:p>
+    <w:p>
+      <w:pPr>
+        <w:pStyle w:val="a4"/>
+        <w:numPr>
+          <w:ilvl w:val="0"/>
+          <w:numId w:val="6"/>
+        </w:numPr>
+        <w:rPr>
+          <w:lang w:val="en-US"/>
+        </w:rPr>
+      </w:pPr>
+      <w:r>
+        <w:rPr>
+          <w:lang w:val="en-US"/>
+        </w:rPr>
+        <w:t>UnitButton_OnlyGround</w:t>
+      </w:r>
+    </w:p>
+    <w:p>
+      <w:pPr>
+        <w:pStyle w:val="a4"/>
+        <w:numPr>
+          <w:ilvl w:val="0"/>
+          <w:numId w:val="6"/>
+        </w:numPr>
+        <w:rPr>
+          <w:lang w:val="en-US"/>
+        </w:rPr>
+      </w:pPr>
+      <w:r>
+        <w:rPr>
+          <w:lang w:val="en-US"/>
+        </w:rPr>
+        <w:t>UnitButton_OnlyAir</w:t>
+      </w:r>
+    </w:p>
+    <w:p>
+      <w:pPr>
+        <w:pStyle w:val="a4"/>
+        <w:numPr>
+          <w:ilvl w:val="0"/>
+          <w:numId w:val="6"/>
+        </w:numPr>
+        <w:rPr>
+          <w:lang w:val="en-US"/>
+        </w:rPr>
+      </w:pPr>
+      <w:r>
+        <w:rPr>
+          <w:lang w:val="en-US"/>
+        </w:rPr>
+        <w:t>UnitButton_GroundAir</w:t>
+      </w:r>
+    </w:p>
+    <w:p>
+      <w:pPr>
+        <w:pStyle w:val="a4"/>
+        <w:numPr>
+          <w:ilvl w:val="0"/>
+          <w:numId w:val="6"/>
+        </w:numPr>
+        <w:rPr>
+          <w:lang w:val="en-US"/>
+        </w:rPr>
+      </w:pPr>
+      <w:r>
+        <w:rPr>
+          <w:lang w:val="en-US"/>
+        </w:rPr>
+        <w:t>UnitButton_Detector</w:t>
+      </w:r>
+    </w:p>
+    <w:p>
+      <w:pPr>
+        <w:pStyle w:val="a4"/>
+        <w:numPr>
+          <w:ilvl w:val="0"/>
+          <w:numId w:val="6"/>
+        </w:numPr>
+        <w:rPr>
+          <w:lang w:val="en-US"/>
+        </w:rPr>
+      </w:pPr>
+      <w:r>
+        <w:rPr>
+          <w:lang w:val="en-US"/>
+        </w:rPr>
+        <w:t>UnitButton_OnlyGroundDetector</w:t>
+      </w:r>
+    </w:p>
+    <w:p>
+      <w:pPr>
+        <w:pStyle w:val="a4"/>
+        <w:numPr>
+          <w:ilvl w:val="0"/>
+          <w:numId w:val="6"/>
+        </w:numPr>
+      </w:pPr>
+      <w:r>
+        <w:t>UnitButton_OnlyAirDetector</w:t>
+      </w:r>
+    </w:p>
+    <w:p>
+      <w:pPr>
+        <w:pStyle w:val="a4"/>
+        <w:numPr>
+          <w:ilvl w:val="0"/>
+          <w:numId w:val="6"/>
+        </w:numPr>
+      </w:pPr>
+      <w:r>
+        <w:t>UnitButton_GroundAirDetector</w:t>
       </w:r>
     </w:p>
     <w:p/>
@@ -2618,12 +2954,12 @@
       <w:pPr>
         <w:pStyle w:val="2"/>
       </w:pPr>
-      <w:bookmarkStart w:id="8" w:name="_Toc229165563"/>
+      <w:bookmarkStart w:id="9" w:name="_Toc229165563"/>
       <w:r>
         <w:lastRenderedPageBreak/>
         <w:t>Эффекты</w:t>
       </w:r>
-      <w:bookmarkEnd w:id="8"/>
+      <w:bookmarkEnd w:id="9"/>
     </w:p>
     <w:p>
       <w:r>
@@ -2985,12 +3321,12 @@
       <w:pPr>
         <w:pStyle w:val="2"/>
       </w:pPr>
-      <w:bookmarkStart w:id="9" w:name="_Toc229165564"/>
+      <w:bookmarkStart w:id="10" w:name="_Toc229165564"/>
       <w:r>
         <w:lastRenderedPageBreak/>
         <w:t>Оружия</w:t>
       </w:r>
-      <w:bookmarkEnd w:id="9"/>
+      <w:bookmarkEnd w:id="10"/>
     </w:p>
     <w:p>
       <w:pPr>
@@ -3479,7 +3815,7 @@
         <w:ind w:left="1440" w:hanging="360"/>
       </w:pPr>
     </w:lvl>
-    <w:lvl w:ilvl="2" w:tplc="0419001B" w:tentative="1">
+    <w:lvl w:ilvl="2" w:tplc="0419001B">
       <w:start w:val="1"/>
       <w:numFmt w:val="lowerRoman"/>
       <w:lvlText w:val="%3."/>
@@ -3544,6 +3880,119 @@
     </w:lvl>
   </w:abstractNum>
   <w:abstractNum w:abstractNumId="3" w15:restartNumberingAfterBreak="0">
+    <w:nsid w:val="5ECF7E20"/>
+    <w:multiLevelType w:val="hybridMultilevel"/>
+    <w:tmpl w:val="D3EC7B8C"/>
+    <w:lvl w:ilvl="0" w:tplc="04190001">
+      <w:start w:val="1"/>
+      <w:numFmt w:val="bullet"/>
+      <w:lvlText w:val=""/>
+      <w:lvlJc w:val="left"/>
+      <w:pPr>
+        <w:ind w:left="720" w:hanging="360"/>
+      </w:pPr>
+      <w:rPr>
+        <w:rFonts w:ascii="Symbol" w:hAnsi="Symbol" w:hint="default"/>
+      </w:rPr>
+    </w:lvl>
+    <w:lvl w:ilvl="1" w:tplc="04190003" w:tentative="1">
+      <w:start w:val="1"/>
+      <w:numFmt w:val="bullet"/>
+      <w:lvlText w:val="o"/>
+      <w:lvlJc w:val="left"/>
+      <w:pPr>
+        <w:ind w:left="1440" w:hanging="360"/>
+      </w:pPr>
+      <w:rPr>
+        <w:rFonts w:ascii="Courier New" w:hAnsi="Courier New" w:cs="Courier New" w:hint="default"/>
+      </w:rPr>
+    </w:lvl>
+    <w:lvl w:ilvl="2" w:tplc="04190005" w:tentative="1">
+      <w:start w:val="1"/>
+      <w:numFmt w:val="bullet"/>
+      <w:lvlText w:val=""/>
+      <w:lvlJc w:val="left"/>
+      <w:pPr>
+        <w:ind w:left="2160" w:hanging="360"/>
+      </w:pPr>
+      <w:rPr>
+        <w:rFonts w:ascii="Wingdings" w:hAnsi="Wingdings" w:hint="default"/>
+      </w:rPr>
+    </w:lvl>
+    <w:lvl w:ilvl="3" w:tplc="04190001" w:tentative="1">
+      <w:start w:val="1"/>
+      <w:numFmt w:val="bullet"/>
+      <w:lvlText w:val=""/>
+      <w:lvlJc w:val="left"/>
+      <w:pPr>
+        <w:ind w:left="2880" w:hanging="360"/>
+      </w:pPr>
+      <w:rPr>
+        <w:rFonts w:ascii="Symbol" w:hAnsi="Symbol" w:hint="default"/>
+      </w:rPr>
+    </w:lvl>
+    <w:lvl w:ilvl="4" w:tplc="04190003" w:tentative="1">
+      <w:start w:val="1"/>
+      <w:numFmt w:val="bullet"/>
+      <w:lvlText w:val="o"/>
+      <w:lvlJc w:val="left"/>
+      <w:pPr>
+        <w:ind w:left="3600" w:hanging="360"/>
+      </w:pPr>
+      <w:rPr>
+        <w:rFonts w:ascii="Courier New" w:hAnsi="Courier New" w:cs="Courier New" w:hint="default"/>
+      </w:rPr>
+    </w:lvl>
+    <w:lvl w:ilvl="5" w:tplc="04190005" w:tentative="1">
+      <w:start w:val="1"/>
+      <w:numFmt w:val="bullet"/>
+      <w:lvlText w:val=""/>
+      <w:lvlJc w:val="left"/>
+      <w:pPr>
+        <w:ind w:left="4320" w:hanging="360"/>
+      </w:pPr>
+      <w:rPr>
+        <w:rFonts w:ascii="Wingdings" w:hAnsi="Wingdings" w:hint="default"/>
+      </w:rPr>
+    </w:lvl>
+    <w:lvl w:ilvl="6" w:tplc="04190001" w:tentative="1">
+      <w:start w:val="1"/>
+      <w:numFmt w:val="bullet"/>
+      <w:lvlText w:val=""/>
+      <w:lvlJc w:val="left"/>
+      <w:pPr>
+        <w:ind w:left="5040" w:hanging="360"/>
+      </w:pPr>
+      <w:rPr>
+        <w:rFonts w:ascii="Symbol" w:hAnsi="Symbol" w:hint="default"/>
+      </w:rPr>
+    </w:lvl>
+    <w:lvl w:ilvl="7" w:tplc="04190003" w:tentative="1">
+      <w:start w:val="1"/>
+      <w:numFmt w:val="bullet"/>
+      <w:lvlText w:val="o"/>
+      <w:lvlJc w:val="left"/>
+      <w:pPr>
+        <w:ind w:left="5760" w:hanging="360"/>
+      </w:pPr>
+      <w:rPr>
+        <w:rFonts w:ascii="Courier New" w:hAnsi="Courier New" w:cs="Courier New" w:hint="default"/>
+      </w:rPr>
+    </w:lvl>
+    <w:lvl w:ilvl="8" w:tplc="04190005" w:tentative="1">
+      <w:start w:val="1"/>
+      <w:numFmt w:val="bullet"/>
+      <w:lvlText w:val=""/>
+      <w:lvlJc w:val="left"/>
+      <w:pPr>
+        <w:ind w:left="6480" w:hanging="360"/>
+      </w:pPr>
+      <w:rPr>
+        <w:rFonts w:ascii="Wingdings" w:hAnsi="Wingdings" w:hint="default"/>
+      </w:rPr>
+    </w:lvl>
+  </w:abstractNum>
+  <w:abstractNum w:abstractNumId="4" w15:restartNumberingAfterBreak="0">
     <w:nsid w:val="5EE4142B"/>
     <w:multiLevelType w:val="hybridMultilevel"/>
     <w:tmpl w:val="720A693E"/>
@@ -3632,7 +4081,7 @@
       </w:pPr>
     </w:lvl>
   </w:abstractNum>
-  <w:abstractNum w:abstractNumId="4" w15:restartNumberingAfterBreak="0">
+  <w:abstractNum w:abstractNumId="5" w15:restartNumberingAfterBreak="0">
     <w:nsid w:val="767B308A"/>
     <w:multiLevelType w:val="hybridMultilevel"/>
     <w:tmpl w:val="8E001736"/>
@@ -3722,7 +4171,7 @@
     </w:lvl>
   </w:abstractNum>
   <w:num w:numId="1">
-    <w:abstractNumId w:val="3"/>
+    <w:abstractNumId w:val="4"/>
   </w:num>
   <w:num w:numId="2">
     <w:abstractNumId w:val="0"/>
@@ -3731,10 +4180,13 @@
     <w:abstractNumId w:val="1"/>
   </w:num>
   <w:num w:numId="4">
-    <w:abstractNumId w:val="4"/>
+    <w:abstractNumId w:val="5"/>
   </w:num>
   <w:num w:numId="5">
     <w:abstractNumId w:val="2"/>
+  </w:num>
+  <w:num w:numId="6">
+    <w:abstractNumId w:val="3"/>
   </w:num>
 </w:numbering>
 </file>
@@ -4331,6 +4783,15 @@
       <w:ind w:left="220"/>
     </w:pPr>
   </w:style>
+  <w:style w:type="paragraph" w:styleId="a6">
+    <w:name w:val="No Spacing"/>
+    <w:uiPriority w:val="1"/>
+    <w:qFormat/>
+    <w:rsid w:val="008A13CA"/>
+    <w:pPr>
+      <w:spacing w:after="0" w:line="240" w:lineRule="auto"/>
+    </w:pPr>
+  </w:style>
 </w:styles>
 </file>
 
